--- a/export/ch02_draft_v8.docx
+++ b/export/ch02_draft_v8.docx
@@ -75,9 +75,9 @@
       </w:r>
       <w:r>
         <w:rPr>
-          <w:vertAlign w:val="superscript"/>
-        </w:rPr>
-        <w:t>[web_08]</w:t>
+          <w:rStyle w:val="footnote reference"/>
+        </w:rPr>
+        <w:footnoteReference w:id="12"/>
       </w:r>
       <w:r>
         <w:t xml:space="preserve"> 그 팀이 질문 목록을 만든 것은 태만이 아니었다. 그들은 직관적으로—아마 의식하지 못한 채로—자신들이 테스트가 작동하지 않는 영역에 있음을 감지하고 있었던 것이다.</w:t>
@@ -171,9 +171,9 @@
       </w:r>
       <w:r>
         <w:rPr>
-          <w:vertAlign w:val="superscript"/>
-        </w:rPr>
-        <w:t>[web_08]</w:t>
+          <w:rStyle w:val="footnote reference"/>
+        </w:rPr>
+        <w:footnoteReference w:id="13"/>
       </w:r>
     </w:p>
     <w:p>
@@ -238,13 +238,22 @@
     <w:p>
       <w:pPr/>
       <w:r>
-        <w:t>TDD는 1990년대 말 익스트림 프로그래밍(XP, Extreme Programming) 실천법으로 등장했고, 2003년 켄트 벡(Kent Beck)의 저서 *Test-Driven Development: By Example* 출판으로 방법론으로 공식화됐다. 코드를 작성하기 전에 테스트를 먼저 작성하는 레드-그린-리팩터(Red-Green-Refactor) 사이클을 중심으로 삼는 이 접근 방식은, 수십 년에 걸쳐 소프트웨어의 설계 품질을 높이고 회귀 버그(regression bug)를 방지하는 데 탁월한 효과를 보여왔다.</w:t>
-      </w:r>
-      <w:r>
-        <w:rPr>
-          <w:vertAlign w:val="superscript"/>
-        </w:rPr>
-        <w:t>[web_08]</w:t>
+        <w:t xml:space="preserve">TDD는 1990년대 말 익스트림 프로그래밍(XP, Extreme Programming) 실천법으로 등장했고, 2003년 켄트 벡(Kent Beck)의 저서 </w:t>
+      </w:r>
+      <w:r>
+        <w:rPr>
+          <w:i/>
+        </w:rPr>
+        <w:t>Test-Driven Development: By Example</w:t>
+      </w:r>
+      <w:r>
+        <w:t xml:space="preserve"> 출판으로 방법론으로 공식화됐다. 코드를 작성하기 전에 테스트를 먼저 작성하는 레드-그린-리팩터(Red-Green-Refactor) 사이클을 중심으로 삼는 이 접근 방식은, 수십 년에 걸쳐 소프트웨어의 설계 품질을 높이고 회귀 버그(regression bug)를 방지하는 데 탁월한 효과를 보여왔다.</w:t>
+      </w:r>
+      <w:r>
+        <w:rPr>
+          <w:rStyle w:val="footnote reference"/>
+        </w:rPr>
+        <w:footnoteReference w:id="14"/>
       </w:r>
     </w:p>
     <w:p>
@@ -296,9 +305,9 @@
       </w:r>
       <w:r>
         <w:rPr>
-          <w:vertAlign w:val="superscript"/>
-        </w:rPr>
-        <w:t>[web_10]</w:t>
+          <w:rStyle w:val="footnote reference"/>
+        </w:rPr>
+        <w:footnoteReference w:id="15"/>
       </w:r>
     </w:p>
     <w:p>
@@ -314,15 +323,39 @@
         <w:pStyle w:val="afd"/>
       </w:pPr>
       <w:r>
-        <w:t>테스트 오라클이란 주어진 입력에 대해 시스템의 올바른 출력이 무엇인지를 판정하는 메커니즘을 가리킨다. 가장 단순한 형태는 개발자가 직접 기재한 기대값이다. TDD에서 `assert calculate_bill(100) == 15000`이라고 쓸 때, `15000`이 바로 테스트 오라클 역할을 한다. 테스트가 작동하려면 오라클이 먼저 존재해야 한다.[^web_10]</w:t>
-      </w:r>
-    </w:p>
-    <w:p>
-      <w:pPr/>
+        <w:t xml:space="preserve">테스트 오라클이란 주어진 입력에 대해 시스템의 올바른 출력이 무엇인지를 판정하는 메커니즘을 가리킨다. 가장 단순한 형태는 개발자가 직접 기재한 기대값이다. TDD에서 </w:t>
+      </w:r>
       <w:r>
         <w:rPr>
           <w:rStyle w:val="ab"/>
         </w:rPr>
+        <w:t>assert calculate_bill(100) == 15000</w:t>
+      </w:r>
+      <w:r>
+        <w:t xml:space="preserve">이라고 쓸 때, </w:t>
+      </w:r>
+      <w:r>
+        <w:rPr>
+          <w:rStyle w:val="ab"/>
+        </w:rPr>
+        <w:t>15000</w:t>
+      </w:r>
+      <w:r>
+        <w:t>이 바로 테스트 오라클 역할을 한다. 테스트가 작동하려면 오라클이 먼저 존재해야 한다.</w:t>
+      </w:r>
+      <w:r>
+        <w:rPr>
+          <w:rStyle w:val="footnote reference"/>
+        </w:rPr>
+        <w:footnoteReference w:id="16"/>
+      </w:r>
+    </w:p>
+    <w:p>
+      <w:pPr/>
+      <w:r>
+        <w:rPr>
+          <w:rStyle w:val="ab"/>
+        </w:rPr>
         <w:t>B</w:t>
       </w:r>
       <w:r>
@@ -449,9 +482,9 @@
       </w:r>
       <w:r>
         <w:rPr>
-          <w:vertAlign w:val="superscript"/>
-        </w:rPr>
-        <w:t>[web_08]</w:t>
+          <w:rStyle w:val="footnote reference"/>
+        </w:rPr>
+        <w:footnoteReference w:id="17"/>
       </w:r>
     </w:p>
     <w:p>
@@ -481,7 +514,34 @@
         <w:pStyle w:val="a8"/>
       </w:pPr>
       <w:r>
-        <w:t>- **정답이 하나다**: 주어진 입력에 대해 올바른 출력이 사전에 정의되어 있다. - **재현이 가능하다**: 동일한 입력으로 언제 실행해도 동일한 결과가 나온다. - **실패가 명확하다**: 테스트가 통과하지 못하면 무엇이 잘못됐는지를 정확히 가리킬 수 있다.</w:t>
+        <w:t xml:space="preserve">- </w:t>
+      </w:r>
+      <w:r>
+        <w:rPr>
+          <w:b/>
+        </w:rPr>
+        <w:t>정답이 하나다</w:t>
+      </w:r>
+      <w:r>
+        <w:t xml:space="preserve">: 주어진 입력에 대해 올바른 출력이 사전에 정의되어 있다. - </w:t>
+      </w:r>
+      <w:r>
+        <w:rPr>
+          <w:b/>
+        </w:rPr>
+        <w:t>재현이 가능하다</w:t>
+      </w:r>
+      <w:r>
+        <w:t xml:space="preserve">: 동일한 입력으로 언제 실행해도 동일한 결과가 나온다. - </w:t>
+      </w:r>
+      <w:r>
+        <w:rPr>
+          <w:b/>
+        </w:rPr>
+        <w:t>실패가 명확하다</w:t>
+      </w:r>
+      <w:r>
+        <w:t>: 테스트가 통과하지 못하면 무엇이 잘못됐는지를 정확히 가리킬 수 있다.</w:t>
       </w:r>
     </w:p>
     <w:p>
@@ -489,7 +549,22 @@
         <w:pStyle w:val="a8"/>
       </w:pPr>
       <w:r>
-        <w:t>이 세 조건이 모두 충족될 때, `assert A == B`는 코드의 정확성을 측정하는 가장 효율적인 도구가 된다.[^web_11]</w:t>
+        <w:t xml:space="preserve">이 세 조건이 모두 충족될 때, </w:t>
+      </w:r>
+      <w:r>
+        <w:rPr>
+          <w:rStyle w:val="ab"/>
+        </w:rPr>
+        <w:t>assert A == B</w:t>
+      </w:r>
+      <w:r>
+        <w:t>는 코드의 정확성을 측정하는 가장 효율적인 도구가 된다.</w:t>
+      </w:r>
+      <w:r>
+        <w:rPr>
+          <w:rStyle w:val="footnote reference"/>
+        </w:rPr>
+        <w:footnoteReference w:id="18"/>
       </w:r>
     </w:p>
     <w:p>
@@ -508,18 +583,18 @@
       </w:r>
       <w:r>
         <w:rPr>
-          <w:vertAlign w:val="superscript"/>
-        </w:rPr>
-        <w:t>[web_08]</w:t>
+          <w:rStyle w:val="footnote reference"/>
+        </w:rPr>
+        <w:footnoteReference w:id="19"/>
       </w:r>
       <w:r>
         <w:t xml:space="preserve"> </w:t>
       </w:r>
       <w:r>
         <w:rPr>
-          <w:vertAlign w:val="superscript"/>
-        </w:rPr>
-        <w:t>[web_11]</w:t>
+          <w:rStyle w:val="footnote reference"/>
+        </w:rPr>
+        <w:footnoteReference w:id="20"/>
       </w:r>
     </w:p>
     <w:p>
@@ -566,9 +641,9 @@
       </w:r>
       <w:r>
         <w:rPr>
-          <w:vertAlign w:val="superscript"/>
-        </w:rPr>
-        <w:t>[web_12]</w:t>
+          <w:rStyle w:val="footnote reference"/>
+        </w:rPr>
+        <w:footnoteReference w:id="21"/>
       </w:r>
       <w:r>
         <w:t xml:space="preserve"> 언어 모델이 다음 토큰을 생성할 때 수행하는 작업은, 가능한 모든 다음 토큰에 대한 확률 분포를 계산하고, 그 분포에서 하나를 샘플링하는 것이다. 결정론적 출력은 오히려 예외적인 상황이며, 확률적 샘플링이 기본 작동 방식이다.</w:t>
@@ -594,6 +669,7 @@
       <w:pPr>
         <w:pStyle w:val="a5"/>
       </w:pPr>
+      <w:r/>
     </w:p>
     <w:p>
       <w:pPr>
@@ -615,6 +691,7 @@
       <w:pPr>
         <w:pStyle w:val="a5"/>
       </w:pPr>
+      <w:r/>
     </w:p>
     <w:p>
       <w:pPr>
@@ -628,6 +705,7 @@
       <w:pPr>
         <w:pStyle w:val="a5"/>
       </w:pPr>
+      <w:r/>
     </w:p>
     <w:p>
       <w:pPr>
@@ -698,9 +776,9 @@
       </w:r>
       <w:r>
         <w:rPr>
-          <w:vertAlign w:val="superscript"/>
-        </w:rPr>
-        <w:t>[web_13]</w:t>
+          <w:rStyle w:val="footnote reference"/>
+        </w:rPr>
+        <w:footnoteReference w:id="22"/>
       </w:r>
       <w:r>
         <w:t xml:space="preserve"> 이 요소들은 모델 파라미터나 설정과 무관하게 하드웨어와 인프라 수준에서 발생한다.</w:t>
@@ -719,7 +797,22 @@
         <w:pStyle w:val="afd"/>
       </w:pPr>
       <w:r>
-        <w:t>AI 시스템의 비결정성이란 동일한 입력에 대해 매 실행마다 다른 출력이 생성될 수 있는 특성을 가리킨다. 이 특성은 LLM의 확률적 샘플링 과정, 부동소수점 연산의 순서 의존성, 병렬 처리 환경의 비결정성 등 복수의 원인이 결합된 결과다.[^web_12] [^web_13]</w:t>
+        <w:t>AI 시스템의 비결정성이란 동일한 입력에 대해 매 실행마다 다른 출력이 생성될 수 있는 특성을 가리킨다. 이 특성은 LLM의 확률적 샘플링 과정, 부동소수점 연산의 순서 의존성, 병렬 처리 환경의 비결정성 등 복수의 원인이 결합된 결과다.</w:t>
+      </w:r>
+      <w:r>
+        <w:rPr>
+          <w:rStyle w:val="footnote reference"/>
+        </w:rPr>
+        <w:footnoteReference w:id="23"/>
+      </w:r>
+      <w:r>
+        <w:t xml:space="preserve"> </w:t>
+      </w:r>
+      <w:r>
+        <w:rPr>
+          <w:rStyle w:val="footnote reference"/>
+        </w:rPr>
+        <w:footnoteReference w:id="24"/>
       </w:r>
     </w:p>
     <w:p>
@@ -743,9 +836,9 @@
       </w:r>
       <w:r>
         <w:rPr>
-          <w:vertAlign w:val="superscript"/>
-        </w:rPr>
-        <w:t>[web_03]</w:t>
+          <w:rStyle w:val="footnote reference"/>
+        </w:rPr>
+        <w:footnoteReference w:id="25"/>
       </w:r>
       <w:r>
         <w:t xml:space="preserve"> 네 번 실행하면 세 번은 다른 결과가 나온다는 의미다. "temperature=0은 곧 결정론"이라는 등식은 성립하지 않는다.</w:t>
@@ -758,9 +851,9 @@
       </w:r>
       <w:r>
         <w:rPr>
-          <w:vertAlign w:val="superscript"/>
-        </w:rPr>
-        <w:t>[web_13]</w:t>
+          <w:rStyle w:val="footnote reference"/>
+        </w:rPr>
+        <w:footnoteReference w:id="26"/>
       </w:r>
       <w:r>
         <w:t xml:space="preserve"> 이 수치 차이가 누적되면 최종 토큰 선택에 영향을 미친다.</w:t>
@@ -787,7 +880,34 @@
         <w:pStyle w:val="a8"/>
       </w:pPr>
       <w:r>
-        <w:t>- **샘플링 이외의 원인**: 부동소수점 연산의 순서 의존성, GPU 병렬 처리의 비결정적 집계 - **분산 인프라**: 동일한 모델이 여러 서버에 배치될 때 각 서버의 연산 환경 차이 - **프레임워크 버전**: 동일한 파라미터도 CUDA, cuDNN, 프레임워크 버전에 따라 다른 결과를 낼 수 있음</w:t>
+        <w:t xml:space="preserve">- </w:t>
+      </w:r>
+      <w:r>
+        <w:rPr>
+          <w:b/>
+        </w:rPr>
+        <w:t>샘플링 이외의 원인</w:t>
+      </w:r>
+      <w:r>
+        <w:t xml:space="preserve">: 부동소수점 연산의 순서 의존성, GPU 병렬 처리의 비결정적 집계 - </w:t>
+      </w:r>
+      <w:r>
+        <w:rPr>
+          <w:b/>
+        </w:rPr>
+        <w:t>분산 인프라</w:t>
+      </w:r>
+      <w:r>
+        <w:t xml:space="preserve">: 동일한 모델이 여러 서버에 배치될 때 각 서버의 연산 환경 차이 - </w:t>
+      </w:r>
+      <w:r>
+        <w:rPr>
+          <w:b/>
+        </w:rPr>
+        <w:t>프레임워크 버전</w:t>
+      </w:r>
+      <w:r>
+        <w:t>: 동일한 파라미터도 CUDA, cuDNN, 프레임워크 버전에 따라 다른 결과를 낼 수 있음</w:t>
       </w:r>
     </w:p>
     <w:p>
@@ -795,7 +915,13 @@
         <w:pStyle w:val="a8"/>
       </w:pPr>
       <w:r>
-        <w:t>실증 데이터: temperature=0 설정에서도 CodeContests 동일 문제에 대해 75.76%의 불일치가 관측됐다.[^web_03]</w:t>
+        <w:t>실증 데이터: temperature=0 설정에서도 CodeContests 동일 문제에 대해 75.76%의 불일치가 관측됐다.</w:t>
+      </w:r>
+      <w:r>
+        <w:rPr>
+          <w:rStyle w:val="footnote reference"/>
+        </w:rPr>
+        <w:footnoteReference w:id="27"/>
       </w:r>
     </w:p>
     <w:p>
@@ -828,9 +954,9 @@
       </w:r>
       <w:r>
         <w:rPr>
-          <w:vertAlign w:val="superscript"/>
-        </w:rPr>
-        <w:t>[web_12]</w:t>
+          <w:rStyle w:val="footnote reference"/>
+        </w:rPr>
+        <w:footnoteReference w:id="28"/>
       </w:r>
       <w:r>
         <w:t xml:space="preserve"> 공정성 지표(fairness metric)를 측정하는 연구에서도, 동일한 모델을 여러 번 평가하면 측정값이 유의미하게 변동한다는 사례가 보고된다.</w:t>
@@ -1003,7 +1129,13 @@
         <w:pStyle w:val="afd"/>
       </w:pPr>
       <w:r>
-        <w:t>비결정성은 제거할 수 없다. 따라서 "얼마나 비결정성을 허용할 것인가"를 명시적인 설계 결정으로 다루어야 한다. temperature 조정, 출력 형식 제약(JSON 스키마 강제 등), 후처리 파이프라인을 통한 출력 정규화 등이 비결정성의 범위를 좁히는 실무적 수단이 된다. 단, 이 수단들은 비결정성의 정도를 조절할 뿐 근본적으로 제거하지 않는다.[^web_15]</w:t>
+        <w:t>비결정성은 제거할 수 없다. 따라서 "얼마나 비결정성을 허용할 것인가"를 명시적인 설계 결정으로 다루어야 한다. temperature 조정, 출력 형식 제약(JSON 스키마 강제 등), 후처리 파이프라인을 통한 출력 정규화 등이 비결정성의 범위를 좁히는 실무적 수단이 된다. 단, 이 수단들은 비결정성의 정도를 조절할 뿐 근본적으로 제거하지 않는다.</w:t>
+      </w:r>
+      <w:r>
+        <w:rPr>
+          <w:rStyle w:val="footnote reference"/>
+        </w:rPr>
+        <w:footnoteReference w:id="29"/>
       </w:r>
     </w:p>
     <w:p>
@@ -1071,9 +1203,9 @@
       </w:r>
       <w:r>
         <w:rPr>
-          <w:vertAlign w:val="superscript"/>
-        </w:rPr>
-        <w:t>[web_10]</w:t>
+          <w:rStyle w:val="footnote reference"/>
+        </w:rPr>
+        <w:footnoteReference w:id="30"/>
       </w:r>
     </w:p>
     <w:p>
@@ -1102,6 +1234,7 @@
       <w:pPr>
         <w:pStyle w:val="a5"/>
       </w:pPr>
+      <w:r/>
     </w:p>
     <w:p>
       <w:pPr>
@@ -1135,9 +1268,9 @@
       </w:r>
       <w:r>
         <w:rPr>
-          <w:vertAlign w:val="superscript"/>
-        </w:rPr>
-        <w:t>[web_04]</w:t>
+          <w:rStyle w:val="footnote reference"/>
+        </w:rPr>
+        <w:footnoteReference w:id="31"/>
       </w:r>
       <w:r>
         <w:t xml:space="preserve"> 이 문제는 LLM 시대에 갑자기 생긴 것이 아니라, ML 시스템의 구조적 속성에서 비롯된다.</w:t>
@@ -1158,9 +1291,9 @@
       </w:r>
       <w:r>
         <w:rPr>
-          <w:vertAlign w:val="superscript"/>
-        </w:rPr>
-        <w:t>[web_01]</w:t>
+          <w:rStyle w:val="footnote reference"/>
+        </w:rPr>
+        <w:footnoteReference w:id="32"/>
       </w:r>
     </w:p>
     <w:p>
@@ -1179,9 +1312,9 @@
       </w:r>
       <w:r>
         <w:rPr>
-          <w:vertAlign w:val="superscript"/>
-        </w:rPr>
-        <w:t>[web_18]</w:t>
+          <w:rStyle w:val="footnote reference"/>
+        </w:rPr>
+        <w:footnoteReference w:id="33"/>
       </w:r>
       <w:r>
         <w:t xml:space="preserve"> 실패가 버그를 의미하는지, 정상적인 출력 분포의 변동을 의미하는지를 구분할 방법이 없기 때문이다.</w:t>
@@ -1214,9 +1347,9 @@
       </w:r>
       <w:r>
         <w:rPr>
-          <w:vertAlign w:val="superscript"/>
-        </w:rPr>
-        <w:t>[web_09]</w:t>
+          <w:rStyle w:val="footnote reference"/>
+        </w:rPr>
+        <w:footnoteReference w:id="34"/>
       </w:r>
       <w:r>
         <w:t xml:space="preserve"> 테스트는 우리가 예상한 출력만 검증하고, 사용자는 우리가 예상하지 못한 방식으로 질문한다.</w:t>
@@ -1389,7 +1522,16 @@
         <w:pStyle w:val="a8"/>
       </w:pPr>
       <w:r>
-        <w:t>2015년 Google NIPS 워크숍에서 발표된 기술 부채 논문은 "ML 시스템에는 전통적 테스트가 불충분하다"는 진단을 공식화했다.[^web_04] 이 논문이 발표된 시점은 ChatGPT 출시보다 7년 앞선 시점이다. TDD의 한계는 LLM의 등장으로 갑자기 드러난 것이 아니라, ML 시스템의 구조적 속성에서 비롯된 것이며 이미 오래전부터 인식되어 왔던 문제다.</w:t>
+        <w:t>2015년 Google NIPS 워크숍에서 발표된 기술 부채 논문은 "ML 시스템에는 전통적 테스트가 불충분하다"는 진단을 공식화했다.</w:t>
+      </w:r>
+      <w:r>
+        <w:rPr>
+          <w:rStyle w:val="footnote reference"/>
+        </w:rPr>
+        <w:footnoteReference w:id="35"/>
+      </w:r>
+      <w:r>
+        <w:t xml:space="preserve"> 이 논문이 발표된 시점은 ChatGPT 출시보다 7년 앞선 시점이다. TDD의 한계는 LLM의 등장으로 갑자기 드러난 것이 아니라, ML 시스템의 구조적 속성에서 비롯된 것이며 이미 오래전부터 인식되어 왔던 문제다.</w:t>
       </w:r>
     </w:p>
     <w:p>
@@ -1422,9 +1564,9 @@
       </w:r>
       <w:r>
         <w:rPr>
-          <w:vertAlign w:val="superscript"/>
-        </w:rPr>
-        <w:t>[web_01]</w:t>
+          <w:rStyle w:val="footnote reference"/>
+        </w:rPr>
+        <w:footnoteReference w:id="36"/>
       </w:r>
       <w:r>
         <w:t xml:space="preserve"> JSON 스키마 파싱이 올바르게 동작하는지, 라우팅 규칙이 의도한 경로를 선택하는지, 오류 메시지 형식이 규격에 맞는지—이런 검증에는 TDD가 완전히 작동한다.</w:t>
@@ -1451,7 +1593,43 @@
         <w:pStyle w:val="afd"/>
       </w:pPr>
       <w:r>
-        <w:t>- **전처리**: 입력 정규화, 토큰 수 제한, PII 마스킹 등 - **라우팅**: 요청 분류, 도구 선택 로직 - **후처리**: 출력 형식 변환, JSON 파싱, 오류 처리 - **유틸리티 함수**: 날짜 파싱, 단위 변환, 문자열 처리</w:t>
+        <w:t xml:space="preserve">- </w:t>
+      </w:r>
+      <w:r>
+        <w:rPr>
+          <w:b/>
+        </w:rPr>
+        <w:t>전처리</w:t>
+      </w:r>
+      <w:r>
+        <w:t xml:space="preserve">: 입력 정규화, 토큰 수 제한, PII 마스킹 등 - </w:t>
+      </w:r>
+      <w:r>
+        <w:rPr>
+          <w:b/>
+        </w:rPr>
+        <w:t>라우팅</w:t>
+      </w:r>
+      <w:r>
+        <w:t xml:space="preserve">: 요청 분류, 도구 선택 로직 - </w:t>
+      </w:r>
+      <w:r>
+        <w:rPr>
+          <w:b/>
+        </w:rPr>
+        <w:t>후처리</w:t>
+      </w:r>
+      <w:r>
+        <w:t xml:space="preserve">: 출력 형식 변환, JSON 파싱, 오류 처리 - </w:t>
+      </w:r>
+      <w:r>
+        <w:rPr>
+          <w:b/>
+        </w:rPr>
+        <w:t>유틸리티 함수</w:t>
+      </w:r>
+      <w:r>
+        <w:t>: 날짜 파싱, 단위 변환, 문자열 처리</w:t>
       </w:r>
     </w:p>
     <w:p>
@@ -1469,9 +1647,9 @@
       </w:r>
       <w:r>
         <w:rPr>
-          <w:vertAlign w:val="superscript"/>
-        </w:rPr>
-        <w:t>[web_14]</w:t>
+          <w:rStyle w:val="footnote reference"/>
+        </w:rPr>
+        <w:footnoteReference w:id="37"/>
       </w:r>
     </w:p>
     <w:p>
@@ -1515,9 +1693,9 @@
       </w:r>
       <w:r>
         <w:rPr>
-          <w:vertAlign w:val="superscript"/>
-        </w:rPr>
-        <w:t>[web_06]</w:t>
+          <w:rStyle w:val="footnote reference"/>
+        </w:rPr>
+        <w:footnoteReference w:id="38"/>
       </w:r>
       <w:r>
         <w:t xml:space="preserve"> 단일 숫자는 모델을 과대평가하거나 과소평가하는 왜곡을 동시에 만들어 낼 수 있다.</w:t>
@@ -1542,7 +1720,25 @@
         <w:pStyle w:val="afd"/>
       </w:pPr>
       <w:r>
-        <w:t>- **이진 판정(binary judgment)**: 출력이 미리 정의된 정답과 일치하는지를 확인한다. pass/fail로 결론 난다. - **스펙트럼 판단(spectrum judgment)**: 출력이 기준 이상의 품질을 충족하는지를 평가한다. 점수, 등급, 기준 충족 여부 등 다양한 형태로 표현된다.</w:t>
+        <w:t xml:space="preserve">- </w:t>
+      </w:r>
+      <w:r>
+        <w:rPr>
+          <w:b/>
+        </w:rPr>
+        <w:t>이진 판정(binary judgment)</w:t>
+      </w:r>
+      <w:r>
+        <w:t xml:space="preserve">: 출력이 미리 정의된 정답과 일치하는지를 확인한다. pass/fail로 결론 난다. - </w:t>
+      </w:r>
+      <w:r>
+        <w:rPr>
+          <w:b/>
+        </w:rPr>
+        <w:t>스펙트럼 판단(spectrum judgment)</w:t>
+      </w:r>
+      <w:r>
+        <w:t>: 출력이 기준 이상의 품질을 충족하는지를 평가한다. 점수, 등급, 기준 충족 여부 등 다양한 형태로 표현된다.</w:t>
       </w:r>
     </w:p>
     <w:p>
@@ -1580,9 +1776,9 @@
       </w:r>
       <w:r>
         <w:rPr>
-          <w:vertAlign w:val="superscript"/>
-        </w:rPr>
-        <w:t>[web_07]</w:t>
+          <w:rStyle w:val="footnote reference"/>
+        </w:rPr>
+        <w:footnoteReference w:id="39"/>
       </w:r>
       <w:r>
         <w:t xml:space="preserve"> 이 연구에서 GPT-4 심판 모델의 판단은 인간 전문가의 선호도와 80% 이상 일치하는 것으로 나타났다. "정답 문자열 일치" 대신 "품질 근사(quality approximation)"가 실제로 가능함을 보인 것이다. 즉, 정해진 정답이 없어도 출력의 품질을 신뢰할 수 있는 방식으로 판단하는 것은 가능하다.</w:t>
@@ -1595,9 +1791,9 @@
       </w:r>
       <w:r>
         <w:rPr>
-          <w:vertAlign w:val="superscript"/>
-        </w:rPr>
-        <w:t>[web_17]</w:t>
+          <w:rStyle w:val="footnote reference"/>
+        </w:rPr>
+        <w:footnoteReference w:id="40"/>
       </w:r>
     </w:p>
     <w:p>
@@ -1689,9 +1885,9 @@
       </w:r>
       <w:r>
         <w:rPr>
-          <w:vertAlign w:val="superscript"/>
-        </w:rPr>
-        <w:t>[web_01]</w:t>
+          <w:rStyle w:val="footnote reference"/>
+        </w:rPr>
+        <w:footnoteReference w:id="41"/>
       </w:r>
       <w:r>
         <w:t xml:space="preserve"> 이 이동은 사소한 어순 변경이 아니다. TDD가 단위 테스트를 통해 "이 코드는 정답을 반환하는가"를 묻는다면, EDD는 평가 루프를 통해 "이 출력은 충분히 좋은가"를 묻는다. 질문 자체가 다르다.</w:t>
@@ -1704,9 +1900,9 @@
       </w:r>
       <w:r>
         <w:rPr>
-          <w:vertAlign w:val="superscript"/>
-        </w:rPr>
-        <w:t>[web_08]</w:t>
+          <w:rStyle w:val="footnote reference"/>
+        </w:rPr>
+        <w:footnoteReference w:id="42"/>
       </w:r>
       <w:r>
         <w:t xml:space="preserve"> 각 전환은 "무엇을 먼저 설계하는가"의 이동이었다. 그리고 그 이동은 시스템이 놓인 세계의 성격 변화에 대한 응답이었다.</w:t>
@@ -1727,9 +1923,9 @@
       </w:r>
       <w:r>
         <w:rPr>
-          <w:vertAlign w:val="superscript"/>
-        </w:rPr>
-        <w:t>[web_01]</w:t>
+          <w:rStyle w:val="footnote reference"/>
+        </w:rPr>
+        <w:footnoteReference w:id="43"/>
       </w:r>
     </w:p>
     <w:p>
@@ -1989,9 +2185,9 @@
       </w:r>
       <w:r>
         <w:rPr>
-          <w:vertAlign w:val="superscript"/>
-        </w:rPr>
-        <w:t>[web_07]</w:t>
+          <w:rStyle w:val="footnote reference"/>
+        </w:rPr>
+        <w:footnoteReference w:id="44"/>
       </w:r>
       <w:r>
         <w:t xml:space="preserve"> 어느 평가자를 선택하느냐는 비용, 신뢰도, 속도의 트레이드오프를 따른다. 중요한 것은 평가자가 평가 기준을 일관되게 적용할 수 있어야 한다는 것이다.</w:t>
@@ -2040,9 +2236,9 @@
       </w:r>
       <w:r>
         <w:rPr>
-          <w:vertAlign w:val="superscript"/>
-        </w:rPr>
-        <w:t>[web_08]</w:t>
+          <w:rStyle w:val="footnote reference"/>
+        </w:rPr>
+        <w:footnoteReference w:id="45"/>
       </w:r>
     </w:p>
     <w:p>
@@ -2104,9 +2300,9 @@
       </w:r>
       <w:r>
         <w:rPr>
-          <w:vertAlign w:val="superscript"/>
-        </w:rPr>
-        <w:t>[web_03]</w:t>
+          <w:rStyle w:val="footnote reference"/>
+        </w:rPr>
+        <w:footnoteReference w:id="46"/>
       </w:r>
       <w:r>
         <w:t xml:space="preserve"> 이 불일치는 버그가 아니다. 확률론적 시스템이 작동하는 방식이다.</w:t>
@@ -2137,9 +2333,9 @@
       </w:r>
       <w:r>
         <w:rPr>
-          <w:vertAlign w:val="superscript"/>
-        </w:rPr>
-        <w:t>[web_01]</w:t>
+          <w:rStyle w:val="footnote reference"/>
+        </w:rPr>
+        <w:footnoteReference w:id="47"/>
       </w:r>
     </w:p>
     <w:p>
@@ -2191,9 +2387,9 @@
       </w:r>
       <w:r>
         <w:rPr>
-          <w:vertAlign w:val="superscript"/>
-        </w:rPr>
-        <w:t>[ai_system_design_ch1_ch2_plan]</w:t>
+          <w:rStyle w:val="footnote reference"/>
+        </w:rPr>
+        <w:footnoteReference w:id="48"/>
       </w:r>
     </w:p>
     <w:p>
@@ -2233,9 +2429,9 @@
       </w:r>
       <w:r>
         <w:rPr>
-          <w:vertAlign w:val="superscript"/>
-        </w:rPr>
-        <w:t>[ai_system_design_book_plan]</w:t>
+          <w:rStyle w:val="footnote reference"/>
+        </w:rPr>
+        <w:footnoteReference w:id="49"/>
       </w:r>
     </w:p>
     <w:p>
@@ -3535,6 +3731,728 @@
       </w:r>
       <w:r>
         <w:t>. 2024. </w:t>
+      </w:r>
+    </w:p>
+  </w:footnote>
+  <w:footnote w:id="12">
+    <w:p>
+      <w:pPr>
+        <w:pStyle w:val="footnote text"/>
+      </w:pPr>
+      <w:r>
+        <w:rPr>
+          <w:rStyle w:val="footnote reference"/>
+        </w:rPr>
+        <w:footnoteRef/>
+      </w:r>
+      <w:r>
+        <w:t xml:space="preserve"> </w:t>
+      </w:r>
+      <w:r>
+        <w:t xml:space="preserve">Suresh, 2025. TDD→BDD→EDD 계보를 실무자 관점에서 정리한 자료.</w:t>
+      </w:r>
+    </w:p>
+  </w:footnote>
+  <w:footnote w:id="13">
+    <w:p>
+      <w:pPr>
+        <w:pStyle w:val="footnote text"/>
+      </w:pPr>
+      <w:r>
+        <w:rPr>
+          <w:rStyle w:val="footnote reference"/>
+        </w:rPr>
+        <w:footnoteRef/>
+      </w:r>
+      <w:r>
+        <w:t xml:space="preserve"> </w:t>
+      </w:r>
+      <w:r>
+        <w:t xml:space="preserve">Suresh, 2025. TDD→BDD→EDD 계보를 실무자 관점에서 정리한 자료.</w:t>
+      </w:r>
+    </w:p>
+  </w:footnote>
+  <w:footnote w:id="14">
+    <w:p>
+      <w:pPr>
+        <w:pStyle w:val="footnote text"/>
+      </w:pPr>
+      <w:r>
+        <w:rPr>
+          <w:rStyle w:val="footnote reference"/>
+        </w:rPr>
+        <w:footnoteRef/>
+      </w:r>
+      <w:r>
+        <w:t xml:space="preserve"> </w:t>
+      </w:r>
+      <w:r>
+        <w:t xml:space="preserve">Suresh, 2025. TDD→BDD→EDD 계보를 실무자 관점에서 정리한 자료.</w:t>
+      </w:r>
+    </w:p>
+  </w:footnote>
+  <w:footnote w:id="15">
+    <w:p>
+      <w:pPr>
+        <w:pStyle w:val="footnote text"/>
+      </w:pPr>
+      <w:r>
+        <w:rPr>
+          <w:rStyle w:val="footnote reference"/>
+        </w:rPr>
+        <w:footnoteRef/>
+      </w:r>
+      <w:r>
+        <w:t xml:space="preserve"> </w:t>
+      </w:r>
+      <w:r>
+        <w:t xml:space="preserve">Zhang et al. ML 테스팅 분야 서베이. 테스트 오라클(test oracle) 개념과 ML 시스템에서의 오라클 문제를 포함한다.</w:t>
+      </w:r>
+    </w:p>
+  </w:footnote>
+  <w:footnote w:id="16">
+    <w:p>
+      <w:pPr>
+        <w:pStyle w:val="footnote text"/>
+      </w:pPr>
+      <w:r>
+        <w:rPr>
+          <w:rStyle w:val="footnote reference"/>
+        </w:rPr>
+        <w:footnoteRef/>
+      </w:r>
+      <w:r>
+        <w:t xml:space="preserve"> </w:t>
+      </w:r>
+      <w:r>
+        <w:t xml:space="preserve">Zhang et al. ML 테스팅 분야 서베이. 테스트 오라클(test oracle) 개념과 ML 시스템에서의 오라클 문제를 포함한다.</w:t>
+      </w:r>
+    </w:p>
+  </w:footnote>
+  <w:footnote w:id="17">
+    <w:p>
+      <w:pPr>
+        <w:pStyle w:val="footnote text"/>
+      </w:pPr>
+      <w:r>
+        <w:rPr>
+          <w:rStyle w:val="footnote reference"/>
+        </w:rPr>
+        <w:footnoteRef/>
+      </w:r>
+      <w:r>
+        <w:t xml:space="preserve"> </w:t>
+      </w:r>
+      <w:r>
+        <w:t xml:space="preserve">Suresh, 2025. TDD→BDD→EDD 계보를 실무자 관점에서 정리한 자료.</w:t>
+      </w:r>
+    </w:p>
+  </w:footnote>
+  <w:footnote w:id="18">
+    <w:p>
+      <w:pPr>
+        <w:pStyle w:val="footnote text"/>
+      </w:pPr>
+      <w:r>
+        <w:rPr>
+          <w:rStyle w:val="footnote reference"/>
+        </w:rPr>
+        <w:footnoteRef/>
+      </w:r>
+      <w:r>
+        <w:t xml:space="preserve"> </w:t>
+      </w:r>
+      <w:r>
+        <w:t xml:space="preserve">arXiv 2508.20737. AI 시스템 개발에서의 세 가지 패러다임 전환을 프레임으로 제시하는 논문.</w:t>
+      </w:r>
+    </w:p>
+  </w:footnote>
+  <w:footnote w:id="19">
+    <w:p>
+      <w:pPr>
+        <w:pStyle w:val="footnote text"/>
+      </w:pPr>
+      <w:r>
+        <w:rPr>
+          <w:rStyle w:val="footnote reference"/>
+        </w:rPr>
+        <w:footnoteRef/>
+      </w:r>
+      <w:r>
+        <w:t xml:space="preserve"> </w:t>
+      </w:r>
+      <w:r>
+        <w:t xml:space="preserve">Suresh, 2025. TDD→BDD→EDD 계보를 실무자 관점에서 정리한 자료.</w:t>
+      </w:r>
+    </w:p>
+  </w:footnote>
+  <w:footnote w:id="20">
+    <w:p>
+      <w:pPr>
+        <w:pStyle w:val="footnote text"/>
+      </w:pPr>
+      <w:r>
+        <w:rPr>
+          <w:rStyle w:val="footnote reference"/>
+        </w:rPr>
+        <w:footnoteRef/>
+      </w:r>
+      <w:r>
+        <w:t xml:space="preserve"> </w:t>
+      </w:r>
+      <w:r>
+        <w:t xml:space="preserve">arXiv 2508.20737. AI 시스템 개발에서의 세 가지 패러다임 전환을 프레임으로 제시하는 논문.</w:t>
+      </w:r>
+    </w:p>
+  </w:footnote>
+  <w:footnote w:id="21">
+    <w:p>
+      <w:pPr>
+        <w:pStyle w:val="footnote text"/>
+      </w:pPr>
+      <w:r>
+        <w:rPr>
+          <w:rStyle w:val="footnote reference"/>
+        </w:rPr>
+        <w:footnoteRef/>
+      </w:r>
+      <w:r>
+        <w:t xml:space="preserve"> </w:t>
+      </w:r>
+      <w:r>
+        <w:t xml:space="preserve">Cooper et al. 비결정론의 개념적 정의와 공정성 지표 변동 사례를 포함한 AI 시스템 비결정성 분석.</w:t>
+      </w:r>
+    </w:p>
+  </w:footnote>
+  <w:footnote w:id="22">
+    <w:p>
+      <w:pPr>
+        <w:pStyle w:val="footnote text"/>
+      </w:pPr>
+      <w:r>
+        <w:rPr>
+          <w:rStyle w:val="footnote reference"/>
+        </w:rPr>
+        <w:footnoteRef/>
+      </w:r>
+      <w:r>
+        <w:t xml:space="preserve"> </w:t>
+      </w:r>
+      <w:r>
+        <w:t xml:space="preserve">Thinking Machines Lab. LLM 비결정성의 기술적 원인—부동소수점 연산 순서, 병렬 처리 환경 등—을 상세히 서술한다.</w:t>
+      </w:r>
+    </w:p>
+  </w:footnote>
+  <w:footnote w:id="23">
+    <w:p>
+      <w:pPr>
+        <w:pStyle w:val="footnote text"/>
+      </w:pPr>
+      <w:r>
+        <w:rPr>
+          <w:rStyle w:val="footnote reference"/>
+        </w:rPr>
+        <w:footnoteRef/>
+      </w:r>
+      <w:r>
+        <w:t xml:space="preserve"> </w:t>
+      </w:r>
+      <w:r>
+        <w:t xml:space="preserve">Cooper et al. 비결정론의 개념적 정의와 공정성 지표 변동 사례를 포함한 AI 시스템 비결정성 분석.</w:t>
+      </w:r>
+    </w:p>
+  </w:footnote>
+  <w:footnote w:id="24">
+    <w:p>
+      <w:pPr>
+        <w:pStyle w:val="footnote text"/>
+      </w:pPr>
+      <w:r>
+        <w:rPr>
+          <w:rStyle w:val="footnote reference"/>
+        </w:rPr>
+        <w:footnoteRef/>
+      </w:r>
+      <w:r>
+        <w:t xml:space="preserve"> </w:t>
+      </w:r>
+      <w:r>
+        <w:t xml:space="preserve">Thinking Machines Lab. LLM 비결정성의 기술적 원인—부동소수점 연산 순서, 병렬 처리 환경 등—을 상세히 서술한다.</w:t>
+      </w:r>
+    </w:p>
+  </w:footnote>
+  <w:footnote w:id="25">
+    <w:p>
+      <w:pPr>
+        <w:pStyle w:val="footnote text"/>
+      </w:pPr>
+      <w:r>
+        <w:rPr>
+          <w:rStyle w:val="footnote reference"/>
+        </w:rPr>
+        <w:footnoteRef/>
+      </w:r>
+      <w:r>
+        <w:t xml:space="preserve"> </w:t>
+      </w:r>
+      <w:r>
+        <w:t xml:space="preserve">비결정론 논문, 2024. CodeContests 벤치마크에서 temperature=0 설정 하에서도 75.76%의 출력 불일치가 관찰되었음을 보고한다.</w:t>
+      </w:r>
+    </w:p>
+  </w:footnote>
+  <w:footnote w:id="26">
+    <w:p>
+      <w:pPr>
+        <w:pStyle w:val="footnote text"/>
+      </w:pPr>
+      <w:r>
+        <w:rPr>
+          <w:rStyle w:val="footnote reference"/>
+        </w:rPr>
+        <w:footnoteRef/>
+      </w:r>
+      <w:r>
+        <w:t xml:space="preserve"> </w:t>
+      </w:r>
+      <w:r>
+        <w:t xml:space="preserve">Thinking Machines Lab. LLM 비결정성의 기술적 원인—부동소수점 연산 순서, 병렬 처리 환경 등—을 상세히 서술한다.</w:t>
+      </w:r>
+    </w:p>
+  </w:footnote>
+  <w:footnote w:id="27">
+    <w:p>
+      <w:pPr>
+        <w:pStyle w:val="footnote text"/>
+      </w:pPr>
+      <w:r>
+        <w:rPr>
+          <w:rStyle w:val="footnote reference"/>
+        </w:rPr>
+        <w:footnoteRef/>
+      </w:r>
+      <w:r>
+        <w:t xml:space="preserve"> </w:t>
+      </w:r>
+      <w:r>
+        <w:t xml:space="preserve">비결정론 논문, 2024. CodeContests 벤치마크에서 temperature=0 설정 하에서도 75.76%의 출력 불일치가 관찰되었음을 보고한다.</w:t>
+      </w:r>
+    </w:p>
+  </w:footnote>
+  <w:footnote w:id="28">
+    <w:p>
+      <w:pPr>
+        <w:pStyle w:val="footnote text"/>
+      </w:pPr>
+      <w:r>
+        <w:rPr>
+          <w:rStyle w:val="footnote reference"/>
+        </w:rPr>
+        <w:footnoteRef/>
+      </w:r>
+      <w:r>
+        <w:t xml:space="preserve"> </w:t>
+      </w:r>
+      <w:r>
+        <w:t xml:space="preserve">Cooper et al. 비결정론의 개념적 정의와 공정성 지표 변동 사례를 포함한 AI 시스템 비결정성 분석.</w:t>
+      </w:r>
+    </w:p>
+  </w:footnote>
+  <w:footnote w:id="29">
+    <w:p>
+      <w:pPr>
+        <w:pStyle w:val="footnote text"/>
+      </w:pPr>
+      <w:r>
+        <w:rPr>
+          <w:rStyle w:val="footnote reference"/>
+        </w:rPr>
+        <w:footnoteRef/>
+      </w:r>
+      <w:r>
+        <w:t xml:space="preserve"> </w:t>
+      </w:r>
+      <w:r>
+        <w:t xml:space="preserve">AWS. 비결정론적 AI 시스템에서의 테스트 전략과 출력 제어 수단에 대한 실용적 가이드.</w:t>
+      </w:r>
+    </w:p>
+  </w:footnote>
+  <w:footnote w:id="30">
+    <w:p>
+      <w:pPr>
+        <w:pStyle w:val="footnote text"/>
+      </w:pPr>
+      <w:r>
+        <w:rPr>
+          <w:rStyle w:val="footnote reference"/>
+        </w:rPr>
+        <w:footnoteRef/>
+      </w:r>
+      <w:r>
+        <w:t xml:space="preserve"> </w:t>
+      </w:r>
+      <w:r>
+        <w:t xml:space="preserve">Zhang et al. ML 테스팅 분야 서베이. 테스트 오라클(test oracle) 개념과 ML 시스템에서의 오라클 문제를 포함한다.</w:t>
+      </w:r>
+    </w:p>
+  </w:footnote>
+  <w:footnote w:id="31">
+    <w:p>
+      <w:pPr>
+        <w:pStyle w:val="footnote text"/>
+      </w:pPr>
+      <w:r>
+        <w:rPr>
+          <w:rStyle w:val="footnote reference"/>
+        </w:rPr>
+        <w:footnoteRef/>
+      </w:r>
+      <w:r>
+        <w:t xml:space="preserve"> </w:t>
+      </w:r>
+      <w:r>
+        <w:t xml:space="preserve">Google NIPS 2015 기술 부채 논문. ML 시스템에 전통적 테스트가 불충분하다는 사실을 2015년에 공식화했다.</w:t>
+      </w:r>
+    </w:p>
+  </w:footnote>
+  <w:footnote w:id="32">
+    <w:p>
+      <w:pPr>
+        <w:pStyle w:val="footnote text"/>
+      </w:pPr>
+      <w:r>
+        <w:rPr>
+          <w:rStyle w:val="footnote reference"/>
+        </w:rPr>
+        <w:footnoteRef/>
+      </w:r>
+      <w:r>
+        <w:t xml:space="preserve"> </w:t>
+      </w:r>
+      <w:r>
+        <w:t xml:space="preserve">Xia et al., 2024, EDDOps. EDD의 공식 정의 및 TDD와의 구조 비교를 제공한다.</w:t>
+      </w:r>
+    </w:p>
+  </w:footnote>
+  <w:footnote w:id="33">
+    <w:p>
+      <w:pPr>
+        <w:pStyle w:val="footnote text"/>
+      </w:pPr>
+      <w:r>
+        <w:rPr>
+          <w:rStyle w:val="footnote reference"/>
+        </w:rPr>
+        <w:footnoteRef/>
+      </w:r>
+      <w:r>
+        <w:t xml:space="preserve"> </w:t>
+      </w:r>
+      <w:r>
+        <w:t xml:space="preserve">Galileo AI. TDD 한계의 실용적 설명. 비결정적 시스템에서 실패 귀인이 불가능해지는 문제를 다룬다.</w:t>
+      </w:r>
+    </w:p>
+  </w:footnote>
+  <w:footnote w:id="34">
+    <w:p>
+      <w:pPr>
+        <w:pStyle w:val="footnote text"/>
+      </w:pPr>
+      <w:r>
+        <w:rPr>
+          <w:rStyle w:val="footnote reference"/>
+        </w:rPr>
+        <w:footnoteRef/>
+      </w:r>
+      <w:r>
+        <w:t xml:space="preserve"> </w:t>
+      </w:r>
+      <w:r>
+        <w:t xml:space="preserve">ML Test Score, Google. 테스트 점수로도 프로덕션 품질 보장이 불가능함을 실증한 연구.</w:t>
+      </w:r>
+    </w:p>
+  </w:footnote>
+  <w:footnote w:id="35">
+    <w:p>
+      <w:pPr>
+        <w:pStyle w:val="footnote text"/>
+      </w:pPr>
+      <w:r>
+        <w:rPr>
+          <w:rStyle w:val="footnote reference"/>
+        </w:rPr>
+        <w:footnoteRef/>
+      </w:r>
+      <w:r>
+        <w:t xml:space="preserve"> </w:t>
+      </w:r>
+      <w:r>
+        <w:t xml:space="preserve">Google NIPS 2015 기술 부채 논문. ML 시스템에 전통적 테스트가 불충분하다는 사실을 2015년에 공식화했다.</w:t>
+      </w:r>
+    </w:p>
+  </w:footnote>
+  <w:footnote w:id="36">
+    <w:p>
+      <w:pPr>
+        <w:pStyle w:val="footnote text"/>
+      </w:pPr>
+      <w:r>
+        <w:rPr>
+          <w:rStyle w:val="footnote reference"/>
+        </w:rPr>
+        <w:footnoteRef/>
+      </w:r>
+      <w:r>
+        <w:t xml:space="preserve"> </w:t>
+      </w:r>
+      <w:r>
+        <w:t xml:space="preserve">Xia et al., 2024, EDDOps. EDD의 공식 정의 및 TDD와의 구조 비교를 제공한다.</w:t>
+      </w:r>
+    </w:p>
+  </w:footnote>
+  <w:footnote w:id="37">
+    <w:p>
+      <w:pPr>
+        <w:pStyle w:val="footnote text"/>
+      </w:pPr>
+      <w:r>
+        <w:rPr>
+          <w:rStyle w:val="footnote reference"/>
+        </w:rPr>
+        <w:footnoteRef/>
+      </w:r>
+      <w:r>
+        <w:t xml:space="preserve"> </w:t>
+      </w:r>
+      <w:r>
+        <w:t xml:space="preserve">Coralogix. 단위 테스트를 통과한 AI 시스템이 운영 환경에서 실패하는 패턴과 실제 손실 사례를 기술한다.</w:t>
+      </w:r>
+    </w:p>
+  </w:footnote>
+  <w:footnote w:id="38">
+    <w:p>
+      <w:pPr>
+        <w:pStyle w:val="footnote text"/>
+      </w:pPr>
+      <w:r>
+        <w:rPr>
+          <w:rStyle w:val="footnote reference"/>
+        </w:rPr>
+        <w:footnoteRef/>
+      </w:r>
+      <w:r>
+        <w:t xml:space="preserve"> </w:t>
+      </w:r>
+      <w:r>
+        <w:t xml:space="preserve">Ribeiro et al., CheckList, ACL 2020. 단일 정확도 지표 방식의 한계를 체계적으로 논증한 연구. 동일 모델이 조건에 따라 탁월하거나 실패하는 패턴을 실증했다.</w:t>
+      </w:r>
+    </w:p>
+  </w:footnote>
+  <w:footnote w:id="39">
+    <w:p>
+      <w:pPr>
+        <w:pStyle w:val="footnote text"/>
+      </w:pPr>
+      <w:r>
+        <w:rPr>
+          <w:rStyle w:val="footnote reference"/>
+        </w:rPr>
+        <w:footnoteRef/>
+      </w:r>
+      <w:r>
+        <w:t xml:space="preserve"> </w:t>
+      </w:r>
+      <w:r>
+        <w:t xml:space="preserve">Zheng et al., LLM-as-a-Judge, NeurIPS 2023. LLM을 심판 모델로 활용하는 평가 방식의 실증 연구.</w:t>
+      </w:r>
+    </w:p>
+  </w:footnote>
+  <w:footnote w:id="40">
+    <w:p>
+      <w:pPr>
+        <w:pStyle w:val="footnote text"/>
+      </w:pPr>
+      <w:r>
+        <w:rPr>
+          <w:rStyle w:val="footnote reference"/>
+        </w:rPr>
+        <w:footnoteRef/>
+      </w:r>
+      <w:r>
+        <w:t xml:space="preserve"> </w:t>
+      </w:r>
+      <w:r>
+        <w:t xml:space="preserve">LogRocket. AI 시스템 QA에서 사고방식 전환을 논의한 자료. 정확한 출력 검증에서 기대 행동 범위 판단으로의 이동을 다룬다.</w:t>
+      </w:r>
+    </w:p>
+  </w:footnote>
+  <w:footnote w:id="41">
+    <w:p>
+      <w:pPr>
+        <w:pStyle w:val="footnote text"/>
+      </w:pPr>
+      <w:r>
+        <w:rPr>
+          <w:rStyle w:val="footnote reference"/>
+        </w:rPr>
+        <w:footnoteRef/>
+      </w:r>
+      <w:r>
+        <w:t xml:space="preserve"> </w:t>
+      </w:r>
+      <w:r>
+        <w:t xml:space="preserve">Xia et al., 2024, EDDOps. EDD의 공식 정의 및 TDD와의 구조 비교를 제공한다.</w:t>
+      </w:r>
+    </w:p>
+  </w:footnote>
+  <w:footnote w:id="42">
+    <w:p>
+      <w:pPr>
+        <w:pStyle w:val="footnote text"/>
+      </w:pPr>
+      <w:r>
+        <w:rPr>
+          <w:rStyle w:val="footnote reference"/>
+        </w:rPr>
+        <w:footnoteRef/>
+      </w:r>
+      <w:r>
+        <w:t xml:space="preserve"> </w:t>
+      </w:r>
+      <w:r>
+        <w:t xml:space="preserve">Suresh, 2025. TDD→BDD→EDD 계보를 실무자 관점에서 정리한 자료.</w:t>
+      </w:r>
+    </w:p>
+  </w:footnote>
+  <w:footnote w:id="43">
+    <w:p>
+      <w:pPr>
+        <w:pStyle w:val="footnote text"/>
+      </w:pPr>
+      <w:r>
+        <w:rPr>
+          <w:rStyle w:val="footnote reference"/>
+        </w:rPr>
+        <w:footnoteRef/>
+      </w:r>
+      <w:r>
+        <w:t xml:space="preserve"> </w:t>
+      </w:r>
+      <w:r>
+        <w:t xml:space="preserve">Xia et al., 2024, EDDOps. EDD의 공식 정의 및 TDD와의 구조 비교를 제공한다.</w:t>
+      </w:r>
+    </w:p>
+  </w:footnote>
+  <w:footnote w:id="44">
+    <w:p>
+      <w:pPr>
+        <w:pStyle w:val="footnote text"/>
+      </w:pPr>
+      <w:r>
+        <w:rPr>
+          <w:rStyle w:val="footnote reference"/>
+        </w:rPr>
+        <w:footnoteRef/>
+      </w:r>
+      <w:r>
+        <w:t xml:space="preserve"> </w:t>
+      </w:r>
+      <w:r>
+        <w:t xml:space="preserve">Zheng et al., LLM-as-a-Judge, NeurIPS 2023. LLM을 심판 모델로 활용하는 평가 방식의 실증 연구.</w:t>
+      </w:r>
+    </w:p>
+  </w:footnote>
+  <w:footnote w:id="45">
+    <w:p>
+      <w:pPr>
+        <w:pStyle w:val="footnote text"/>
+      </w:pPr>
+      <w:r>
+        <w:rPr>
+          <w:rStyle w:val="footnote reference"/>
+        </w:rPr>
+        <w:footnoteRef/>
+      </w:r>
+      <w:r>
+        <w:t xml:space="preserve"> </w:t>
+      </w:r>
+      <w:r>
+        <w:t xml:space="preserve">Suresh, 2025. TDD→BDD→EDD 계보를 실무자 관점에서 정리한 자료.</w:t>
+      </w:r>
+    </w:p>
+  </w:footnote>
+  <w:footnote w:id="46">
+    <w:p>
+      <w:pPr>
+        <w:pStyle w:val="footnote text"/>
+      </w:pPr>
+      <w:r>
+        <w:rPr>
+          <w:rStyle w:val="footnote reference"/>
+        </w:rPr>
+        <w:footnoteRef/>
+      </w:r>
+      <w:r>
+        <w:t xml:space="preserve"> </w:t>
+      </w:r>
+      <w:r>
+        <w:t xml:space="preserve">비결정론 논문, 2024. CodeContests 벤치마크에서 temperature=0 설정 하에서도 75.76%의 출력 불일치가 관찰되었음을 보고한다.</w:t>
+      </w:r>
+    </w:p>
+  </w:footnote>
+  <w:footnote w:id="47">
+    <w:p>
+      <w:pPr>
+        <w:pStyle w:val="footnote text"/>
+      </w:pPr>
+      <w:r>
+        <w:rPr>
+          <w:rStyle w:val="footnote reference"/>
+        </w:rPr>
+        <w:footnoteRef/>
+      </w:r>
+      <w:r>
+        <w:t xml:space="preserve"> </w:t>
+      </w:r>
+      <w:r>
+        <w:t xml:space="preserve">Xia et al., 2024, EDDOps. EDD의 공식 정의 및 TDD와의 구조 비교를 제공한다.</w:t>
+      </w:r>
+    </w:p>
+  </w:footnote>
+  <w:footnote w:id="48">
+    <w:p>
+      <w:pPr>
+        <w:pStyle w:val="footnote text"/>
+      </w:pPr>
+      <w:r>
+        <w:rPr>
+          <w:rStyle w:val="footnote reference"/>
+        </w:rPr>
+        <w:footnoteRef/>
+      </w:r>
+      <w:r>
+        <w:t xml:space="preserve"> </w:t>
+      </w:r>
+      <w:r>
+        <w:t xml:space="preserve">집필 기준 문서. ch03 연결 지침 및 시스템 구조 설계로의 전환 동기를 포함한다.</w:t>
+      </w:r>
+    </w:p>
+  </w:footnote>
+  <w:footnote w:id="49">
+    <w:p>
+      <w:pPr>
+        <w:pStyle w:val="footnote text"/>
+      </w:pPr>
+      <w:r>
+        <w:rPr>
+          <w:rStyle w:val="footnote reference"/>
+        </w:rPr>
+        <w:footnoteRef/>
+      </w:r>
+      <w:r>
+        <w:t xml:space="preserve"> </w:t>
+      </w:r>
+      <w:r>
+        <w:t xml:space="preserve">전체 논증 흐름 문서. PART 1의 논증이 PART 2 시스템 구조 설명으로 이어지는 흐름을 기술한다.</w:t>
       </w:r>
     </w:p>
   </w:footnote>

--- a/export/ch02_draft_v8.docx
+++ b/export/ch02_draft_v8.docx
@@ -173,21 +173,149 @@
         <w:rPr>
           <w:rStyle w:val="footnote reference"/>
         </w:rPr>
+        <w:footnoteReference w:id="12"/>
+      </w:r>
+    </w:p>
+    <w:p>
+      <w:pPr/>
+      <w:r>
+        <w:t>이 차이를 이해해야만 "테스트를 더 잘 작성하면 된다"는 직관적 해결책이 왜 AI 시스템에서는 틀린 처방인지를 납득할 수 있다. 그 팀은 테스트를 안 만든 것이 아니라, 테스트가 작동하는 세계의 경계 밖에 서 있었다.</w:t>
+      </w:r>
+    </w:p>
+    <w:p>
+      <w:pPr>
+        <w:pStyle w:val="afd"/>
+      </w:pPr>
+      <w:r>
+        <w:t>이 장을 읽는 방식</w:t>
+      </w:r>
+    </w:p>
+    <w:p>
+      <w:pPr>
+        <w:pStyle w:val="afd"/>
+      </w:pPr>
+      <w:r>
+        <w:t>이 장은 TDD를 비판하는 자리가 아니다. TDD는 수십 년에 걸쳐 소프트웨어 품질을 높이는 데 기여해 온 방법론이다. 여기서 하려는 일은 그 방법론의 적용 범위에 경계를 긋는 것이다. TDD가 나쁜 도구여서가 아니라, AI 시스템의 핵심 레이어가 TDD의 전제 조건을 만족시키지 못하기 때문이다.</w:t>
+      </w:r>
+    </w:p>
+    <w:p>
+      <w:pPr/>
+      <w:r>
+        <w:t>그렇다면 TDD는 어떤 전제 위에 서 있는가? 그 전제를 명시적으로 확인하는 것이 다음 단계다. 전제가 분명해져야, 그것이 어디서 무너지는지도 분명해진다.</w:t>
+      </w:r>
+    </w:p>
+    <w:p>
+      <w:pPr>
+        <w:pStyle w:val="2"/>
+      </w:pPr>
+      <w:r>
+        <w:t>2.2 결정론적 세계관: TDD가 서 있는 전제</w:t>
+      </w:r>
+    </w:p>
+    <w:p>
+      <w:pPr/>
+      <w:r>
+        <w:t xml:space="preserve">앞에서 그 팀이 질문 목록을 만든 이유를 살펴봤다. 핵심은 </w:t>
+      </w:r>
+      <w:r>
+        <w:rPr>
+          <w:rStyle w:val="ab"/>
+        </w:rPr>
+        <w:t>expected_answer</w:t>
+      </w:r>
+      <w:r>
+        <w:t xml:space="preserve"> 자리에 무엇을 채워야 할지 알 수 없었다는 점이었다. 이 막힘의 뿌리를 이해하려면 한 발 더 들어가야 한다. TDD가 어떤 전제 위에 서 있는지를 먼저 명시적으로 확인하는 것이다. 전제가 분명해져야 그것이 어디서 무너지는지도 분명해진다.</w:t>
+      </w:r>
+    </w:p>
+    <w:p>
+      <w:pPr>
+        <w:pStyle w:val="3"/>
+      </w:pPr>
+      <w:r>
+        <w:t>2.2.1 TDD의 구조와 그 전제</w:t>
+      </w:r>
+    </w:p>
+    <w:p>
+      <w:pPr/>
+      <w:r>
+        <w:t xml:space="preserve">TDD는 1990년대 말 익스트림 프로그래밍(XP, Extreme Programming) 실천법으로 등장했고, 2003년 켄트 벡(Kent Beck)의 저서 </w:t>
+      </w:r>
+      <w:r>
+        <w:rPr>
+          <w:i/>
+        </w:rPr>
+        <w:t>Test-Driven Development: By Example</w:t>
+      </w:r>
+      <w:r>
+        <w:t xml:space="preserve"> 출판으로 방법론으로 공식화됐다. 코드를 작성하기 전에 테스트를 먼저 작성하는 레드-그린-리팩터(Red-Green-Refactor) 사이클을 중심으로 삼는 이 접근 방식은, 수십 년에 걸쳐 소프트웨어의 설계 품질을 높이고 회귀 버그(regression bug)를 방지하는 데 탁월한 효과를 보여왔다.</w:t>
+      </w:r>
+      <w:r>
+        <w:rPr>
+          <w:rStyle w:val="footnote reference"/>
+        </w:rPr>
+        <w:footnoteReference w:id="12"/>
+      </w:r>
+    </w:p>
+    <w:p>
+      <w:pPr/>
+      <w:r>
+        <w:t>TDD가 이렇게 넓게 채택된 이유는 무엇인가? 핵심은 기대를 코드로 선언하는 행위에 있다. "이 함수가 이 입력을 받으면 저 출력을 내야 한다"는 명세를 테스트 코드로 먼저 작성한다. 그 다음 그 테스트가 통과하는 구현을 만든다. 기대가 먼저이고, 코드가 뒤따른다. 이 순서가 설계의 명확성을 높이고, 불필요한 코드를 줄이며, 나중에 코드를 변경할 때 기존 동작이 깨지지 않았는지를 즉각 확인할 수 있게 한다.</w:t>
+      </w:r>
+    </w:p>
+    <w:p>
+      <w:pPr/>
+      <w:r>
+        <w:t xml:space="preserve">여기서 핵심 구조는 </w:t>
+      </w:r>
+      <w:r>
+        <w:rPr>
+          <w:rStyle w:val="ab"/>
+        </w:rPr>
+        <w:t>assert A == B</w:t>
+      </w:r>
+      <w:r>
+        <w:t xml:space="preserve">다. </w:t>
+      </w:r>
+      <w:r>
+        <w:rPr>
+          <w:rStyle w:val="ab"/>
+        </w:rPr>
+        <w:t>A</w:t>
+      </w:r>
+      <w:r>
+        <w:t xml:space="preserve">는 시스템이 실제로 내놓은 출력이고, </w:t>
+      </w:r>
+      <w:r>
+        <w:rPr>
+          <w:rStyle w:val="ab"/>
+        </w:rPr>
+        <w:t>B</w:t>
+      </w:r>
+      <w:r>
+        <w:t xml:space="preserve">는 개발자가 사전에 정의한 기대값이다. 이 단순한 비교가 성립하려면 반드시 충족되어야 하는 조건이 있다. </w:t>
+      </w:r>
+      <w:r>
+        <w:rPr>
+          <w:rStyle w:val="ab"/>
+        </w:rPr>
+        <w:t>B</w:t>
+      </w:r>
+      <w:r>
+        <w:t>를 미리 알고 있어야 한다는 것이다.</w:t>
+      </w:r>
+      <w:r>
+        <w:rPr>
+          <w:rStyle w:val="footnote reference"/>
+        </w:rPr>
         <w:footnoteReference w:id="13"/>
       </w:r>
     </w:p>
     <w:p>
-      <w:pPr/>
-      <w:r>
-        <w:t>이 차이를 이해해야만 "테스트를 더 잘 작성하면 된다"는 직관적 해결책이 왜 AI 시스템에서는 틀린 처방인지를 납득할 수 있다. 그 팀은 테스트를 안 만든 것이 아니라, 테스트가 작동하는 세계의 경계 밖에 서 있었다.</w:t>
-      </w:r>
-    </w:p>
-    <w:p>
       <w:pPr>
         <w:pStyle w:val="afd"/>
       </w:pPr>
       <w:r>
-        <w:t>이 장을 읽는 방식</w:t>
+        <w:t>테스트 오라클(test oracle)</w:t>
       </w:r>
     </w:p>
     <w:p>
@@ -195,13 +323,284 @@
         <w:pStyle w:val="afd"/>
       </w:pPr>
       <w:r>
-        <w:t>이 장은 TDD를 비판하는 자리가 아니다. TDD는 수십 년에 걸쳐 소프트웨어 품질을 높이는 데 기여해 온 방법론이다. 여기서 하려는 일은 그 방법론의 적용 범위에 경계를 긋는 것이다. TDD가 나쁜 도구여서가 아니라, AI 시스템의 핵심 레이어가 TDD의 전제 조건을 만족시키지 못하기 때문이다.</w:t>
-      </w:r>
-    </w:p>
-    <w:p>
-      <w:pPr/>
-      <w:r>
-        <w:t>그렇다면 TDD는 어떤 전제 위에 서 있는가? 그 전제를 명시적으로 확인하는 것이 다음 단계다. 전제가 분명해져야, 그것이 어디서 무너지는지도 분명해진다.</w:t>
+        <w:t xml:space="preserve">테스트 오라클이란 주어진 입력에 대해 시스템의 올바른 출력이 무엇인지를 판정하는 메커니즘을 가리킨다. 가장 단순한 형태는 개발자가 직접 기재한 기대값이다. TDD에서 </w:t>
+      </w:r>
+      <w:r>
+        <w:rPr>
+          <w:rStyle w:val="ab"/>
+        </w:rPr>
+        <w:t>assert calculate_bill(100) == 15000</w:t>
+      </w:r>
+      <w:r>
+        <w:t xml:space="preserve">이라고 쓸 때, </w:t>
+      </w:r>
+      <w:r>
+        <w:rPr>
+          <w:rStyle w:val="ab"/>
+        </w:rPr>
+        <w:t>15000</w:t>
+      </w:r>
+      <w:r>
+        <w:t>이 바로 테스트 오라클 역할을 한다. 테스트가 작동하려면 오라클이 먼저 존재해야 한다.</w:t>
+      </w:r>
+      <w:r>
+        <w:rPr>
+          <w:rStyle w:val="footnote reference"/>
+        </w:rPr>
+        <w:footnoteReference w:id="13"/>
+      </w:r>
+    </w:p>
+    <w:p>
+      <w:pPr/>
+      <w:r>
+        <w:rPr>
+          <w:rStyle w:val="ab"/>
+        </w:rPr>
+        <w:t>B</w:t>
+      </w:r>
+      <w:r>
+        <w:t>를 미리 알 수 있으려면 또 다른 조건이 필요하다. 동일한 입력이 항상 동일한 출력을 낸다는 보장, 즉 결정론(determinism)이다. 시스템이 결정론적이지 않으면—같은 입력에 다른 출력이 나올 수 있다면—</w:t>
+      </w:r>
+      <w:r>
+        <w:rPr>
+          <w:rStyle w:val="ab"/>
+        </w:rPr>
+        <w:t>B</w:t>
+      </w:r>
+      <w:r>
+        <w:t>를 하나의 값으로 고정하는 행위 자체가 의미를 잃는다.</w:t>
+      </w:r>
+    </w:p>
+    <w:p>
+      <w:pPr>
+        <w:pStyle w:val="3"/>
+      </w:pPr>
+      <w:r>
+        <w:t>2.2.2 결정론이 만드는 신뢰</w:t>
+      </w:r>
+    </w:p>
+    <w:p>
+      <w:pPr/>
+      <w:r>
+        <w:t xml:space="preserve">계산기 앱을 생각해 보자. </w:t>
+      </w:r>
+      <w:r>
+        <w:rPr>
+          <w:rStyle w:val="ab"/>
+        </w:rPr>
+        <w:t>2 + 3</w:t>
+      </w:r>
+      <w:r>
+        <w:t xml:space="preserve">을 입력했을 때 </w:t>
+      </w:r>
+      <w:r>
+        <w:rPr>
+          <w:rStyle w:val="ab"/>
+        </w:rPr>
+        <w:t>5</w:t>
+      </w:r>
+      <w:r>
+        <w:t xml:space="preserve">가 나오지 않으면 버그다. 오늘 오전에 </w:t>
+      </w:r>
+      <w:r>
+        <w:rPr>
+          <w:rStyle w:val="ab"/>
+        </w:rPr>
+        <w:t>5</w:t>
+      </w:r>
+      <w:r>
+        <w:t xml:space="preserve">가 나오고, 오후에 </w:t>
+      </w:r>
+      <w:r>
+        <w:rPr>
+          <w:rStyle w:val="ab"/>
+        </w:rPr>
+        <w:t>4.9</w:t>
+      </w:r>
+      <w:r>
+        <w:t xml:space="preserve">가 나오는 계산기는 없다. 이 시스템은 결정론적이고, 그래서 </w:t>
+      </w:r>
+      <w:r>
+        <w:rPr>
+          <w:rStyle w:val="ab"/>
+        </w:rPr>
+        <w:t>assertEqual(calculator.add(2, 3), 5)</w:t>
+      </w:r>
+      <w:r>
+        <w:t>라는 테스트는 완전하게 작동한다.</w:t>
+      </w:r>
+    </w:p>
+    <w:p>
+      <w:pPr/>
+      <w:r>
+        <w:t>수도 요금 계산 함수를 예로 들어도 마찬가지다. 아래와 같은 테스트는 아무런 모호함 없이 작성할 수 있다.</w:t>
+      </w:r>
+    </w:p>
+    <w:p>
+      <w:pPr>
+        <w:pStyle w:val="a5"/>
+      </w:pPr>
+      <w:r>
+        <w:t># 결정론적 시스템에서의 단위 테스트</w:t>
+      </w:r>
+    </w:p>
+    <w:p>
+      <w:pPr>
+        <w:pStyle w:val="a5"/>
+      </w:pPr>
+      <w:r>
+        <w:t>def test_water_bill():</w:t>
+      </w:r>
+    </w:p>
+    <w:p>
+      <w:pPr>
+        <w:pStyle w:val="a5"/>
+      </w:pPr>
+      <w:r>
+        <w:t xml:space="preserve">    assert calculate_bill(usage_liters=100) == 15000</w:t>
+      </w:r>
+    </w:p>
+    <w:p>
+      <w:pPr/>
+      <w:r>
+        <w:rPr>
+          <w:rStyle w:val="ab"/>
+        </w:rPr>
+        <w:t>usage_liters=100</w:t>
+      </w:r>
+      <w:r>
+        <w:t xml:space="preserve">이 들어가면 </w:t>
+      </w:r>
+      <w:r>
+        <w:rPr>
+          <w:rStyle w:val="ab"/>
+        </w:rPr>
+        <w:t>15000</w:t>
+      </w:r>
+      <w:r>
+        <w:t>이 나와야 한다는 규칙은 요금 정책으로 명확히 정의되어 있다. 이 테스트가 통과하면 함수가 올바르게 구현됐다는 것을 신뢰할 수 있다. 테스트가 실패하면 코드에 버그가 있다는 것을 신뢰할 수 있다.</w:t>
+      </w:r>
+      <w:r>
+        <w:rPr>
+          <w:rStyle w:val="footnote reference"/>
+        </w:rPr>
+        <w:footnoteReference w:id="12"/>
+      </w:r>
+    </w:p>
+    <w:p>
+      <w:pPr/>
+      <w:r>
+        <w:t>배관 공사에 비유하면 더 직관적이다. 파이프를 연결한 뒤 물을 흘려보내 새는 곳을 확인한다. 물을 흘려보냈을 때 결과는 항상 같다. 파이프가 제대로 연결됐으면 물이 새지 않고, 잘못 연결됐으면 물이 샌다. 테스트는 그 구조다. 어디서 물이 새는지는 재현 가능하고, 수리한 뒤 다시 확인할 수 있으며, 고쳤으면 고쳤다는 것을 확인할 수 있다. TDD가 결정론적 시스템에서 이렇게 탁월한 이유는, 그 시스템이 배관처럼 작동하기 때문이다.</w:t>
+      </w:r>
+    </w:p>
+    <w:p>
+      <w:pPr>
+        <w:pStyle w:val="a4"/>
+      </w:pPr>
+      <w:r>
+        <w:t>TDD의 강점이 작동하는 조건</w:t>
+      </w:r>
+    </w:p>
+    <w:p>
+      <w:pPr>
+        <w:pStyle w:val="a8"/>
+      </w:pPr>
+      <w:r>
+        <w:t>TDD가 탁월하게 작동하는 영역을 정리하면 다음과 같다.</w:t>
+      </w:r>
+    </w:p>
+    <w:p>
+      <w:pPr>
+        <w:pStyle w:val="a8"/>
+      </w:pPr>
+      <w:r>
+        <w:t xml:space="preserve">- </w:t>
+      </w:r>
+      <w:r>
+        <w:rPr>
+          <w:b/>
+        </w:rPr>
+        <w:t>정답이 하나다</w:t>
+      </w:r>
+      <w:r>
+        <w:t xml:space="preserve">: 주어진 입력에 대해 올바른 출력이 사전에 정의되어 있다. - </w:t>
+      </w:r>
+      <w:r>
+        <w:rPr>
+          <w:b/>
+        </w:rPr>
+        <w:t>재현이 가능하다</w:t>
+      </w:r>
+      <w:r>
+        <w:t xml:space="preserve">: 동일한 입력으로 언제 실행해도 동일한 결과가 나온다. - </w:t>
+      </w:r>
+      <w:r>
+        <w:rPr>
+          <w:b/>
+        </w:rPr>
+        <w:t>실패가 명확하다</w:t>
+      </w:r>
+      <w:r>
+        <w:t>: 테스트가 통과하지 못하면 무엇이 잘못됐는지를 정확히 가리킬 수 있다.</w:t>
+      </w:r>
+    </w:p>
+    <w:p>
+      <w:pPr>
+        <w:pStyle w:val="a8"/>
+      </w:pPr>
+      <w:r>
+        <w:t xml:space="preserve">이 세 조건이 모두 충족될 때, </w:t>
+      </w:r>
+      <w:r>
+        <w:rPr>
+          <w:rStyle w:val="ab"/>
+        </w:rPr>
+        <w:t>assert A == B</w:t>
+      </w:r>
+      <w:r>
+        <w:t>는 코드의 정확성을 측정하는 가장 효율적인 도구가 된다.</w:t>
+      </w:r>
+      <w:r>
+        <w:rPr>
+          <w:rStyle w:val="footnote reference"/>
+        </w:rPr>
+        <w:footnoteReference w:id="14"/>
+      </w:r>
+    </w:p>
+    <w:p>
+      <w:pPr/>
+      <w:r>
+        <w:t xml:space="preserve">TDD가 나쁜 도구여서 AI 시스템에서 한계를 드러내는 것이 아니다. 결정론적 시스템에서 TDD는 여전히 최선의 도구 중 하나다. 문제는 AI 시스템이 다른 범주에 있다는 점이다. 그 범주의 이름이 확률론적(probabilistic) 세계다. 동일한 입력을 넣어도 매번 조금씩 다른 출력이 나올 수 있고, 그래서 </w:t>
+      </w:r>
+      <w:r>
+        <w:rPr>
+          <w:rStyle w:val="ab"/>
+        </w:rPr>
+        <w:t>B</w:t>
+      </w:r>
+      <w:r>
+        <w:t>를 하나의 값으로 고정하는 전제 자체가 흔들린다.</w:t>
+      </w:r>
+      <w:r>
+        <w:rPr>
+          <w:rStyle w:val="footnote reference"/>
+        </w:rPr>
+        <w:footnoteReference w:id="12"/>
+      </w:r>
+      <w:r>
+        <w:t xml:space="preserve"> </w:t>
+      </w:r>
+      <w:r>
+        <w:rPr>
+          <w:rStyle w:val="footnote reference"/>
+        </w:rPr>
+        <w:footnoteReference w:id="14"/>
+      </w:r>
+    </w:p>
+    <w:p>
+      <w:pPr/>
+      <w:r>
+        <w:t>이제 남은 질문은 이것이다. AI 시스템은 실제로 얼마나 비결정적인가? "temperature를 0으로 설정하면 되지 않는가"라는 반론은 타당한가? 다음 섹션에서는 그 비결정성이 어디서 비롯되는지, 그리고 그것이 단순한 파라미터 조정으로 해소될 수 있는 성질인지를 구체적으로 살펴본다.</w:t>
       </w:r>
     </w:p>
     <w:p>
@@ -209,22 +608,22 @@
         <w:pStyle w:val="2"/>
       </w:pPr>
       <w:r>
-        <w:t>2.2 결정론적 세계관: TDD가 서 있는 전제</w:t>
-      </w:r>
-    </w:p>
-    <w:p>
-      <w:pPr/>
-      <w:r>
-        <w:t xml:space="preserve">앞에서 그 팀이 질문 목록을 만든 이유를 살펴봤다. 핵심은 </w:t>
+        <w:t>2.3 비결정성의 구조: 같은 질문, 다른 답</w:t>
+      </w:r>
+    </w:p>
+    <w:p>
+      <w:pPr/>
+      <w:r>
+        <w:t xml:space="preserve">앞에서 TDD가 결정론이라는 전제 위에 서 있음을 확인했다. 같은 입력에 항상 같은 출력이 나와야 하고, 그래야만 기대값 </w:t>
       </w:r>
       <w:r>
         <w:rPr>
           <w:rStyle w:val="ab"/>
         </w:rPr>
-        <w:t>expected_answer</w:t>
-      </w:r>
-      <w:r>
-        <w:t xml:space="preserve"> 자리에 무엇을 채워야 할지 알 수 없었다는 점이었다. 이 막힘의 뿌리를 이해하려면 한 발 더 들어가야 한다. TDD가 어떤 전제 위에 서 있는지를 먼저 명시적으로 확인하는 것이다. 전제가 분명해져야 그것이 어디서 무너지는지도 분명해진다.</w:t>
+        <w:t>B</w:t>
+      </w:r>
+      <w:r>
+        <w:t>를 미리 고정해 둘 수 있다. 이제 자연스럽게 다음 질문으로 넘어가야 한다. AI 시스템은 실제로 얼마나 비결정적인가? 그리고 "temperature를 0으로 설정하면 결정론적이 되지 않는가"라는, 실무자들 사이에서 종종 등장하는 반론은 타당한가?</w:t>
       </w:r>
     </w:p>
     <w:p>
@@ -232,731 +631,332 @@
         <w:pStyle w:val="3"/>
       </w:pPr>
       <w:r>
-        <w:t>2.2.1 TDD의 구조와 그 전제</w:t>
-      </w:r>
-    </w:p>
-    <w:p>
-      <w:pPr/>
-      <w:r>
-        <w:t xml:space="preserve">TDD는 1990년대 말 익스트림 프로그래밍(XP, Extreme Programming) 실천법으로 등장했고, 2003년 켄트 벡(Kent Beck)의 저서 </w:t>
-      </w:r>
-      <w:r>
-        <w:rPr>
-          <w:i/>
-        </w:rPr>
-        <w:t>Test-Driven Development: By Example</w:t>
-      </w:r>
-      <w:r>
-        <w:t xml:space="preserve"> 출판으로 방법론으로 공식화됐다. 코드를 작성하기 전에 테스트를 먼저 작성하는 레드-그린-리팩터(Red-Green-Refactor) 사이클을 중심으로 삼는 이 접근 방식은, 수십 년에 걸쳐 소프트웨어의 설계 품질을 높이고 회귀 버그(regression bug)를 방지하는 데 탁월한 효과를 보여왔다.</w:t>
+        <w:t>2.3.1 비결정성은 버그가 아니다</w:t>
+      </w:r>
+    </w:p>
+    <w:p>
+      <w:pPr/>
+      <w:r>
+        <w:t>비결정성(nondeterminism)을 처음 접하는 독자는 이것을 모델의 결함이나 미성숙의 증거로 받아들이기 쉽다. 그러나 LLM의 비결정성은 설계 상의 결함이 아니라 설계의 본질이다.</w:t>
       </w:r>
       <w:r>
         <w:rPr>
           <w:rStyle w:val="footnote reference"/>
         </w:rPr>
-        <w:footnoteReference w:id="14"/>
-      </w:r>
-    </w:p>
-    <w:p>
-      <w:pPr/>
-      <w:r>
-        <w:t>TDD가 이렇게 넓게 채택된 이유는 무엇인가? 핵심은 기대를 코드로 선언하는 행위에 있다. "이 함수가 이 입력을 받으면 저 출력을 내야 한다"는 명세를 테스트 코드로 먼저 작성한다. 그 다음 그 테스트가 통과하는 구현을 만든다. 기대가 먼저이고, 코드가 뒤따른다. 이 순서가 설계의 명확성을 높이고, 불필요한 코드를 줄이며, 나중에 코드를 변경할 때 기존 동작이 깨지지 않았는지를 즉각 확인할 수 있게 한다.</w:t>
-      </w:r>
-    </w:p>
-    <w:p>
-      <w:pPr/>
-      <w:r>
-        <w:t xml:space="preserve">여기서 핵심 구조는 </w:t>
+        <w:footnoteReference w:id="15"/>
+      </w:r>
+      <w:r>
+        <w:t xml:space="preserve"> 언어 모델이 다음 토큰을 생성할 때 수행하는 작업은, 가능한 모든 다음 토큰에 대한 확률 분포를 계산하고, 그 분포에서 하나를 샘플링하는 것이다. 결정론적 출력은 오히려 예외적인 상황이며, 확률적 샘플링이 기본 작동 방식이다.</w:t>
+      </w:r>
+    </w:p>
+    <w:p>
+      <w:pPr>
+        <w:pStyle w:val="ae"/>
+      </w:pPr>
+      <w:r>
+        <w:t>그림 2-1. 결정론적 시스템과 확률론적 시스템의 입출력 구조 비교</w:t>
+      </w:r>
+    </w:p>
+    <w:p>
+      <w:pPr>
+        <w:pStyle w:val="a5"/>
+      </w:pPr>
+      <w:r>
+        <w:t>[결정론적 시스템]</w:t>
+      </w:r>
+    </w:p>
+    <w:p>
+      <w:pPr>
+        <w:pStyle w:val="a5"/>
+      </w:pPr>
+      <w:r/>
+    </w:p>
+    <w:p>
+      <w:pPr>
+        <w:pStyle w:val="a5"/>
+      </w:pPr>
+      <w:r>
+        <w:t xml:space="preserve">  입력 X ──────────────────→ 출력 Y</w:t>
+      </w:r>
+    </w:p>
+    <w:p>
+      <w:pPr>
+        <w:pStyle w:val="a5"/>
+      </w:pPr>
+      <w:r>
+        <w:t xml:space="preserve">            (단일 경로)</w:t>
+      </w:r>
+    </w:p>
+    <w:p>
+      <w:pPr>
+        <w:pStyle w:val="a5"/>
+      </w:pPr>
+      <w:r/>
+    </w:p>
+    <w:p>
+      <w:pPr>
+        <w:pStyle w:val="a5"/>
+      </w:pPr>
+      <w:r>
+        <w:t>[확률론적 시스템]</w:t>
+      </w:r>
+    </w:p>
+    <w:p>
+      <w:pPr>
+        <w:pStyle w:val="a5"/>
+      </w:pPr>
+      <w:r/>
+    </w:p>
+    <w:p>
+      <w:pPr>
+        <w:pStyle w:val="a5"/>
+      </w:pPr>
+      <w:r>
+        <w:t xml:space="preserve">              ┌──→ 출력 Y₁ (p=0.40)</w:t>
+      </w:r>
+    </w:p>
+    <w:p>
+      <w:pPr>
+        <w:pStyle w:val="a5"/>
+      </w:pPr>
+      <w:r>
+        <w:t xml:space="preserve">              │</w:t>
+      </w:r>
+    </w:p>
+    <w:p>
+      <w:pPr>
+        <w:pStyle w:val="a5"/>
+      </w:pPr>
+      <w:r>
+        <w:t xml:space="preserve">  입력 X ────┼──→ 출력 Y₂ (p=0.35)</w:t>
+      </w:r>
+    </w:p>
+    <w:p>
+      <w:pPr>
+        <w:pStyle w:val="a5"/>
+      </w:pPr>
+      <w:r>
+        <w:t xml:space="preserve">              │</w:t>
+      </w:r>
+    </w:p>
+    <w:p>
+      <w:pPr>
+        <w:pStyle w:val="a5"/>
+      </w:pPr>
+      <w:r>
+        <w:t xml:space="preserve">              └──→ 출력 Y₃ (p=0.25)</w:t>
+      </w:r>
+    </w:p>
+    <w:p>
+      <w:pPr>
+        <w:pStyle w:val="a5"/>
+      </w:pPr>
+      <w:r>
+        <w:t xml:space="preserve">              </w:t>
+      </w:r>
+    </w:p>
+    <w:p>
+      <w:pPr>
+        <w:pStyle w:val="a5"/>
+      </w:pPr>
+      <w:r>
+        <w:t xml:space="preserve">            (확률 분포에서 샘플링)</w:t>
+      </w:r>
+    </w:p>
+    <w:p>
+      <w:pPr/>
+      <w:r>
+        <w:t>그림 1-1에서 제시한 두 시스템의 구조적 차이가 여기서 다시 등장한다. 결정론적 시스템은 입력에서 출력으로 향하는 단일 경로가 있다. 확률론적 시스템에서는 동일한 입력이 출력 공간의 분포를 가리킨다. 특정 답 하나가 선택되는 과정은 그 분포에서의 샘플링이다.</w:t>
+      </w:r>
+    </w:p>
+    <w:p>
+      <w:pPr/>
+      <w:r>
+        <w:t>이 구조에서 비결정성의 원천은 샘플링 과정만이 아니다. 부동소수점(floating-point) 연산의 순서, GPU 병렬 처리 시 연산의 비결정적 집계, 그리고 동일한 모델을 여러 서버에 분산 배치할 때의 미묘한 수치 차이도 비결정성에 기여한다.</w:t>
+      </w:r>
+      <w:r>
+        <w:rPr>
+          <w:rStyle w:val="footnote reference"/>
+        </w:rPr>
+        <w:footnoteReference w:id="16"/>
+      </w:r>
+      <w:r>
+        <w:t xml:space="preserve"> 이 요소들은 모델 파라미터나 설정과 무관하게 하드웨어와 인프라 수준에서 발생한다.</w:t>
+      </w:r>
+    </w:p>
+    <w:p>
+      <w:pPr>
+        <w:pStyle w:val="afd"/>
+      </w:pPr>
+      <w:r>
+        <w:t>비결정성(nondeterminism)</w:t>
+      </w:r>
+    </w:p>
+    <w:p>
+      <w:pPr>
+        <w:pStyle w:val="afd"/>
+      </w:pPr>
+      <w:r>
+        <w:t>AI 시스템의 비결정성이란 동일한 입력에 대해 매 실행마다 다른 출력이 생성될 수 있는 특성을 가리킨다. 이 특성은 LLM의 확률적 샘플링 과정, 부동소수점 연산의 순서 의존성, 병렬 처리 환경의 비결정성 등 복수의 원인이 결합된 결과다.</w:t>
+      </w:r>
+      <w:r>
+        <w:rPr>
+          <w:rStyle w:val="footnote reference"/>
+        </w:rPr>
+        <w:footnoteReference w:id="15"/>
+      </w:r>
+      <w:r>
+        <w:t xml:space="preserve"> </w:t>
+      </w:r>
+      <w:r>
+        <w:rPr>
+          <w:rStyle w:val="footnote reference"/>
+        </w:rPr>
+        <w:footnoteReference w:id="16"/>
+      </w:r>
+    </w:p>
+    <w:p>
+      <w:pPr>
+        <w:pStyle w:val="3"/>
+      </w:pPr>
+      <w:r>
+        <w:t>2.3.2 temperature=0은 충분하지 않다</w:t>
+      </w:r>
+    </w:p>
+    <w:p>
+      <w:pPr/>
+      <w:r>
+        <w:t>비결정성에 대한 가장 흔한 반론은 temperature 파라미터 조정이다. temperature를 0으로 설정하면 샘플링 대신 가장 높은 확률의 토큰을 항상 선택(greedy decoding)하게 되고, 그러면 출력이 결정론적이 되지 않겠는가?</w:t>
+      </w:r>
+    </w:p>
+    <w:p>
+      <w:pPr/>
+      <w:r>
+        <w:t>이 직관은 부분적으로 맞지만, 전체적으로는 틀렸다. 1장에서 이미 확인했듯, temperature는 비결정성을 줄이는 도구이지 제거하는 도구가 아니다. 이를 실증하는 수치가 있다. 2024년에 발표된 한 연구는 동일한 모델을 temperature=0으로 설정한 상태에서 CodeContests 벤치마크의 동일한 문제를 반복 실행했을 때, 75.76%의 불일치를 관측했다.</w:t>
+      </w:r>
+      <w:r>
+        <w:rPr>
+          <w:rStyle w:val="footnote reference"/>
+        </w:rPr>
+        <w:footnoteReference w:id="17"/>
+      </w:r>
+      <w:r>
+        <w:t xml:space="preserve"> 네 번 실행하면 세 번은 다른 결과가 나온다는 의미다. "temperature=0은 곧 결정론"이라는 등식은 성립하지 않는다.</w:t>
+      </w:r>
+    </w:p>
+    <w:p>
+      <w:pPr/>
+      <w:r>
+        <w:t>왜 이런 일이 발생하는가? temperature=0이 제어할 수 있는 것은 샘플링의 무작위성뿐이다. 부동소수점 연산의 비결정성과 병렬 처리 환경의 집계 순서는 temperature 설정과 무관하게 매 실행마다 다른 수치 경로를 탈 수 있다.</w:t>
+      </w:r>
+      <w:r>
+        <w:rPr>
+          <w:rStyle w:val="footnote reference"/>
+        </w:rPr>
+        <w:footnoteReference w:id="16"/>
+      </w:r>
+      <w:r>
+        <w:t xml:space="preserve"> 이 수치 차이가 누적되면 최종 토큰 선택에 영향을 미친다.</w:t>
+      </w:r>
+    </w:p>
+    <w:p>
+      <w:pPr>
+        <w:pStyle w:val="a4"/>
+      </w:pPr>
+      <w:r>
+        <w:t>temperature=0과 비결정성: 오해와 실제</w:t>
+      </w:r>
+    </w:p>
+    <w:p>
+      <w:pPr>
+        <w:pStyle w:val="a8"/>
+      </w:pPr>
+      <w:r>
+        <w:t>temperature=0에서도 비결정성이 완전히 제거되지 않는 이유를 정리하면 다음과 같다.</w:t>
+      </w:r>
+    </w:p>
+    <w:p>
+      <w:pPr>
+        <w:pStyle w:val="a8"/>
+      </w:pPr>
+      <w:r>
+        <w:t xml:space="preserve">- </w:t>
+      </w:r>
+      <w:r>
+        <w:rPr>
+          <w:b/>
+        </w:rPr>
+        <w:t>샘플링 이외의 원인</w:t>
+      </w:r>
+      <w:r>
+        <w:t xml:space="preserve">: 부동소수점 연산의 순서 의존성, GPU 병렬 처리의 비결정적 집계 - </w:t>
+      </w:r>
+      <w:r>
+        <w:rPr>
+          <w:b/>
+        </w:rPr>
+        <w:t>분산 인프라</w:t>
+      </w:r>
+      <w:r>
+        <w:t xml:space="preserve">: 동일한 모델이 여러 서버에 배치될 때 각 서버의 연산 환경 차이 - </w:t>
+      </w:r>
+      <w:r>
+        <w:rPr>
+          <w:b/>
+        </w:rPr>
+        <w:t>프레임워크 버전</w:t>
+      </w:r>
+      <w:r>
+        <w:t>: 동일한 파라미터도 CUDA, cuDNN, 프레임워크 버전에 따라 다른 결과를 낼 수 있음</w:t>
+      </w:r>
+    </w:p>
+    <w:p>
+      <w:pPr>
+        <w:pStyle w:val="a8"/>
+      </w:pPr>
+      <w:r>
+        <w:t>실증 데이터: temperature=0 설정에서도 CodeContests 동일 문제에 대해 75.76%의 불일치가 관측됐다.</w:t>
+      </w:r>
+      <w:r>
+        <w:rPr>
+          <w:rStyle w:val="footnote reference"/>
+        </w:rPr>
+        <w:footnoteReference w:id="17"/>
+      </w:r>
+    </w:p>
+    <w:p>
+      <w:pPr/>
+      <w:r>
+        <w:t xml:space="preserve">번역 작업에 비유해 보면 이 개념이 더 직관적으로 다가온다. 동일한 원문을 동일한 번역가에게 오늘과 내일 따로 맡기면 완전히 같은 번역문이 나오는가? 같은 사람이 같은 텍스트를 다루더라도 표현 선택은 조금씩 달라질 수 있다. 두 번역문의 품질을 비교하는 것은 의미 있는 작업이다. 그러나 두 번역문이 문자열로 일치하는지를 </w:t>
       </w:r>
       <w:r>
         <w:rPr>
           <w:rStyle w:val="ab"/>
         </w:rPr>
-        <w:t>assert A == B</w:t>
-      </w:r>
-      <w:r>
-        <w:t xml:space="preserve">다. </w:t>
-      </w:r>
-      <w:r>
-        <w:rPr>
-          <w:rStyle w:val="ab"/>
-        </w:rPr>
-        <w:t>A</w:t>
-      </w:r>
-      <w:r>
-        <w:t xml:space="preserve">는 시스템이 실제로 내놓은 출력이고, </w:t>
-      </w:r>
-      <w:r>
-        <w:rPr>
-          <w:rStyle w:val="ab"/>
-        </w:rPr>
-        <w:t>B</w:t>
-      </w:r>
-      <w:r>
-        <w:t xml:space="preserve">는 개발자가 사전에 정의한 기대값이다. 이 단순한 비교가 성립하려면 반드시 충족되어야 하는 조건이 있다. </w:t>
-      </w:r>
-      <w:r>
-        <w:rPr>
-          <w:rStyle w:val="ab"/>
-        </w:rPr>
-        <w:t>B</w:t>
-      </w:r>
-      <w:r>
-        <w:t>를 미리 알고 있어야 한다는 것이다.</w:t>
+        <w:t>assertEqual</w:t>
+      </w:r>
+      <w:r>
+        <w:t>로 확인하는 것은 의미 없다. 중요한 것은 어떤 번역이 원문의 의도를 더 충실히 전달하는가이지, 두 번역이 동일한 문자열인가가 아니기 때문이다.</w:t>
+      </w:r>
+    </w:p>
+    <w:p>
+      <w:pPr>
+        <w:pStyle w:val="3"/>
+      </w:pPr>
+      <w:r>
+        <w:t>2.3.3 비결정성은 LLM만의 문제가 아니다</w:t>
+      </w:r>
+    </w:p>
+    <w:p>
+      <w:pPr/>
+      <w:r>
+        <w:t>비결정성은 LLM에 국한된 특성이 아니다. 이미지 분류기(image classifier)는 동일한 이미지에 대해 모델 버전이나 배치 정규화(batch normalization) 설정에 따라 다른 클래스 확률을 출력할 수 있다. 추천 시스템(recommender system)은 협업 필터링(collaborative filtering) 과정에서 사용자 벡터의 초기화나 훈련 순서에 따라 추천 결과가 달라질 수 있다.</w:t>
       </w:r>
       <w:r>
         <w:rPr>
           <w:rStyle w:val="footnote reference"/>
         </w:rPr>
         <w:footnoteReference w:id="15"/>
-      </w:r>
-    </w:p>
-    <w:p>
-      <w:pPr>
-        <w:pStyle w:val="afd"/>
-      </w:pPr>
-      <w:r>
-        <w:t>테스트 오라클(test oracle)</w:t>
-      </w:r>
-    </w:p>
-    <w:p>
-      <w:pPr>
-        <w:pStyle w:val="afd"/>
-      </w:pPr>
-      <w:r>
-        <w:t xml:space="preserve">테스트 오라클이란 주어진 입력에 대해 시스템의 올바른 출력이 무엇인지를 판정하는 메커니즘을 가리킨다. 가장 단순한 형태는 개발자가 직접 기재한 기대값이다. TDD에서 </w:t>
-      </w:r>
-      <w:r>
-        <w:rPr>
-          <w:rStyle w:val="ab"/>
-        </w:rPr>
-        <w:t>assert calculate_bill(100) == 15000</w:t>
-      </w:r>
-      <w:r>
-        <w:t xml:space="preserve">이라고 쓸 때, </w:t>
-      </w:r>
-      <w:r>
-        <w:rPr>
-          <w:rStyle w:val="ab"/>
-        </w:rPr>
-        <w:t>15000</w:t>
-      </w:r>
-      <w:r>
-        <w:t>이 바로 테스트 오라클 역할을 한다. 테스트가 작동하려면 오라클이 먼저 존재해야 한다.</w:t>
-      </w:r>
-      <w:r>
-        <w:rPr>
-          <w:rStyle w:val="footnote reference"/>
-        </w:rPr>
-        <w:footnoteReference w:id="16"/>
-      </w:r>
-    </w:p>
-    <w:p>
-      <w:pPr/>
-      <w:r>
-        <w:rPr>
-          <w:rStyle w:val="ab"/>
-        </w:rPr>
-        <w:t>B</w:t>
-      </w:r>
-      <w:r>
-        <w:t>를 미리 알 수 있으려면 또 다른 조건이 필요하다. 동일한 입력이 항상 동일한 출력을 낸다는 보장, 즉 결정론(determinism)이다. 시스템이 결정론적이지 않으면—같은 입력에 다른 출력이 나올 수 있다면—</w:t>
-      </w:r>
-      <w:r>
-        <w:rPr>
-          <w:rStyle w:val="ab"/>
-        </w:rPr>
-        <w:t>B</w:t>
-      </w:r>
-      <w:r>
-        <w:t>를 하나의 값으로 고정하는 행위 자체가 의미를 잃는다.</w:t>
-      </w:r>
-    </w:p>
-    <w:p>
-      <w:pPr>
-        <w:pStyle w:val="3"/>
-      </w:pPr>
-      <w:r>
-        <w:t>2.2.2 결정론이 만드는 신뢰</w:t>
-      </w:r>
-    </w:p>
-    <w:p>
-      <w:pPr/>
-      <w:r>
-        <w:t xml:space="preserve">계산기 앱을 생각해 보자. </w:t>
-      </w:r>
-      <w:r>
-        <w:rPr>
-          <w:rStyle w:val="ab"/>
-        </w:rPr>
-        <w:t>2 + 3</w:t>
-      </w:r>
-      <w:r>
-        <w:t xml:space="preserve">을 입력했을 때 </w:t>
-      </w:r>
-      <w:r>
-        <w:rPr>
-          <w:rStyle w:val="ab"/>
-        </w:rPr>
-        <w:t>5</w:t>
-      </w:r>
-      <w:r>
-        <w:t xml:space="preserve">가 나오지 않으면 버그다. 오늘 오전에 </w:t>
-      </w:r>
-      <w:r>
-        <w:rPr>
-          <w:rStyle w:val="ab"/>
-        </w:rPr>
-        <w:t>5</w:t>
-      </w:r>
-      <w:r>
-        <w:t xml:space="preserve">가 나오고, 오후에 </w:t>
-      </w:r>
-      <w:r>
-        <w:rPr>
-          <w:rStyle w:val="ab"/>
-        </w:rPr>
-        <w:t>4.9</w:t>
-      </w:r>
-      <w:r>
-        <w:t xml:space="preserve">가 나오는 계산기는 없다. 이 시스템은 결정론적이고, 그래서 </w:t>
-      </w:r>
-      <w:r>
-        <w:rPr>
-          <w:rStyle w:val="ab"/>
-        </w:rPr>
-        <w:t>assertEqual(calculator.add(2, 3), 5)</w:t>
-      </w:r>
-      <w:r>
-        <w:t>라는 테스트는 완전하게 작동한다.</w:t>
-      </w:r>
-    </w:p>
-    <w:p>
-      <w:pPr/>
-      <w:r>
-        <w:t>수도 요금 계산 함수를 예로 들어도 마찬가지다. 아래와 같은 테스트는 아무런 모호함 없이 작성할 수 있다.</w:t>
-      </w:r>
-    </w:p>
-    <w:p>
-      <w:pPr>
-        <w:pStyle w:val="a5"/>
-      </w:pPr>
-      <w:r>
-        <w:t># 결정론적 시스템에서의 단위 테스트</w:t>
-      </w:r>
-    </w:p>
-    <w:p>
-      <w:pPr>
-        <w:pStyle w:val="a5"/>
-      </w:pPr>
-      <w:r>
-        <w:t>def test_water_bill():</w:t>
-      </w:r>
-    </w:p>
-    <w:p>
-      <w:pPr>
-        <w:pStyle w:val="a5"/>
-      </w:pPr>
-      <w:r>
-        <w:t xml:space="preserve">    assert calculate_bill(usage_liters=100) == 15000</w:t>
-      </w:r>
-    </w:p>
-    <w:p>
-      <w:pPr/>
-      <w:r>
-        <w:rPr>
-          <w:rStyle w:val="ab"/>
-        </w:rPr>
-        <w:t>usage_liters=100</w:t>
-      </w:r>
-      <w:r>
-        <w:t xml:space="preserve">이 들어가면 </w:t>
-      </w:r>
-      <w:r>
-        <w:rPr>
-          <w:rStyle w:val="ab"/>
-        </w:rPr>
-        <w:t>15000</w:t>
-      </w:r>
-      <w:r>
-        <w:t>이 나와야 한다는 규칙은 요금 정책으로 명확히 정의되어 있다. 이 테스트가 통과하면 함수가 올바르게 구현됐다는 것을 신뢰할 수 있다. 테스트가 실패하면 코드에 버그가 있다는 것을 신뢰할 수 있다.</w:t>
-      </w:r>
-      <w:r>
-        <w:rPr>
-          <w:rStyle w:val="footnote reference"/>
-        </w:rPr>
-        <w:footnoteReference w:id="17"/>
-      </w:r>
-    </w:p>
-    <w:p>
-      <w:pPr/>
-      <w:r>
-        <w:t>배관 공사에 비유하면 더 직관적이다. 파이프를 연결한 뒤 물을 흘려보내 새는 곳을 확인한다. 물을 흘려보냈을 때 결과는 항상 같다. 파이프가 제대로 연결됐으면 물이 새지 않고, 잘못 연결됐으면 물이 샌다. 테스트는 그 구조다. 어디서 물이 새는지는 재현 가능하고, 수리한 뒤 다시 확인할 수 있으며, 고쳤으면 고쳤다는 것을 확인할 수 있다. TDD가 결정론적 시스템에서 이렇게 탁월한 이유는, 그 시스템이 배관처럼 작동하기 때문이다.</w:t>
-      </w:r>
-    </w:p>
-    <w:p>
-      <w:pPr>
-        <w:pStyle w:val="a4"/>
-      </w:pPr>
-      <w:r>
-        <w:t>TDD의 강점이 작동하는 조건</w:t>
-      </w:r>
-    </w:p>
-    <w:p>
-      <w:pPr>
-        <w:pStyle w:val="a8"/>
-      </w:pPr>
-      <w:r>
-        <w:t>TDD가 탁월하게 작동하는 영역을 정리하면 다음과 같다.</w:t>
-      </w:r>
-    </w:p>
-    <w:p>
-      <w:pPr>
-        <w:pStyle w:val="a8"/>
-      </w:pPr>
-      <w:r>
-        <w:t xml:space="preserve">- </w:t>
-      </w:r>
-      <w:r>
-        <w:rPr>
-          <w:b/>
-        </w:rPr>
-        <w:t>정답이 하나다</w:t>
-      </w:r>
-      <w:r>
-        <w:t xml:space="preserve">: 주어진 입력에 대해 올바른 출력이 사전에 정의되어 있다. - </w:t>
-      </w:r>
-      <w:r>
-        <w:rPr>
-          <w:b/>
-        </w:rPr>
-        <w:t>재현이 가능하다</w:t>
-      </w:r>
-      <w:r>
-        <w:t xml:space="preserve">: 동일한 입력으로 언제 실행해도 동일한 결과가 나온다. - </w:t>
-      </w:r>
-      <w:r>
-        <w:rPr>
-          <w:b/>
-        </w:rPr>
-        <w:t>실패가 명확하다</w:t>
-      </w:r>
-      <w:r>
-        <w:t>: 테스트가 통과하지 못하면 무엇이 잘못됐는지를 정확히 가리킬 수 있다.</w:t>
-      </w:r>
-    </w:p>
-    <w:p>
-      <w:pPr>
-        <w:pStyle w:val="a8"/>
-      </w:pPr>
-      <w:r>
-        <w:t xml:space="preserve">이 세 조건이 모두 충족될 때, </w:t>
-      </w:r>
-      <w:r>
-        <w:rPr>
-          <w:rStyle w:val="ab"/>
-        </w:rPr>
-        <w:t>assert A == B</w:t>
-      </w:r>
-      <w:r>
-        <w:t>는 코드의 정확성을 측정하는 가장 효율적인 도구가 된다.</w:t>
-      </w:r>
-      <w:r>
-        <w:rPr>
-          <w:rStyle w:val="footnote reference"/>
-        </w:rPr>
-        <w:footnoteReference w:id="18"/>
-      </w:r>
-    </w:p>
-    <w:p>
-      <w:pPr/>
-      <w:r>
-        <w:t xml:space="preserve">TDD가 나쁜 도구여서 AI 시스템에서 한계를 드러내는 것이 아니다. 결정론적 시스템에서 TDD는 여전히 최선의 도구 중 하나다. 문제는 AI 시스템이 다른 범주에 있다는 점이다. 그 범주의 이름이 확률론적(probabilistic) 세계다. 동일한 입력을 넣어도 매번 조금씩 다른 출력이 나올 수 있고, 그래서 </w:t>
-      </w:r>
-      <w:r>
-        <w:rPr>
-          <w:rStyle w:val="ab"/>
-        </w:rPr>
-        <w:t>B</w:t>
-      </w:r>
-      <w:r>
-        <w:t>를 하나의 값으로 고정하는 전제 자체가 흔들린다.</w:t>
-      </w:r>
-      <w:r>
-        <w:rPr>
-          <w:rStyle w:val="footnote reference"/>
-        </w:rPr>
-        <w:footnoteReference w:id="19"/>
-      </w:r>
-      <w:r>
-        <w:t xml:space="preserve"> </w:t>
-      </w:r>
-      <w:r>
-        <w:rPr>
-          <w:rStyle w:val="footnote reference"/>
-        </w:rPr>
-        <w:footnoteReference w:id="20"/>
-      </w:r>
-    </w:p>
-    <w:p>
-      <w:pPr/>
-      <w:r>
-        <w:t>이제 남은 질문은 이것이다. AI 시스템은 실제로 얼마나 비결정적인가? "temperature를 0으로 설정하면 되지 않는가"라는 반론은 타당한가? 다음 섹션에서는 그 비결정성이 어디서 비롯되는지, 그리고 그것이 단순한 파라미터 조정으로 해소될 수 있는 성질인지를 구체적으로 살펴본다.</w:t>
-      </w:r>
-    </w:p>
-    <w:p>
-      <w:pPr>
-        <w:pStyle w:val="2"/>
-      </w:pPr>
-      <w:r>
-        <w:t>2.3 비결정성의 구조: 같은 질문, 다른 답</w:t>
-      </w:r>
-    </w:p>
-    <w:p>
-      <w:pPr/>
-      <w:r>
-        <w:t xml:space="preserve">앞에서 TDD가 결정론이라는 전제 위에 서 있음을 확인했다. 같은 입력에 항상 같은 출력이 나와야 하고, 그래야만 기대값 </w:t>
-      </w:r>
-      <w:r>
-        <w:rPr>
-          <w:rStyle w:val="ab"/>
-        </w:rPr>
-        <w:t>B</w:t>
-      </w:r>
-      <w:r>
-        <w:t>를 미리 고정해 둘 수 있다. 이제 자연스럽게 다음 질문으로 넘어가야 한다. AI 시스템은 실제로 얼마나 비결정적인가? 그리고 "temperature를 0으로 설정하면 결정론적이 되지 않는가"라는, 실무자들 사이에서 종종 등장하는 반론은 타당한가?</w:t>
-      </w:r>
-    </w:p>
-    <w:p>
-      <w:pPr>
-        <w:pStyle w:val="3"/>
-      </w:pPr>
-      <w:r>
-        <w:t>2.3.1 비결정성은 버그가 아니다</w:t>
-      </w:r>
-    </w:p>
-    <w:p>
-      <w:pPr/>
-      <w:r>
-        <w:t>비결정성(nondeterminism)을 처음 접하는 독자는 이것을 모델의 결함이나 미성숙의 증거로 받아들이기 쉽다. 그러나 LLM의 비결정성은 설계 상의 결함이 아니라 설계의 본질이다.</w:t>
-      </w:r>
-      <w:r>
-        <w:rPr>
-          <w:rStyle w:val="footnote reference"/>
-        </w:rPr>
-        <w:footnoteReference w:id="21"/>
-      </w:r>
-      <w:r>
-        <w:t xml:space="preserve"> 언어 모델이 다음 토큰을 생성할 때 수행하는 작업은, 가능한 모든 다음 토큰에 대한 확률 분포를 계산하고, 그 분포에서 하나를 샘플링하는 것이다. 결정론적 출력은 오히려 예외적인 상황이며, 확률적 샘플링이 기본 작동 방식이다.</w:t>
-      </w:r>
-    </w:p>
-    <w:p>
-      <w:pPr>
-        <w:pStyle w:val="ae"/>
-      </w:pPr>
-      <w:r>
-        <w:t>그림 2-1. 결정론적 시스템과 확률론적 시스템의 입출력 구조 비교</w:t>
-      </w:r>
-    </w:p>
-    <w:p>
-      <w:pPr>
-        <w:pStyle w:val="a5"/>
-      </w:pPr>
-      <w:r>
-        <w:t>[결정론적 시스템]</w:t>
-      </w:r>
-    </w:p>
-    <w:p>
-      <w:pPr>
-        <w:pStyle w:val="a5"/>
-      </w:pPr>
-      <w:r/>
-    </w:p>
-    <w:p>
-      <w:pPr>
-        <w:pStyle w:val="a5"/>
-      </w:pPr>
-      <w:r>
-        <w:t xml:space="preserve">  입력 X ──────────────────→ 출력 Y</w:t>
-      </w:r>
-    </w:p>
-    <w:p>
-      <w:pPr>
-        <w:pStyle w:val="a5"/>
-      </w:pPr>
-      <w:r>
-        <w:t xml:space="preserve">            (단일 경로)</w:t>
-      </w:r>
-    </w:p>
-    <w:p>
-      <w:pPr>
-        <w:pStyle w:val="a5"/>
-      </w:pPr>
-      <w:r/>
-    </w:p>
-    <w:p>
-      <w:pPr>
-        <w:pStyle w:val="a5"/>
-      </w:pPr>
-      <w:r>
-        <w:t>[확률론적 시스템]</w:t>
-      </w:r>
-    </w:p>
-    <w:p>
-      <w:pPr>
-        <w:pStyle w:val="a5"/>
-      </w:pPr>
-      <w:r/>
-    </w:p>
-    <w:p>
-      <w:pPr>
-        <w:pStyle w:val="a5"/>
-      </w:pPr>
-      <w:r>
-        <w:t xml:space="preserve">              ┌──→ 출력 Y₁ (p=0.40)</w:t>
-      </w:r>
-    </w:p>
-    <w:p>
-      <w:pPr>
-        <w:pStyle w:val="a5"/>
-      </w:pPr>
-      <w:r>
-        <w:t xml:space="preserve">              │</w:t>
-      </w:r>
-    </w:p>
-    <w:p>
-      <w:pPr>
-        <w:pStyle w:val="a5"/>
-      </w:pPr>
-      <w:r>
-        <w:t xml:space="preserve">  입력 X ────┼──→ 출력 Y₂ (p=0.35)</w:t>
-      </w:r>
-    </w:p>
-    <w:p>
-      <w:pPr>
-        <w:pStyle w:val="a5"/>
-      </w:pPr>
-      <w:r>
-        <w:t xml:space="preserve">              │</w:t>
-      </w:r>
-    </w:p>
-    <w:p>
-      <w:pPr>
-        <w:pStyle w:val="a5"/>
-      </w:pPr>
-      <w:r>
-        <w:t xml:space="preserve">              └──→ 출력 Y₃ (p=0.25)</w:t>
-      </w:r>
-    </w:p>
-    <w:p>
-      <w:pPr>
-        <w:pStyle w:val="a5"/>
-      </w:pPr>
-      <w:r>
-        <w:t xml:space="preserve">              </w:t>
-      </w:r>
-    </w:p>
-    <w:p>
-      <w:pPr>
-        <w:pStyle w:val="a5"/>
-      </w:pPr>
-      <w:r>
-        <w:t xml:space="preserve">            (확률 분포에서 샘플링)</w:t>
-      </w:r>
-    </w:p>
-    <w:p>
-      <w:pPr/>
-      <w:r>
-        <w:t>그림 1-1에서 제시한 두 시스템의 구조적 차이가 여기서 다시 등장한다. 결정론적 시스템은 입력에서 출력으로 향하는 단일 경로가 있다. 확률론적 시스템에서는 동일한 입력이 출력 공간의 분포를 가리킨다. 특정 답 하나가 선택되는 과정은 그 분포에서의 샘플링이다.</w:t>
-      </w:r>
-    </w:p>
-    <w:p>
-      <w:pPr/>
-      <w:r>
-        <w:t>이 구조에서 비결정성의 원천은 샘플링 과정만이 아니다. 부동소수점(floating-point) 연산의 순서, GPU 병렬 처리 시 연산의 비결정적 집계, 그리고 동일한 모델을 여러 서버에 분산 배치할 때의 미묘한 수치 차이도 비결정성에 기여한다.</w:t>
-      </w:r>
-      <w:r>
-        <w:rPr>
-          <w:rStyle w:val="footnote reference"/>
-        </w:rPr>
-        <w:footnoteReference w:id="22"/>
-      </w:r>
-      <w:r>
-        <w:t xml:space="preserve"> 이 요소들은 모델 파라미터나 설정과 무관하게 하드웨어와 인프라 수준에서 발생한다.</w:t>
-      </w:r>
-    </w:p>
-    <w:p>
-      <w:pPr>
-        <w:pStyle w:val="afd"/>
-      </w:pPr>
-      <w:r>
-        <w:t>비결정성(nondeterminism)</w:t>
-      </w:r>
-    </w:p>
-    <w:p>
-      <w:pPr>
-        <w:pStyle w:val="afd"/>
-      </w:pPr>
-      <w:r>
-        <w:t>AI 시스템의 비결정성이란 동일한 입력에 대해 매 실행마다 다른 출력이 생성될 수 있는 특성을 가리킨다. 이 특성은 LLM의 확률적 샘플링 과정, 부동소수점 연산의 순서 의존성, 병렬 처리 환경의 비결정성 등 복수의 원인이 결합된 결과다.</w:t>
-      </w:r>
-      <w:r>
-        <w:rPr>
-          <w:rStyle w:val="footnote reference"/>
-        </w:rPr>
-        <w:footnoteReference w:id="23"/>
-      </w:r>
-      <w:r>
-        <w:t xml:space="preserve"> </w:t>
-      </w:r>
-      <w:r>
-        <w:rPr>
-          <w:rStyle w:val="footnote reference"/>
-        </w:rPr>
-        <w:footnoteReference w:id="24"/>
-      </w:r>
-    </w:p>
-    <w:p>
-      <w:pPr>
-        <w:pStyle w:val="3"/>
-      </w:pPr>
-      <w:r>
-        <w:t>2.3.2 temperature=0은 충분하지 않다</w:t>
-      </w:r>
-    </w:p>
-    <w:p>
-      <w:pPr/>
-      <w:r>
-        <w:t>비결정성에 대한 가장 흔한 반론은 temperature 파라미터 조정이다. temperature를 0으로 설정하면 샘플링 대신 가장 높은 확률의 토큰을 항상 선택(greedy decoding)하게 되고, 그러면 출력이 결정론적이 되지 않겠는가?</w:t>
-      </w:r>
-    </w:p>
-    <w:p>
-      <w:pPr/>
-      <w:r>
-        <w:t>이 직관은 부분적으로 맞지만, 전체적으로는 틀렸다. 1장에서 이미 확인했듯, temperature는 비결정성을 줄이는 도구이지 제거하는 도구가 아니다. 이를 실증하는 수치가 있다. 2024년에 발표된 한 연구는 동일한 모델을 temperature=0으로 설정한 상태에서 CodeContests 벤치마크의 동일한 문제를 반복 실행했을 때, 75.76%의 불일치를 관측했다.</w:t>
-      </w:r>
-      <w:r>
-        <w:rPr>
-          <w:rStyle w:val="footnote reference"/>
-        </w:rPr>
-        <w:footnoteReference w:id="25"/>
-      </w:r>
-      <w:r>
-        <w:t xml:space="preserve"> 네 번 실행하면 세 번은 다른 결과가 나온다는 의미다. "temperature=0은 곧 결정론"이라는 등식은 성립하지 않는다.</w:t>
-      </w:r>
-    </w:p>
-    <w:p>
-      <w:pPr/>
-      <w:r>
-        <w:t>왜 이런 일이 발생하는가? temperature=0이 제어할 수 있는 것은 샘플링의 무작위성뿐이다. 부동소수점 연산의 비결정성과 병렬 처리 환경의 집계 순서는 temperature 설정과 무관하게 매 실행마다 다른 수치 경로를 탈 수 있다.</w:t>
-      </w:r>
-      <w:r>
-        <w:rPr>
-          <w:rStyle w:val="footnote reference"/>
-        </w:rPr>
-        <w:footnoteReference w:id="26"/>
-      </w:r>
-      <w:r>
-        <w:t xml:space="preserve"> 이 수치 차이가 누적되면 최종 토큰 선택에 영향을 미친다.</w:t>
-      </w:r>
-    </w:p>
-    <w:p>
-      <w:pPr>
-        <w:pStyle w:val="a4"/>
-      </w:pPr>
-      <w:r>
-        <w:t>temperature=0과 비결정성: 오해와 실제</w:t>
-      </w:r>
-    </w:p>
-    <w:p>
-      <w:pPr>
-        <w:pStyle w:val="a8"/>
-      </w:pPr>
-      <w:r>
-        <w:t>temperature=0에서도 비결정성이 완전히 제거되지 않는 이유를 정리하면 다음과 같다.</w:t>
-      </w:r>
-    </w:p>
-    <w:p>
-      <w:pPr>
-        <w:pStyle w:val="a8"/>
-      </w:pPr>
-      <w:r>
-        <w:t xml:space="preserve">- </w:t>
-      </w:r>
-      <w:r>
-        <w:rPr>
-          <w:b/>
-        </w:rPr>
-        <w:t>샘플링 이외의 원인</w:t>
-      </w:r>
-      <w:r>
-        <w:t xml:space="preserve">: 부동소수점 연산의 순서 의존성, GPU 병렬 처리의 비결정적 집계 - </w:t>
-      </w:r>
-      <w:r>
-        <w:rPr>
-          <w:b/>
-        </w:rPr>
-        <w:t>분산 인프라</w:t>
-      </w:r>
-      <w:r>
-        <w:t xml:space="preserve">: 동일한 모델이 여러 서버에 배치될 때 각 서버의 연산 환경 차이 - </w:t>
-      </w:r>
-      <w:r>
-        <w:rPr>
-          <w:b/>
-        </w:rPr>
-        <w:t>프레임워크 버전</w:t>
-      </w:r>
-      <w:r>
-        <w:t>: 동일한 파라미터도 CUDA, cuDNN, 프레임워크 버전에 따라 다른 결과를 낼 수 있음</w:t>
-      </w:r>
-    </w:p>
-    <w:p>
-      <w:pPr>
-        <w:pStyle w:val="a8"/>
-      </w:pPr>
-      <w:r>
-        <w:t>실증 데이터: temperature=0 설정에서도 CodeContests 동일 문제에 대해 75.76%의 불일치가 관측됐다.</w:t>
-      </w:r>
-      <w:r>
-        <w:rPr>
-          <w:rStyle w:val="footnote reference"/>
-        </w:rPr>
-        <w:footnoteReference w:id="27"/>
-      </w:r>
-    </w:p>
-    <w:p>
-      <w:pPr/>
-      <w:r>
-        <w:t xml:space="preserve">번역 작업에 비유해 보면 이 개념이 더 직관적으로 다가온다. 동일한 원문을 동일한 번역가에게 오늘과 내일 따로 맡기면 완전히 같은 번역문이 나오는가? 같은 사람이 같은 텍스트를 다루더라도 표현 선택은 조금씩 달라질 수 있다. 두 번역문의 품질을 비교하는 것은 의미 있는 작업이다. 그러나 두 번역문이 문자열로 일치하는지를 </w:t>
-      </w:r>
-      <w:r>
-        <w:rPr>
-          <w:rStyle w:val="ab"/>
-        </w:rPr>
-        <w:t>assertEqual</w:t>
-      </w:r>
-      <w:r>
-        <w:t>로 확인하는 것은 의미 없다. 중요한 것은 어떤 번역이 원문의 의도를 더 충실히 전달하는가이지, 두 번역이 동일한 문자열인가가 아니기 때문이다.</w:t>
-      </w:r>
-    </w:p>
-    <w:p>
-      <w:pPr>
-        <w:pStyle w:val="3"/>
-      </w:pPr>
-      <w:r>
-        <w:t>2.3.3 비결정성은 LLM만의 문제가 아니다</w:t>
-      </w:r>
-    </w:p>
-    <w:p>
-      <w:pPr/>
-      <w:r>
-        <w:t>비결정성은 LLM에 국한된 특성이 아니다. 이미지 분류기(image classifier)는 동일한 이미지에 대해 모델 버전이나 배치 정규화(batch normalization) 설정에 따라 다른 클래스 확률을 출력할 수 있다. 추천 시스템(recommender system)은 협업 필터링(collaborative filtering) 과정에서 사용자 벡터의 초기화나 훈련 순서에 따라 추천 결과가 달라질 수 있다.</w:t>
-      </w:r>
-      <w:r>
-        <w:rPr>
-          <w:rStyle w:val="footnote reference"/>
-        </w:rPr>
-        <w:footnoteReference w:id="28"/>
       </w:r>
       <w:r>
         <w:t xml:space="preserve"> 공정성 지표(fairness metric)를 측정하는 연구에서도, 동일한 모델을 여러 번 평가하면 측정값이 유의미하게 변동한다는 사례가 보고된다.</w:t>
@@ -1135,7 +1135,7 @@
         <w:rPr>
           <w:rStyle w:val="footnote reference"/>
         </w:rPr>
-        <w:footnoteReference w:id="29"/>
+        <w:footnoteReference w:id="18"/>
       </w:r>
     </w:p>
     <w:p>
@@ -1205,7 +1205,7 @@
         <w:rPr>
           <w:rStyle w:val="footnote reference"/>
         </w:rPr>
-        <w:footnoteReference w:id="30"/>
+        <w:footnoteReference w:id="13"/>
       </w:r>
     </w:p>
     <w:p>
@@ -1270,7 +1270,7 @@
         <w:rPr>
           <w:rStyle w:val="footnote reference"/>
         </w:rPr>
-        <w:footnoteReference w:id="31"/>
+        <w:footnoteReference w:id="19"/>
       </w:r>
       <w:r>
         <w:t xml:space="preserve"> 이 문제는 LLM 시대에 갑자기 생긴 것이 아니라, ML 시스템의 구조적 속성에서 비롯된다.</w:t>
@@ -1293,7 +1293,7 @@
         <w:rPr>
           <w:rStyle w:val="footnote reference"/>
         </w:rPr>
-        <w:footnoteReference w:id="32"/>
+        <w:footnoteReference w:id="20"/>
       </w:r>
     </w:p>
     <w:p>
@@ -1314,7 +1314,7 @@
         <w:rPr>
           <w:rStyle w:val="footnote reference"/>
         </w:rPr>
-        <w:footnoteReference w:id="33"/>
+        <w:footnoteReference w:id="21"/>
       </w:r>
       <w:r>
         <w:t xml:space="preserve"> 실패가 버그를 의미하는지, 정상적인 출력 분포의 변동을 의미하는지를 구분할 방법이 없기 때문이다.</w:t>
@@ -1349,7 +1349,7 @@
         <w:rPr>
           <w:rStyle w:val="footnote reference"/>
         </w:rPr>
-        <w:footnoteReference w:id="34"/>
+        <w:footnoteReference w:id="22"/>
       </w:r>
       <w:r>
         <w:t xml:space="preserve"> 테스트는 우리가 예상한 출력만 검증하고, 사용자는 우리가 예상하지 못한 방식으로 질문한다.</w:t>
@@ -1528,7 +1528,7 @@
         <w:rPr>
           <w:rStyle w:val="footnote reference"/>
         </w:rPr>
-        <w:footnoteReference w:id="35"/>
+        <w:footnoteReference w:id="19"/>
       </w:r>
       <w:r>
         <w:t xml:space="preserve"> 이 논문이 발표된 시점은 ChatGPT 출시보다 7년 앞선 시점이다. TDD의 한계는 LLM의 등장으로 갑자기 드러난 것이 아니라, ML 시스템의 구조적 속성에서 비롯된 것이며 이미 오래전부터 인식되어 왔던 문제다.</w:t>
@@ -1566,7 +1566,7 @@
         <w:rPr>
           <w:rStyle w:val="footnote reference"/>
         </w:rPr>
-        <w:footnoteReference w:id="36"/>
+        <w:footnoteReference w:id="20"/>
       </w:r>
       <w:r>
         <w:t xml:space="preserve"> JSON 스키마 파싱이 올바르게 동작하는지, 라우팅 규칙이 의도한 경로를 선택하는지, 오류 메시지 형식이 규격에 맞는지—이런 검증에는 TDD가 완전히 작동한다.</w:t>
@@ -1649,7 +1649,7 @@
         <w:rPr>
           <w:rStyle w:val="footnote reference"/>
         </w:rPr>
-        <w:footnoteReference w:id="37"/>
+        <w:footnoteReference w:id="23"/>
       </w:r>
     </w:p>
     <w:p>
@@ -1695,7 +1695,7 @@
         <w:rPr>
           <w:rStyle w:val="footnote reference"/>
         </w:rPr>
-        <w:footnoteReference w:id="38"/>
+        <w:footnoteReference w:id="24"/>
       </w:r>
       <w:r>
         <w:t xml:space="preserve"> 단일 숫자는 모델을 과대평가하거나 과소평가하는 왜곡을 동시에 만들어 낼 수 있다.</w:t>
@@ -1778,7 +1778,7 @@
         <w:rPr>
           <w:rStyle w:val="footnote reference"/>
         </w:rPr>
-        <w:footnoteReference w:id="39"/>
+        <w:footnoteReference w:id="25"/>
       </w:r>
       <w:r>
         <w:t xml:space="preserve"> 이 연구에서 GPT-4 심판 모델의 판단은 인간 전문가의 선호도와 80% 이상 일치하는 것으로 나타났다. "정답 문자열 일치" 대신 "품질 근사(quality approximation)"가 실제로 가능함을 보인 것이다. 즉, 정해진 정답이 없어도 출력의 품질을 신뢰할 수 있는 방식으로 판단하는 것은 가능하다.</w:t>
@@ -1793,7 +1793,7 @@
         <w:rPr>
           <w:rStyle w:val="footnote reference"/>
         </w:rPr>
-        <w:footnoteReference w:id="40"/>
+        <w:footnoteReference w:id="26"/>
       </w:r>
     </w:p>
     <w:p>
@@ -1887,7 +1887,7 @@
         <w:rPr>
           <w:rStyle w:val="footnote reference"/>
         </w:rPr>
-        <w:footnoteReference w:id="41"/>
+        <w:footnoteReference w:id="20"/>
       </w:r>
       <w:r>
         <w:t xml:space="preserve"> 이 이동은 사소한 어순 변경이 아니다. TDD가 단위 테스트를 통해 "이 코드는 정답을 반환하는가"를 묻는다면, EDD는 평가 루프를 통해 "이 출력은 충분히 좋은가"를 묻는다. 질문 자체가 다르다.</w:t>
@@ -1902,7 +1902,7 @@
         <w:rPr>
           <w:rStyle w:val="footnote reference"/>
         </w:rPr>
-        <w:footnoteReference w:id="42"/>
+        <w:footnoteReference w:id="12"/>
       </w:r>
       <w:r>
         <w:t xml:space="preserve"> 각 전환은 "무엇을 먼저 설계하는가"의 이동이었다. 그리고 그 이동은 시스템이 놓인 세계의 성격 변화에 대한 응답이었다.</w:t>
@@ -1925,7 +1925,7 @@
         <w:rPr>
           <w:rStyle w:val="footnote reference"/>
         </w:rPr>
-        <w:footnoteReference w:id="43"/>
+        <w:footnoteReference w:id="20"/>
       </w:r>
     </w:p>
     <w:p>
@@ -2187,7 +2187,7 @@
         <w:rPr>
           <w:rStyle w:val="footnote reference"/>
         </w:rPr>
-        <w:footnoteReference w:id="44"/>
+        <w:footnoteReference w:id="25"/>
       </w:r>
       <w:r>
         <w:t xml:space="preserve"> 어느 평가자를 선택하느냐는 비용, 신뢰도, 속도의 트레이드오프를 따른다. 중요한 것은 평가자가 평가 기준을 일관되게 적용할 수 있어야 한다는 것이다.</w:t>
@@ -2238,7 +2238,7 @@
         <w:rPr>
           <w:rStyle w:val="footnote reference"/>
         </w:rPr>
-        <w:footnoteReference w:id="45"/>
+        <w:footnoteReference w:id="12"/>
       </w:r>
     </w:p>
     <w:p>
@@ -2302,7 +2302,7 @@
         <w:rPr>
           <w:rStyle w:val="footnote reference"/>
         </w:rPr>
-        <w:footnoteReference w:id="46"/>
+        <w:footnoteReference w:id="17"/>
       </w:r>
       <w:r>
         <w:t xml:space="preserve"> 이 불일치는 버그가 아니다. 확률론적 시스템이 작동하는 방식이다.</w:t>
@@ -2335,7 +2335,7 @@
         <w:rPr>
           <w:rStyle w:val="footnote reference"/>
         </w:rPr>
-        <w:footnoteReference w:id="47"/>
+        <w:footnoteReference w:id="20"/>
       </w:r>
     </w:p>
     <w:p>
@@ -2389,7 +2389,7 @@
         <w:rPr>
           <w:rStyle w:val="footnote reference"/>
         </w:rPr>
-        <w:footnoteReference w:id="48"/>
+        <w:footnoteReference w:id="27"/>
       </w:r>
     </w:p>
     <w:p>
@@ -2431,7 +2431,7 @@
         <w:rPr>
           <w:rStyle w:val="footnote reference"/>
         </w:rPr>
-        <w:footnoteReference w:id="49"/>
+        <w:footnoteReference w:id="28"/>
       </w:r>
     </w:p>
     <w:p>
@@ -3768,7 +3768,7 @@
         <w:t xml:space="preserve"> </w:t>
       </w:r>
       <w:r>
-        <w:t xml:space="preserve">Suresh, 2025. TDD→BDD→EDD 계보를 실무자 관점에서 정리한 자료.</w:t>
+        <w:t xml:space="preserve">Zhang et al. ML 테스팅 분야 서베이. 테스트 오라클(test oracle) 개념과 ML 시스템에서의 오라클 문제를 포함한다.</w:t>
       </w:r>
     </w:p>
   </w:footnote>
@@ -3787,7 +3787,7 @@
         <w:t xml:space="preserve"> </w:t>
       </w:r>
       <w:r>
-        <w:t xml:space="preserve">Suresh, 2025. TDD→BDD→EDD 계보를 실무자 관점에서 정리한 자료.</w:t>
+        <w:t xml:space="preserve">arXiv 2508.20737. AI 시스템 개발에서의 세 가지 패러다임 전환을 프레임으로 제시하는 논문.</w:t>
       </w:r>
     </w:p>
   </w:footnote>
@@ -3806,7 +3806,7 @@
         <w:t xml:space="preserve"> </w:t>
       </w:r>
       <w:r>
-        <w:t xml:space="preserve">Zhang et al. ML 테스팅 분야 서베이. 테스트 오라클(test oracle) 개념과 ML 시스템에서의 오라클 문제를 포함한다.</w:t>
+        <w:t xml:space="preserve">Cooper et al. 비결정론의 개념적 정의와 공정성 지표 변동 사례를 포함한 AI 시스템 비결정성 분석.</w:t>
       </w:r>
     </w:p>
   </w:footnote>
@@ -3825,7 +3825,7 @@
         <w:t xml:space="preserve"> </w:t>
       </w:r>
       <w:r>
-        <w:t xml:space="preserve">Zhang et al. ML 테스팅 분야 서베이. 테스트 오라클(test oracle) 개념과 ML 시스템에서의 오라클 문제를 포함한다.</w:t>
+        <w:t xml:space="preserve">Thinking Machines Lab. LLM 비결정성의 기술적 원인—부동소수점 연산 순서, 병렬 처리 환경 등—을 상세히 서술한다.</w:t>
       </w:r>
     </w:p>
   </w:footnote>
@@ -3844,7 +3844,7 @@
         <w:t xml:space="preserve"> </w:t>
       </w:r>
       <w:r>
-        <w:t xml:space="preserve">Suresh, 2025. TDD→BDD→EDD 계보를 실무자 관점에서 정리한 자료.</w:t>
+        <w:t xml:space="preserve">비결정론 논문, 2024. CodeContests 벤치마크에서 temperature=0 설정 하에서도 75.76%의 출력 불일치가 관찰되었음을 보고한다.</w:t>
       </w:r>
     </w:p>
   </w:footnote>
@@ -3863,7 +3863,7 @@
         <w:t xml:space="preserve"> </w:t>
       </w:r>
       <w:r>
-        <w:t xml:space="preserve">arXiv 2508.20737. AI 시스템 개발에서의 세 가지 패러다임 전환을 프레임으로 제시하는 논문.</w:t>
+        <w:t xml:space="preserve">AWS. 비결정론적 AI 시스템에서의 테스트 전략과 출력 제어 수단에 대한 실용적 가이드.</w:t>
       </w:r>
     </w:p>
   </w:footnote>
@@ -3882,7 +3882,7 @@
         <w:t xml:space="preserve"> </w:t>
       </w:r>
       <w:r>
-        <w:t xml:space="preserve">Suresh, 2025. TDD→BDD→EDD 계보를 실무자 관점에서 정리한 자료.</w:t>
+        <w:t xml:space="preserve">Google NIPS 2015 기술 부채 논문. ML 시스템에 전통적 테스트가 불충분하다는 사실을 2015년에 공식화했다.</w:t>
       </w:r>
     </w:p>
   </w:footnote>
@@ -3901,7 +3901,7 @@
         <w:t xml:space="preserve"> </w:t>
       </w:r>
       <w:r>
-        <w:t xml:space="preserve">arXiv 2508.20737. AI 시스템 개발에서의 세 가지 패러다임 전환을 프레임으로 제시하는 논문.</w:t>
+        <w:t xml:space="preserve">Xia et al., 2024, EDDOps. EDD의 공식 정의 및 TDD와의 구조 비교를 제공한다.</w:t>
       </w:r>
     </w:p>
   </w:footnote>
@@ -3920,7 +3920,7 @@
         <w:t xml:space="preserve"> </w:t>
       </w:r>
       <w:r>
-        <w:t xml:space="preserve">Cooper et al. 비결정론의 개념적 정의와 공정성 지표 변동 사례를 포함한 AI 시스템 비결정성 분석.</w:t>
+        <w:t xml:space="preserve">Galileo AI. TDD 한계의 실용적 설명. 비결정적 시스템에서 실패 귀인이 불가능해지는 문제를 다룬다.</w:t>
       </w:r>
     </w:p>
   </w:footnote>
@@ -3939,7 +3939,7 @@
         <w:t xml:space="preserve"> </w:t>
       </w:r>
       <w:r>
-        <w:t xml:space="preserve">Thinking Machines Lab. LLM 비결정성의 기술적 원인—부동소수점 연산 순서, 병렬 처리 환경 등—을 상세히 서술한다.</w:t>
+        <w:t xml:space="preserve">ML Test Score, Google. 테스트 점수로도 프로덕션 품질 보장이 불가능함을 실증한 연구.</w:t>
       </w:r>
     </w:p>
   </w:footnote>
@@ -3958,7 +3958,7 @@
         <w:t xml:space="preserve"> </w:t>
       </w:r>
       <w:r>
-        <w:t xml:space="preserve">Cooper et al. 비결정론의 개념적 정의와 공정성 지표 변동 사례를 포함한 AI 시스템 비결정성 분석.</w:t>
+        <w:t xml:space="preserve">Coralogix. 단위 테스트를 통과한 AI 시스템이 운영 환경에서 실패하는 패턴과 실제 손실 사례를 기술한다.</w:t>
       </w:r>
     </w:p>
   </w:footnote>
@@ -3977,7 +3977,7 @@
         <w:t xml:space="preserve"> </w:t>
       </w:r>
       <w:r>
-        <w:t xml:space="preserve">Thinking Machines Lab. LLM 비결정성의 기술적 원인—부동소수점 연산 순서, 병렬 처리 환경 등—을 상세히 서술한다.</w:t>
+        <w:t xml:space="preserve">Ribeiro et al., CheckList, ACL 2020. 단일 정확도 지표 방식의 한계를 체계적으로 논증한 연구. 동일 모델이 조건에 따라 탁월하거나 실패하는 패턴을 실증했다.</w:t>
       </w:r>
     </w:p>
   </w:footnote>
@@ -3996,7 +3996,7 @@
         <w:t xml:space="preserve"> </w:t>
       </w:r>
       <w:r>
-        <w:t xml:space="preserve">비결정론 논문, 2024. CodeContests 벤치마크에서 temperature=0 설정 하에서도 75.76%의 출력 불일치가 관찰되었음을 보고한다.</w:t>
+        <w:t xml:space="preserve">Zheng et al., LLM-as-a-Judge, NeurIPS 2023. LLM을 심판 모델로 활용하는 평가 방식의 실증 연구.</w:t>
       </w:r>
     </w:p>
   </w:footnote>
@@ -4015,7 +4015,7 @@
         <w:t xml:space="preserve"> </w:t>
       </w:r>
       <w:r>
-        <w:t xml:space="preserve">Thinking Machines Lab. LLM 비결정성의 기술적 원인—부동소수점 연산 순서, 병렬 처리 환경 등—을 상세히 서술한다.</w:t>
+        <w:t xml:space="preserve">LogRocket. AI 시스템 QA에서 사고방식 전환을 논의한 자료. 정확한 출력 검증에서 기대 행동 범위 판단으로의 이동을 다룬다.</w:t>
       </w:r>
     </w:p>
   </w:footnote>
@@ -4034,410 +4034,11 @@
         <w:t xml:space="preserve"> </w:t>
       </w:r>
       <w:r>
-        <w:t xml:space="preserve">비결정론 논문, 2024. CodeContests 벤치마크에서 temperature=0 설정 하에서도 75.76%의 출력 불일치가 관찰되었음을 보고한다.</w:t>
+        <w:t xml:space="preserve">집필 기준 문서. ch03 연결 지침 및 시스템 구조 설계로의 전환 동기를 포함한다.</w:t>
       </w:r>
     </w:p>
   </w:footnote>
   <w:footnote w:id="28">
-    <w:p>
-      <w:pPr>
-        <w:pStyle w:val="footnote text"/>
-      </w:pPr>
-      <w:r>
-        <w:rPr>
-          <w:rStyle w:val="footnote reference"/>
-        </w:rPr>
-        <w:footnoteRef/>
-      </w:r>
-      <w:r>
-        <w:t xml:space="preserve"> </w:t>
-      </w:r>
-      <w:r>
-        <w:t xml:space="preserve">Cooper et al. 비결정론의 개념적 정의와 공정성 지표 변동 사례를 포함한 AI 시스템 비결정성 분석.</w:t>
-      </w:r>
-    </w:p>
-  </w:footnote>
-  <w:footnote w:id="29">
-    <w:p>
-      <w:pPr>
-        <w:pStyle w:val="footnote text"/>
-      </w:pPr>
-      <w:r>
-        <w:rPr>
-          <w:rStyle w:val="footnote reference"/>
-        </w:rPr>
-        <w:footnoteRef/>
-      </w:r>
-      <w:r>
-        <w:t xml:space="preserve"> </w:t>
-      </w:r>
-      <w:r>
-        <w:t xml:space="preserve">AWS. 비결정론적 AI 시스템에서의 테스트 전략과 출력 제어 수단에 대한 실용적 가이드.</w:t>
-      </w:r>
-    </w:p>
-  </w:footnote>
-  <w:footnote w:id="30">
-    <w:p>
-      <w:pPr>
-        <w:pStyle w:val="footnote text"/>
-      </w:pPr>
-      <w:r>
-        <w:rPr>
-          <w:rStyle w:val="footnote reference"/>
-        </w:rPr>
-        <w:footnoteRef/>
-      </w:r>
-      <w:r>
-        <w:t xml:space="preserve"> </w:t>
-      </w:r>
-      <w:r>
-        <w:t xml:space="preserve">Zhang et al. ML 테스팅 분야 서베이. 테스트 오라클(test oracle) 개념과 ML 시스템에서의 오라클 문제를 포함한다.</w:t>
-      </w:r>
-    </w:p>
-  </w:footnote>
-  <w:footnote w:id="31">
-    <w:p>
-      <w:pPr>
-        <w:pStyle w:val="footnote text"/>
-      </w:pPr>
-      <w:r>
-        <w:rPr>
-          <w:rStyle w:val="footnote reference"/>
-        </w:rPr>
-        <w:footnoteRef/>
-      </w:r>
-      <w:r>
-        <w:t xml:space="preserve"> </w:t>
-      </w:r>
-      <w:r>
-        <w:t xml:space="preserve">Google NIPS 2015 기술 부채 논문. ML 시스템에 전통적 테스트가 불충분하다는 사실을 2015년에 공식화했다.</w:t>
-      </w:r>
-    </w:p>
-  </w:footnote>
-  <w:footnote w:id="32">
-    <w:p>
-      <w:pPr>
-        <w:pStyle w:val="footnote text"/>
-      </w:pPr>
-      <w:r>
-        <w:rPr>
-          <w:rStyle w:val="footnote reference"/>
-        </w:rPr>
-        <w:footnoteRef/>
-      </w:r>
-      <w:r>
-        <w:t xml:space="preserve"> </w:t>
-      </w:r>
-      <w:r>
-        <w:t xml:space="preserve">Xia et al., 2024, EDDOps. EDD의 공식 정의 및 TDD와의 구조 비교를 제공한다.</w:t>
-      </w:r>
-    </w:p>
-  </w:footnote>
-  <w:footnote w:id="33">
-    <w:p>
-      <w:pPr>
-        <w:pStyle w:val="footnote text"/>
-      </w:pPr>
-      <w:r>
-        <w:rPr>
-          <w:rStyle w:val="footnote reference"/>
-        </w:rPr>
-        <w:footnoteRef/>
-      </w:r>
-      <w:r>
-        <w:t xml:space="preserve"> </w:t>
-      </w:r>
-      <w:r>
-        <w:t xml:space="preserve">Galileo AI. TDD 한계의 실용적 설명. 비결정적 시스템에서 실패 귀인이 불가능해지는 문제를 다룬다.</w:t>
-      </w:r>
-    </w:p>
-  </w:footnote>
-  <w:footnote w:id="34">
-    <w:p>
-      <w:pPr>
-        <w:pStyle w:val="footnote text"/>
-      </w:pPr>
-      <w:r>
-        <w:rPr>
-          <w:rStyle w:val="footnote reference"/>
-        </w:rPr>
-        <w:footnoteRef/>
-      </w:r>
-      <w:r>
-        <w:t xml:space="preserve"> </w:t>
-      </w:r>
-      <w:r>
-        <w:t xml:space="preserve">ML Test Score, Google. 테스트 점수로도 프로덕션 품질 보장이 불가능함을 실증한 연구.</w:t>
-      </w:r>
-    </w:p>
-  </w:footnote>
-  <w:footnote w:id="35">
-    <w:p>
-      <w:pPr>
-        <w:pStyle w:val="footnote text"/>
-      </w:pPr>
-      <w:r>
-        <w:rPr>
-          <w:rStyle w:val="footnote reference"/>
-        </w:rPr>
-        <w:footnoteRef/>
-      </w:r>
-      <w:r>
-        <w:t xml:space="preserve"> </w:t>
-      </w:r>
-      <w:r>
-        <w:t xml:space="preserve">Google NIPS 2015 기술 부채 논문. ML 시스템에 전통적 테스트가 불충분하다는 사실을 2015년에 공식화했다.</w:t>
-      </w:r>
-    </w:p>
-  </w:footnote>
-  <w:footnote w:id="36">
-    <w:p>
-      <w:pPr>
-        <w:pStyle w:val="footnote text"/>
-      </w:pPr>
-      <w:r>
-        <w:rPr>
-          <w:rStyle w:val="footnote reference"/>
-        </w:rPr>
-        <w:footnoteRef/>
-      </w:r>
-      <w:r>
-        <w:t xml:space="preserve"> </w:t>
-      </w:r>
-      <w:r>
-        <w:t xml:space="preserve">Xia et al., 2024, EDDOps. EDD의 공식 정의 및 TDD와의 구조 비교를 제공한다.</w:t>
-      </w:r>
-    </w:p>
-  </w:footnote>
-  <w:footnote w:id="37">
-    <w:p>
-      <w:pPr>
-        <w:pStyle w:val="footnote text"/>
-      </w:pPr>
-      <w:r>
-        <w:rPr>
-          <w:rStyle w:val="footnote reference"/>
-        </w:rPr>
-        <w:footnoteRef/>
-      </w:r>
-      <w:r>
-        <w:t xml:space="preserve"> </w:t>
-      </w:r>
-      <w:r>
-        <w:t xml:space="preserve">Coralogix. 단위 테스트를 통과한 AI 시스템이 운영 환경에서 실패하는 패턴과 실제 손실 사례를 기술한다.</w:t>
-      </w:r>
-    </w:p>
-  </w:footnote>
-  <w:footnote w:id="38">
-    <w:p>
-      <w:pPr>
-        <w:pStyle w:val="footnote text"/>
-      </w:pPr>
-      <w:r>
-        <w:rPr>
-          <w:rStyle w:val="footnote reference"/>
-        </w:rPr>
-        <w:footnoteRef/>
-      </w:r>
-      <w:r>
-        <w:t xml:space="preserve"> </w:t>
-      </w:r>
-      <w:r>
-        <w:t xml:space="preserve">Ribeiro et al., CheckList, ACL 2020. 단일 정확도 지표 방식의 한계를 체계적으로 논증한 연구. 동일 모델이 조건에 따라 탁월하거나 실패하는 패턴을 실증했다.</w:t>
-      </w:r>
-    </w:p>
-  </w:footnote>
-  <w:footnote w:id="39">
-    <w:p>
-      <w:pPr>
-        <w:pStyle w:val="footnote text"/>
-      </w:pPr>
-      <w:r>
-        <w:rPr>
-          <w:rStyle w:val="footnote reference"/>
-        </w:rPr>
-        <w:footnoteRef/>
-      </w:r>
-      <w:r>
-        <w:t xml:space="preserve"> </w:t>
-      </w:r>
-      <w:r>
-        <w:t xml:space="preserve">Zheng et al., LLM-as-a-Judge, NeurIPS 2023. LLM을 심판 모델로 활용하는 평가 방식의 실증 연구.</w:t>
-      </w:r>
-    </w:p>
-  </w:footnote>
-  <w:footnote w:id="40">
-    <w:p>
-      <w:pPr>
-        <w:pStyle w:val="footnote text"/>
-      </w:pPr>
-      <w:r>
-        <w:rPr>
-          <w:rStyle w:val="footnote reference"/>
-        </w:rPr>
-        <w:footnoteRef/>
-      </w:r>
-      <w:r>
-        <w:t xml:space="preserve"> </w:t>
-      </w:r>
-      <w:r>
-        <w:t xml:space="preserve">LogRocket. AI 시스템 QA에서 사고방식 전환을 논의한 자료. 정확한 출력 검증에서 기대 행동 범위 판단으로의 이동을 다룬다.</w:t>
-      </w:r>
-    </w:p>
-  </w:footnote>
-  <w:footnote w:id="41">
-    <w:p>
-      <w:pPr>
-        <w:pStyle w:val="footnote text"/>
-      </w:pPr>
-      <w:r>
-        <w:rPr>
-          <w:rStyle w:val="footnote reference"/>
-        </w:rPr>
-        <w:footnoteRef/>
-      </w:r>
-      <w:r>
-        <w:t xml:space="preserve"> </w:t>
-      </w:r>
-      <w:r>
-        <w:t xml:space="preserve">Xia et al., 2024, EDDOps. EDD의 공식 정의 및 TDD와의 구조 비교를 제공한다.</w:t>
-      </w:r>
-    </w:p>
-  </w:footnote>
-  <w:footnote w:id="42">
-    <w:p>
-      <w:pPr>
-        <w:pStyle w:val="footnote text"/>
-      </w:pPr>
-      <w:r>
-        <w:rPr>
-          <w:rStyle w:val="footnote reference"/>
-        </w:rPr>
-        <w:footnoteRef/>
-      </w:r>
-      <w:r>
-        <w:t xml:space="preserve"> </w:t>
-      </w:r>
-      <w:r>
-        <w:t xml:space="preserve">Suresh, 2025. TDD→BDD→EDD 계보를 실무자 관점에서 정리한 자료.</w:t>
-      </w:r>
-    </w:p>
-  </w:footnote>
-  <w:footnote w:id="43">
-    <w:p>
-      <w:pPr>
-        <w:pStyle w:val="footnote text"/>
-      </w:pPr>
-      <w:r>
-        <w:rPr>
-          <w:rStyle w:val="footnote reference"/>
-        </w:rPr>
-        <w:footnoteRef/>
-      </w:r>
-      <w:r>
-        <w:t xml:space="preserve"> </w:t>
-      </w:r>
-      <w:r>
-        <w:t xml:space="preserve">Xia et al., 2024, EDDOps. EDD의 공식 정의 및 TDD와의 구조 비교를 제공한다.</w:t>
-      </w:r>
-    </w:p>
-  </w:footnote>
-  <w:footnote w:id="44">
-    <w:p>
-      <w:pPr>
-        <w:pStyle w:val="footnote text"/>
-      </w:pPr>
-      <w:r>
-        <w:rPr>
-          <w:rStyle w:val="footnote reference"/>
-        </w:rPr>
-        <w:footnoteRef/>
-      </w:r>
-      <w:r>
-        <w:t xml:space="preserve"> </w:t>
-      </w:r>
-      <w:r>
-        <w:t xml:space="preserve">Zheng et al., LLM-as-a-Judge, NeurIPS 2023. LLM을 심판 모델로 활용하는 평가 방식의 실증 연구.</w:t>
-      </w:r>
-    </w:p>
-  </w:footnote>
-  <w:footnote w:id="45">
-    <w:p>
-      <w:pPr>
-        <w:pStyle w:val="footnote text"/>
-      </w:pPr>
-      <w:r>
-        <w:rPr>
-          <w:rStyle w:val="footnote reference"/>
-        </w:rPr>
-        <w:footnoteRef/>
-      </w:r>
-      <w:r>
-        <w:t xml:space="preserve"> </w:t>
-      </w:r>
-      <w:r>
-        <w:t xml:space="preserve">Suresh, 2025. TDD→BDD→EDD 계보를 실무자 관점에서 정리한 자료.</w:t>
-      </w:r>
-    </w:p>
-  </w:footnote>
-  <w:footnote w:id="46">
-    <w:p>
-      <w:pPr>
-        <w:pStyle w:val="footnote text"/>
-      </w:pPr>
-      <w:r>
-        <w:rPr>
-          <w:rStyle w:val="footnote reference"/>
-        </w:rPr>
-        <w:footnoteRef/>
-      </w:r>
-      <w:r>
-        <w:t xml:space="preserve"> </w:t>
-      </w:r>
-      <w:r>
-        <w:t xml:space="preserve">비결정론 논문, 2024. CodeContests 벤치마크에서 temperature=0 설정 하에서도 75.76%의 출력 불일치가 관찰되었음을 보고한다.</w:t>
-      </w:r>
-    </w:p>
-  </w:footnote>
-  <w:footnote w:id="47">
-    <w:p>
-      <w:pPr>
-        <w:pStyle w:val="footnote text"/>
-      </w:pPr>
-      <w:r>
-        <w:rPr>
-          <w:rStyle w:val="footnote reference"/>
-        </w:rPr>
-        <w:footnoteRef/>
-      </w:r>
-      <w:r>
-        <w:t xml:space="preserve"> </w:t>
-      </w:r>
-      <w:r>
-        <w:t xml:space="preserve">Xia et al., 2024, EDDOps. EDD의 공식 정의 및 TDD와의 구조 비교를 제공한다.</w:t>
-      </w:r>
-    </w:p>
-  </w:footnote>
-  <w:footnote w:id="48">
-    <w:p>
-      <w:pPr>
-        <w:pStyle w:val="footnote text"/>
-      </w:pPr>
-      <w:r>
-        <w:rPr>
-          <w:rStyle w:val="footnote reference"/>
-        </w:rPr>
-        <w:footnoteRef/>
-      </w:r>
-      <w:r>
-        <w:t xml:space="preserve"> </w:t>
-      </w:r>
-      <w:r>
-        <w:t xml:space="preserve">집필 기준 문서. ch03 연결 지침 및 시스템 구조 설계로의 전환 동기를 포함한다.</w:t>
-      </w:r>
-    </w:p>
-  </w:footnote>
-  <w:footnote w:id="49">
     <w:p>
       <w:pPr>
         <w:pStyle w:val="footnote text"/>

--- a/export/ch02_draft_v8.docx
+++ b/export/ch02_draft_v8.docx
@@ -77,7 +77,7 @@
         <w:rPr>
           <w:rStyle w:val="footnote reference"/>
         </w:rPr>
-        <w:footnoteReference w:id="12"/>
+        <w:footnoteReference w:id="1"/>
       </w:r>
       <w:r>
         <w:t xml:space="preserve"> 그 팀이 질문 목록을 만든 것은 태만이 아니었다. 그들은 직관적으로—아마 의식하지 못한 채로—자신들이 테스트가 작동하지 않는 영역에 있음을 감지하고 있었던 것이다.</w:t>
@@ -173,7 +173,7 @@
         <w:rPr>
           <w:rStyle w:val="footnote reference"/>
         </w:rPr>
-        <w:footnoteReference w:id="12"/>
+        <w:footnoteReference w:id="1"/>
       </w:r>
     </w:p>
     <w:p>
@@ -253,7 +253,7 @@
         <w:rPr>
           <w:rStyle w:val="footnote reference"/>
         </w:rPr>
-        <w:footnoteReference w:id="12"/>
+        <w:footnoteReference w:id="1"/>
       </w:r>
     </w:p>
     <w:p>
@@ -307,7 +307,7 @@
         <w:rPr>
           <w:rStyle w:val="footnote reference"/>
         </w:rPr>
-        <w:footnoteReference w:id="13"/>
+        <w:footnoteReference w:id="2"/>
       </w:r>
     </w:p>
     <w:p>
@@ -347,7 +347,7 @@
         <w:rPr>
           <w:rStyle w:val="footnote reference"/>
         </w:rPr>
-        <w:footnoteReference w:id="13"/>
+        <w:footnoteReference w:id="2"/>
       </w:r>
     </w:p>
     <w:p>
@@ -484,7 +484,7 @@
         <w:rPr>
           <w:rStyle w:val="footnote reference"/>
         </w:rPr>
-        <w:footnoteReference w:id="12"/>
+        <w:footnoteReference w:id="1"/>
       </w:r>
     </w:p>
     <w:p>
@@ -564,7 +564,7 @@
         <w:rPr>
           <w:rStyle w:val="footnote reference"/>
         </w:rPr>
-        <w:footnoteReference w:id="14"/>
+        <w:footnoteReference w:id="3"/>
       </w:r>
     </w:p>
     <w:p>
@@ -585,7 +585,7 @@
         <w:rPr>
           <w:rStyle w:val="footnote reference"/>
         </w:rPr>
-        <w:footnoteReference w:id="12"/>
+        <w:footnoteReference w:id="1"/>
       </w:r>
       <w:r>
         <w:t xml:space="preserve"> </w:t>
@@ -594,7 +594,7 @@
         <w:rPr>
           <w:rStyle w:val="footnote reference"/>
         </w:rPr>
-        <w:footnoteReference w:id="14"/>
+        <w:footnoteReference w:id="3"/>
       </w:r>
     </w:p>
     <w:p>
@@ -643,7 +643,7 @@
         <w:rPr>
           <w:rStyle w:val="footnote reference"/>
         </w:rPr>
-        <w:footnoteReference w:id="15"/>
+        <w:footnoteReference w:id="4"/>
       </w:r>
       <w:r>
         <w:t xml:space="preserve"> 언어 모델이 다음 토큰을 생성할 때 수행하는 작업은, 가능한 모든 다음 토큰에 대한 확률 분포를 계산하고, 그 분포에서 하나를 샘플링하는 것이다. 결정론적 출력은 오히려 예외적인 상황이며, 확률적 샘플링이 기본 작동 방식이다.</w:t>
@@ -778,7 +778,7 @@
         <w:rPr>
           <w:rStyle w:val="footnote reference"/>
         </w:rPr>
-        <w:footnoteReference w:id="16"/>
+        <w:footnoteReference w:id="5"/>
       </w:r>
       <w:r>
         <w:t xml:space="preserve"> 이 요소들은 모델 파라미터나 설정과 무관하게 하드웨어와 인프라 수준에서 발생한다.</w:t>
@@ -803,7 +803,7 @@
         <w:rPr>
           <w:rStyle w:val="footnote reference"/>
         </w:rPr>
-        <w:footnoteReference w:id="15"/>
+        <w:footnoteReference w:id="4"/>
       </w:r>
       <w:r>
         <w:t xml:space="preserve"> </w:t>
@@ -812,7 +812,7 @@
         <w:rPr>
           <w:rStyle w:val="footnote reference"/>
         </w:rPr>
-        <w:footnoteReference w:id="16"/>
+        <w:footnoteReference w:id="5"/>
       </w:r>
     </w:p>
     <w:p>
@@ -838,7 +838,7 @@
         <w:rPr>
           <w:rStyle w:val="footnote reference"/>
         </w:rPr>
-        <w:footnoteReference w:id="17"/>
+        <w:footnoteReference w:id="6"/>
       </w:r>
       <w:r>
         <w:t xml:space="preserve"> 네 번 실행하면 세 번은 다른 결과가 나온다는 의미다. "temperature=0은 곧 결정론"이라는 등식은 성립하지 않는다.</w:t>
@@ -853,7 +853,7 @@
         <w:rPr>
           <w:rStyle w:val="footnote reference"/>
         </w:rPr>
-        <w:footnoteReference w:id="16"/>
+        <w:footnoteReference w:id="5"/>
       </w:r>
       <w:r>
         <w:t xml:space="preserve"> 이 수치 차이가 누적되면 최종 토큰 선택에 영향을 미친다.</w:t>
@@ -921,7 +921,7 @@
         <w:rPr>
           <w:rStyle w:val="footnote reference"/>
         </w:rPr>
-        <w:footnoteReference w:id="17"/>
+        <w:footnoteReference w:id="6"/>
       </w:r>
     </w:p>
     <w:p>
@@ -956,7 +956,7 @@
         <w:rPr>
           <w:rStyle w:val="footnote reference"/>
         </w:rPr>
-        <w:footnoteReference w:id="15"/>
+        <w:footnoteReference w:id="4"/>
       </w:r>
       <w:r>
         <w:t xml:space="preserve"> 공정성 지표(fairness metric)를 측정하는 연구에서도, 동일한 모델을 여러 번 평가하면 측정값이 유의미하게 변동한다는 사례가 보고된다.</w:t>
@@ -1135,7 +1135,7 @@
         <w:rPr>
           <w:rStyle w:val="footnote reference"/>
         </w:rPr>
-        <w:footnoteReference w:id="18"/>
+        <w:footnoteReference w:id="7"/>
       </w:r>
     </w:p>
     <w:p>
@@ -1205,7 +1205,7 @@
         <w:rPr>
           <w:rStyle w:val="footnote reference"/>
         </w:rPr>
-        <w:footnoteReference w:id="13"/>
+        <w:footnoteReference w:id="2"/>
       </w:r>
     </w:p>
     <w:p>
@@ -1270,7 +1270,7 @@
         <w:rPr>
           <w:rStyle w:val="footnote reference"/>
         </w:rPr>
-        <w:footnoteReference w:id="19"/>
+        <w:footnoteReference w:id="8"/>
       </w:r>
       <w:r>
         <w:t xml:space="preserve"> 이 문제는 LLM 시대에 갑자기 생긴 것이 아니라, ML 시스템의 구조적 속성에서 비롯된다.</w:t>
@@ -1293,7 +1293,7 @@
         <w:rPr>
           <w:rStyle w:val="footnote reference"/>
         </w:rPr>
-        <w:footnoteReference w:id="20"/>
+        <w:footnoteReference w:id="9"/>
       </w:r>
     </w:p>
     <w:p>
@@ -1314,7 +1314,7 @@
         <w:rPr>
           <w:rStyle w:val="footnote reference"/>
         </w:rPr>
-        <w:footnoteReference w:id="21"/>
+        <w:footnoteReference w:id="10"/>
       </w:r>
       <w:r>
         <w:t xml:space="preserve"> 실패가 버그를 의미하는지, 정상적인 출력 분포의 변동을 의미하는지를 구분할 방법이 없기 때문이다.</w:t>
@@ -1349,7 +1349,7 @@
         <w:rPr>
           <w:rStyle w:val="footnote reference"/>
         </w:rPr>
-        <w:footnoteReference w:id="22"/>
+        <w:footnoteReference w:id="11"/>
       </w:r>
       <w:r>
         <w:t xml:space="preserve"> 테스트는 우리가 예상한 출력만 검증하고, 사용자는 우리가 예상하지 못한 방식으로 질문한다.</w:t>
@@ -1528,7 +1528,7 @@
         <w:rPr>
           <w:rStyle w:val="footnote reference"/>
         </w:rPr>
-        <w:footnoteReference w:id="19"/>
+        <w:footnoteReference w:id="8"/>
       </w:r>
       <w:r>
         <w:t xml:space="preserve"> 이 논문이 발표된 시점은 ChatGPT 출시보다 7년 앞선 시점이다. TDD의 한계는 LLM의 등장으로 갑자기 드러난 것이 아니라, ML 시스템의 구조적 속성에서 비롯된 것이며 이미 오래전부터 인식되어 왔던 문제다.</w:t>
@@ -1566,7 +1566,7 @@
         <w:rPr>
           <w:rStyle w:val="footnote reference"/>
         </w:rPr>
-        <w:footnoteReference w:id="20"/>
+        <w:footnoteReference w:id="9"/>
       </w:r>
       <w:r>
         <w:t xml:space="preserve"> JSON 스키마 파싱이 올바르게 동작하는지, 라우팅 규칙이 의도한 경로를 선택하는지, 오류 메시지 형식이 규격에 맞는지—이런 검증에는 TDD가 완전히 작동한다.</w:t>
@@ -1649,7 +1649,7 @@
         <w:rPr>
           <w:rStyle w:val="footnote reference"/>
         </w:rPr>
-        <w:footnoteReference w:id="23"/>
+        <w:footnoteReference w:id="12"/>
       </w:r>
     </w:p>
     <w:p>
@@ -1695,7 +1695,7 @@
         <w:rPr>
           <w:rStyle w:val="footnote reference"/>
         </w:rPr>
-        <w:footnoteReference w:id="24"/>
+        <w:footnoteReference w:id="13"/>
       </w:r>
       <w:r>
         <w:t xml:space="preserve"> 단일 숫자는 모델을 과대평가하거나 과소평가하는 왜곡을 동시에 만들어 낼 수 있다.</w:t>
@@ -1778,7 +1778,7 @@
         <w:rPr>
           <w:rStyle w:val="footnote reference"/>
         </w:rPr>
-        <w:footnoteReference w:id="25"/>
+        <w:footnoteReference w:id="14"/>
       </w:r>
       <w:r>
         <w:t xml:space="preserve"> 이 연구에서 GPT-4 심판 모델의 판단은 인간 전문가의 선호도와 80% 이상 일치하는 것으로 나타났다. "정답 문자열 일치" 대신 "품질 근사(quality approximation)"가 실제로 가능함을 보인 것이다. 즉, 정해진 정답이 없어도 출력의 품질을 신뢰할 수 있는 방식으로 판단하는 것은 가능하다.</w:t>
@@ -1793,7 +1793,7 @@
         <w:rPr>
           <w:rStyle w:val="footnote reference"/>
         </w:rPr>
-        <w:footnoteReference w:id="26"/>
+        <w:footnoteReference w:id="15"/>
       </w:r>
     </w:p>
     <w:p>
@@ -1887,7 +1887,7 @@
         <w:rPr>
           <w:rStyle w:val="footnote reference"/>
         </w:rPr>
-        <w:footnoteReference w:id="20"/>
+        <w:footnoteReference w:id="9"/>
       </w:r>
       <w:r>
         <w:t xml:space="preserve"> 이 이동은 사소한 어순 변경이 아니다. TDD가 단위 테스트를 통해 "이 코드는 정답을 반환하는가"를 묻는다면, EDD는 평가 루프를 통해 "이 출력은 충분히 좋은가"를 묻는다. 질문 자체가 다르다.</w:t>
@@ -1902,7 +1902,7 @@
         <w:rPr>
           <w:rStyle w:val="footnote reference"/>
         </w:rPr>
-        <w:footnoteReference w:id="12"/>
+        <w:footnoteReference w:id="1"/>
       </w:r>
       <w:r>
         <w:t xml:space="preserve"> 각 전환은 "무엇을 먼저 설계하는가"의 이동이었다. 그리고 그 이동은 시스템이 놓인 세계의 성격 변화에 대한 응답이었다.</w:t>
@@ -1925,7 +1925,7 @@
         <w:rPr>
           <w:rStyle w:val="footnote reference"/>
         </w:rPr>
-        <w:footnoteReference w:id="20"/>
+        <w:footnoteReference w:id="9"/>
       </w:r>
     </w:p>
     <w:p>
@@ -2187,7 +2187,7 @@
         <w:rPr>
           <w:rStyle w:val="footnote reference"/>
         </w:rPr>
-        <w:footnoteReference w:id="25"/>
+        <w:footnoteReference w:id="14"/>
       </w:r>
       <w:r>
         <w:t xml:space="preserve"> 어느 평가자를 선택하느냐는 비용, 신뢰도, 속도의 트레이드오프를 따른다. 중요한 것은 평가자가 평가 기준을 일관되게 적용할 수 있어야 한다는 것이다.</w:t>
@@ -2238,7 +2238,7 @@
         <w:rPr>
           <w:rStyle w:val="footnote reference"/>
         </w:rPr>
-        <w:footnoteReference w:id="12"/>
+        <w:footnoteReference w:id="1"/>
       </w:r>
     </w:p>
     <w:p>
@@ -2302,136 +2302,136 @@
         <w:rPr>
           <w:rStyle w:val="footnote reference"/>
         </w:rPr>
+        <w:footnoteReference w:id="6"/>
+      </w:r>
+      <w:r>
+        <w:t xml:space="preserve"> 이 불일치는 버그가 아니다. 확률론적 시스템이 작동하는 방식이다.</w:t>
+      </w:r>
+    </w:p>
+    <w:p>
+      <w:pPr/>
+      <w:r>
+        <w:rPr>
+          <w:b/>
+        </w:rPr>
+        <w:t>두 번째는 이진 판정(assertEqual)에서 스펙트럼 평가(good enough)로의 이동이다.</w:t>
+      </w:r>
+      <w:r>
+        <w:t xml:space="preserve"> "이 출력이 정답인가"는 AI 시스템에서 성립하지 않는 질문이다. 정답이 단 하나로 규정되지 않는 영역에서 assertEqual은 테스트 오라클을 만들 수 없다. 대신 "이 출력이 충분히 좋은가"라는 질문이 그 자리를 차지한다. 품질 기준이 이진(pass/fail)에서 스펙트럼(0에서 1 사이의 판단)으로 이동하는 것은 이 세계관의 전환에서 자연스럽게 따라온다.</w:t>
+      </w:r>
+    </w:p>
+    <w:p>
+      <w:pPr/>
+      <w:r>
+        <w:rPr>
+          <w:b/>
+        </w:rPr>
+        <w:t>세 번째는 테스트 주도 개발(TDD)에서 평가 주도 개발(EDD)로의 이동이다.</w:t>
+      </w:r>
+      <w:r>
+        <w:t xml:space="preserve"> 두 방법론의 차이는 무엇을 먼저 설계하느냐에 있다. TDD는 "이 코드는 정답을 반환하는가"를 먼저 선언한다. EDD는 "이 출력은 충분히 좋은가"를 판단하는 기준을 먼저 설계한다. 질문 자체가 달라지면, 그 질문에 답하는 구조도 달라져야 한다.</w:t>
+      </w:r>
+      <w:r>
+        <w:rPr>
+          <w:rStyle w:val="footnote reference"/>
+        </w:rPr>
+        <w:footnoteReference w:id="9"/>
+      </w:r>
+    </w:p>
+    <w:p>
+      <w:pPr/>
+      <w:r>
+        <w:t>이 세 이동은 독립적이지 않다. 첫 번째 이동이 두 번째 이동을 만들고, 두 번째 이동이 세 번째 이동으로 귀결된다. 논리적 연쇄다.</w:t>
+      </w:r>
+    </w:p>
+    <w:p>
+      <w:pPr>
+        <w:pStyle w:val="afd"/>
+      </w:pPr>
+      <w:r>
+        <w:t>이 장의 핵심 주장</w:t>
+      </w:r>
+    </w:p>
+    <w:p>
+      <w:pPr>
+        <w:pStyle w:val="afd"/>
+      </w:pPr>
+      <w:r>
+        <w:t>TDD의 한계는 도구의 실패가 아니라 적용 범위의 오류다. AI 시스템의 비결정적 레이어에는 TDD의 전제 조건이 성립하지 않으며, 그 레이어에는 다른 방법론이 필요하다. EDD는 그 방법론적 대안이지, 기술 스택의 교체가 아니다.</w:t>
+      </w:r>
+    </w:p>
+    <w:p>
+      <w:pPr>
+        <w:pStyle w:val="3"/>
+      </w:pPr>
+      <w:r>
+        <w:t>2.7.2 방법론이 바뀌면 충분한가</w:t>
+      </w:r>
+    </w:p>
+    <w:p>
+      <w:pPr/>
+      <w:r>
+        <w:t>그런데 여기서 한 가지 질문이 남는다. EDD를 도입하고 평가 기준을 정의하고 평가자를 배치하고 하네스를 구성한다면—그것으로 충분한가?</w:t>
+      </w:r>
+    </w:p>
+    <w:p>
+      <w:pPr/>
+      <w:r>
+        <w:t>이 질문은 단순해 보이지만 가볍지 않다. 방법론이 바뀌어도, 그 방법론이 작동할 시스템 구조가 갖춰져 있지 않다면 EDD는 실행되지 않는다. 1장에서 만난 팀을 다시 생각해 보자. 그들이 EDD를 알고 있었다고 해도 문제가 해결됐을까? 평가 기준을 설계하려면 시스템이 무엇을 평가받아야 하는지가 명확해야 한다. 평가자가 판단하려면 판단의 대상이 되는 출력이 일관된 구조로 제공되어야 한다. 하네스가 반복 실행하려면 반복이 가능한 형태로 시스템이 구성되어 있어야 한다.</w:t>
+      </w:r>
+    </w:p>
+    <w:p>
+      <w:pPr/>
+      <w:r>
+        <w:t>좋은 평가 방법론이 있어도 평가할 수 없는 시스템이 있다. 시스템 자체가 블랙박스처럼 구성되어 있거나, 구성요소 간 경계가 불분명하거나, 어디서 어떤 출력이 나오는지를 추적할 수 없다면—EDD는 적용될 곳을 잃는다. 많은 AI 프로젝트의 실패가 모델 탓으로 귀결되지만, 실제로는 이런 시스템 설계의 문제인 경우가 훨씬 많다.</w:t>
+      </w:r>
+      <w:r>
+        <w:rPr>
+          <w:rStyle w:val="footnote reference"/>
+        </w:rPr>
+        <w:footnoteReference w:id="16"/>
+      </w:r>
+    </w:p>
+    <w:p>
+      <w:pPr>
+        <w:pStyle w:val="a4"/>
+      </w:pPr>
+      <w:r>
+        <w:t>방법론과 시스템 구조는 함께 작동한다</w:t>
+      </w:r>
+    </w:p>
+    <w:p>
+      <w:pPr>
+        <w:pStyle w:val="a8"/>
+      </w:pPr>
+      <w:r>
+        <w:t>EDD는 방법론적 프레임이다. 그 프레임이 실제로 작동하려면 평가를 수용할 수 있는 시스템 구조가 필요하다. 방법론을 바꾸는 것은 필요 조건이지 충분 조건이 아니다. 이것이 이 장의 논증이 자연스럽게 다음 장으로 이어지는 이유다.</w:t>
+      </w:r>
+    </w:p>
+    <w:p>
+      <w:pPr>
+        <w:pStyle w:val="3"/>
+      </w:pPr>
+      <w:r>
+        <w:t>2.7.3 다음 장으로: 문제는 모델이 아니라 시스템이다</w:t>
+      </w:r>
+    </w:p>
+    <w:p>
+      <w:pPr/>
+      <w:r>
+        <w:t>이 장에서 EDD를 도입한 것은 하나의 답을 제시한 것이다. 그러나 그 답이 작동하기 위한 조건—시스템 구조 자체—은 아직 열린 질문으로 남아 있다. 다음 장에서는 바로 그 조건을 들여다본다.</w:t>
+      </w:r>
+    </w:p>
+    <w:p>
+      <w:pPr/>
+      <w:r>
+        <w:t>AI 프로젝트 실패의 귀인(attribution) 패턴은 흥미롭다. 출력이 나쁘면 "모델이 부족하다"는 결론이 먼저 나온다. 더 좋은 모델로 교체하거나, 프롬프트를 수정하거나, 파인튜닝을 시도한다. 그런데 같은 문제가 반복된다. 모델을 바꿔도, 프롬프트를 정교하게 만들어도, 시스템이 잘못 구성되어 있으면 문제는 재현된다. 3장에서는 이 패턴을 구조적으로 분석하고, AI 시스템이 어떻게 구성되어야 평가 가능한 구조를 갖출 수 있는지를 살펴본다.</w:t>
+      </w:r>
+      <w:r>
+        <w:rPr>
+          <w:rStyle w:val="footnote reference"/>
+        </w:rPr>
         <w:footnoteReference w:id="17"/>
-      </w:r>
-      <w:r>
-        <w:t xml:space="preserve"> 이 불일치는 버그가 아니다. 확률론적 시스템이 작동하는 방식이다.</w:t>
-      </w:r>
-    </w:p>
-    <w:p>
-      <w:pPr/>
-      <w:r>
-        <w:rPr>
-          <w:b/>
-        </w:rPr>
-        <w:t>두 번째는 이진 판정(assertEqual)에서 스펙트럼 평가(good enough)로의 이동이다.</w:t>
-      </w:r>
-      <w:r>
-        <w:t xml:space="preserve"> "이 출력이 정답인가"는 AI 시스템에서 성립하지 않는 질문이다. 정답이 단 하나로 규정되지 않는 영역에서 assertEqual은 테스트 오라클을 만들 수 없다. 대신 "이 출력이 충분히 좋은가"라는 질문이 그 자리를 차지한다. 품질 기준이 이진(pass/fail)에서 스펙트럼(0에서 1 사이의 판단)으로 이동하는 것은 이 세계관의 전환에서 자연스럽게 따라온다.</w:t>
-      </w:r>
-    </w:p>
-    <w:p>
-      <w:pPr/>
-      <w:r>
-        <w:rPr>
-          <w:b/>
-        </w:rPr>
-        <w:t>세 번째는 테스트 주도 개발(TDD)에서 평가 주도 개발(EDD)로의 이동이다.</w:t>
-      </w:r>
-      <w:r>
-        <w:t xml:space="preserve"> 두 방법론의 차이는 무엇을 먼저 설계하느냐에 있다. TDD는 "이 코드는 정답을 반환하는가"를 먼저 선언한다. EDD는 "이 출력은 충분히 좋은가"를 판단하는 기준을 먼저 설계한다. 질문 자체가 달라지면, 그 질문에 답하는 구조도 달라져야 한다.</w:t>
-      </w:r>
-      <w:r>
-        <w:rPr>
-          <w:rStyle w:val="footnote reference"/>
-        </w:rPr>
-        <w:footnoteReference w:id="20"/>
-      </w:r>
-    </w:p>
-    <w:p>
-      <w:pPr/>
-      <w:r>
-        <w:t>이 세 이동은 독립적이지 않다. 첫 번째 이동이 두 번째 이동을 만들고, 두 번째 이동이 세 번째 이동으로 귀결된다. 논리적 연쇄다.</w:t>
-      </w:r>
-    </w:p>
-    <w:p>
-      <w:pPr>
-        <w:pStyle w:val="afd"/>
-      </w:pPr>
-      <w:r>
-        <w:t>이 장의 핵심 주장</w:t>
-      </w:r>
-    </w:p>
-    <w:p>
-      <w:pPr>
-        <w:pStyle w:val="afd"/>
-      </w:pPr>
-      <w:r>
-        <w:t>TDD의 한계는 도구의 실패가 아니라 적용 범위의 오류다. AI 시스템의 비결정적 레이어에는 TDD의 전제 조건이 성립하지 않으며, 그 레이어에는 다른 방법론이 필요하다. EDD는 그 방법론적 대안이지, 기술 스택의 교체가 아니다.</w:t>
-      </w:r>
-    </w:p>
-    <w:p>
-      <w:pPr>
-        <w:pStyle w:val="3"/>
-      </w:pPr>
-      <w:r>
-        <w:t>2.7.2 방법론이 바뀌면 충분한가</w:t>
-      </w:r>
-    </w:p>
-    <w:p>
-      <w:pPr/>
-      <w:r>
-        <w:t>그런데 여기서 한 가지 질문이 남는다. EDD를 도입하고 평가 기준을 정의하고 평가자를 배치하고 하네스를 구성한다면—그것으로 충분한가?</w:t>
-      </w:r>
-    </w:p>
-    <w:p>
-      <w:pPr/>
-      <w:r>
-        <w:t>이 질문은 단순해 보이지만 가볍지 않다. 방법론이 바뀌어도, 그 방법론이 작동할 시스템 구조가 갖춰져 있지 않다면 EDD는 실행되지 않는다. 1장에서 만난 팀을 다시 생각해 보자. 그들이 EDD를 알고 있었다고 해도 문제가 해결됐을까? 평가 기준을 설계하려면 시스템이 무엇을 평가받아야 하는지가 명확해야 한다. 평가자가 판단하려면 판단의 대상이 되는 출력이 일관된 구조로 제공되어야 한다. 하네스가 반복 실행하려면 반복이 가능한 형태로 시스템이 구성되어 있어야 한다.</w:t>
-      </w:r>
-    </w:p>
-    <w:p>
-      <w:pPr/>
-      <w:r>
-        <w:t>좋은 평가 방법론이 있어도 평가할 수 없는 시스템이 있다. 시스템 자체가 블랙박스처럼 구성되어 있거나, 구성요소 간 경계가 불분명하거나, 어디서 어떤 출력이 나오는지를 추적할 수 없다면—EDD는 적용될 곳을 잃는다. 많은 AI 프로젝트의 실패가 모델 탓으로 귀결되지만, 실제로는 이런 시스템 설계의 문제인 경우가 훨씬 많다.</w:t>
-      </w:r>
-      <w:r>
-        <w:rPr>
-          <w:rStyle w:val="footnote reference"/>
-        </w:rPr>
-        <w:footnoteReference w:id="27"/>
-      </w:r>
-    </w:p>
-    <w:p>
-      <w:pPr>
-        <w:pStyle w:val="a4"/>
-      </w:pPr>
-      <w:r>
-        <w:t>방법론과 시스템 구조는 함께 작동한다</w:t>
-      </w:r>
-    </w:p>
-    <w:p>
-      <w:pPr>
-        <w:pStyle w:val="a8"/>
-      </w:pPr>
-      <w:r>
-        <w:t>EDD는 방법론적 프레임이다. 그 프레임이 실제로 작동하려면 평가를 수용할 수 있는 시스템 구조가 필요하다. 방법론을 바꾸는 것은 필요 조건이지 충분 조건이 아니다. 이것이 이 장의 논증이 자연스럽게 다음 장으로 이어지는 이유다.</w:t>
-      </w:r>
-    </w:p>
-    <w:p>
-      <w:pPr>
-        <w:pStyle w:val="3"/>
-      </w:pPr>
-      <w:r>
-        <w:t>2.7.3 다음 장으로: 문제는 모델이 아니라 시스템이다</w:t>
-      </w:r>
-    </w:p>
-    <w:p>
-      <w:pPr/>
-      <w:r>
-        <w:t>이 장에서 EDD를 도입한 것은 하나의 답을 제시한 것이다. 그러나 그 답이 작동하기 위한 조건—시스템 구조 자체—은 아직 열린 질문으로 남아 있다. 다음 장에서는 바로 그 조건을 들여다본다.</w:t>
-      </w:r>
-    </w:p>
-    <w:p>
-      <w:pPr/>
-      <w:r>
-        <w:t>AI 프로젝트 실패의 귀인(attribution) 패턴은 흥미롭다. 출력이 나쁘면 "모델이 부족하다"는 결론이 먼저 나온다. 더 좋은 모델로 교체하거나, 프롬프트를 수정하거나, 파인튜닝을 시도한다. 그런데 같은 문제가 반복된다. 모델을 바꿔도, 프롬프트를 정교하게 만들어도, 시스템이 잘못 구성되어 있으면 문제는 재현된다. 3장에서는 이 패턴을 구조적으로 분석하고, AI 시스템이 어떻게 구성되어야 평가 가능한 구조를 갖출 수 있는지를 살펴본다.</w:t>
-      </w:r>
-      <w:r>
-        <w:rPr>
-          <w:rStyle w:val="footnote reference"/>
-        </w:rPr>
-        <w:footnoteReference w:id="28"/>
       </w:r>
     </w:p>
     <w:p>
@@ -3421,11 +3421,11 @@
   <w:footnote w:id="1">
     <w:p>
       <w:pPr>
-        <w:pStyle w:val="a7"/>
-      </w:pPr>
-      <w:r>
-        <w:rPr>
-          <w:rStyle w:val="a6"/>
+        <w:pStyle w:val="footnote text"/>
+      </w:pPr>
+      <w:r>
+        <w:rPr>
+          <w:rStyle w:val="footnote reference"/>
         </w:rPr>
         <w:footnoteRef/>
       </w:r>
@@ -3433,25 +3433,18 @@
         <w:t xml:space="preserve"> </w:t>
       </w:r>
       <w:r>
-        <w:t xml:space="preserve">RAND Corporation. </w:t>
-      </w:r>
-      <w:r>
-        <w:rPr>
-          <w:i/>
-          <w:iCs/>
-        </w:rPr>
-        <w:t>*AI and the Future of Work: Opportunities and Challenges</w:t>
+        <w:t xml:space="preserve">Suresh, 2025. TDD→BDD→EDD 계보를 실무자 관점에서 정리한 자료.</w:t>
       </w:r>
     </w:p>
   </w:footnote>
   <w:footnote w:id="2">
     <w:p>
       <w:pPr>
-        <w:pStyle w:val="a7"/>
-      </w:pPr>
-      <w:r>
-        <w:rPr>
-          <w:rStyle w:val="a6"/>
+        <w:pStyle w:val="footnote text"/>
+      </w:pPr>
+      <w:r>
+        <w:rPr>
+          <w:rStyle w:val="footnote reference"/>
         </w:rPr>
         <w:footnoteRef/>
       </w:r>
@@ -3459,28 +3452,18 @@
         <w:t xml:space="preserve"> </w:t>
       </w:r>
       <w:r>
-        <w:t xml:space="preserve">Gartner. </w:t>
-      </w:r>
-      <w:r>
-        <w:rPr>
-          <w:i/>
-          <w:iCs/>
-        </w:rPr>
-        <w:t>*Gartner Predicts 2024: Generative AI*</w:t>
-      </w:r>
-      <w:r>
-        <w:t>. 2024.</w:t>
+        <w:t xml:space="preserve">Zhang et al. ML 테스팅 분야 서베이. 테스트 오라클(test oracle) 개념과 ML 시스템에서의 오라클 문제를 포함한다.</w:t>
       </w:r>
     </w:p>
   </w:footnote>
   <w:footnote w:id="3">
     <w:p>
       <w:pPr>
-        <w:pStyle w:val="a7"/>
-      </w:pPr>
-      <w:r>
-        <w:rPr>
-          <w:rStyle w:val="a6"/>
+        <w:pStyle w:val="footnote text"/>
+      </w:pPr>
+      <w:r>
+        <w:rPr>
+          <w:rStyle w:val="footnote reference"/>
         </w:rPr>
         <w:footnoteRef/>
       </w:r>
@@ -3488,28 +3471,18 @@
         <w:t xml:space="preserve"> </w:t>
       </w:r>
       <w:r>
-        <w:t xml:space="preserve"> Boston Consulting Group. </w:t>
-      </w:r>
-      <w:r>
-        <w:rPr>
-          <w:i/>
-          <w:iCs/>
-        </w:rPr>
-        <w:t>*AI at Scale: Closing the Value Gap*</w:t>
-      </w:r>
-      <w:r>
-        <w:t>. 2024.</w:t>
+        <w:t xml:space="preserve">arXiv 2508.20737. AI 시스템 개발에서의 세 가지 패러다임 전환을 프레임으로 제시하는 논문.</w:t>
       </w:r>
     </w:p>
   </w:footnote>
   <w:footnote w:id="4">
     <w:p>
       <w:pPr>
-        <w:pStyle w:val="a7"/>
-      </w:pPr>
-      <w:r>
-        <w:rPr>
-          <w:rStyle w:val="a6"/>
+        <w:pStyle w:val="footnote text"/>
+      </w:pPr>
+      <w:r>
+        <w:rPr>
+          <w:rStyle w:val="footnote reference"/>
         </w:rPr>
         <w:footnoteRef/>
       </w:r>
@@ -3517,28 +3490,18 @@
         <w:t xml:space="preserve"> </w:t>
       </w:r>
       <w:r>
-        <w:t xml:space="preserve">Deloitte. </w:t>
-      </w:r>
-      <w:r>
-        <w:rPr>
-          <w:i/>
-          <w:iCs/>
-        </w:rPr>
-        <w:t>*State of Generative AI in the Enterprise Q4 2024*</w:t>
-      </w:r>
-      <w:r>
-        <w:t>. 2024.</w:t>
+        <w:t xml:space="preserve">Cooper et al. 비결정론의 개념적 정의와 공정성 지표 변동 사례를 포함한 AI 시스템 비결정성 분석.</w:t>
       </w:r>
     </w:p>
   </w:footnote>
   <w:footnote w:id="5">
     <w:p>
       <w:pPr>
-        <w:pStyle w:val="a7"/>
-      </w:pPr>
-      <w:r>
-        <w:rPr>
-          <w:rStyle w:val="a6"/>
+        <w:pStyle w:val="footnote text"/>
+      </w:pPr>
+      <w:r>
+        <w:rPr>
+          <w:rStyle w:val="footnote reference"/>
         </w:rPr>
         <w:footnoteRef/>
       </w:r>
@@ -3546,28 +3509,18 @@
         <w:t xml:space="preserve"> </w:t>
       </w:r>
       <w:r>
-        <w:t xml:space="preserve">ZenML. </w:t>
-      </w:r>
-      <w:r>
-        <w:rPr>
-          <w:i/>
-          <w:iCs/>
-        </w:rPr>
-        <w:t>*The State of AI Engineering 2024: Analysis of 1,200+ Deployments*</w:t>
-      </w:r>
-      <w:r>
-        <w:t>. 2024.</w:t>
+        <w:t xml:space="preserve">Thinking Machines Lab. LLM 비결정성의 기술적 원인—부동소수점 연산 순서, 병렬 처리 환경 등—을 상세히 서술한다.</w:t>
       </w:r>
     </w:p>
   </w:footnote>
   <w:footnote w:id="6">
     <w:p>
       <w:pPr>
-        <w:pStyle w:val="a7"/>
-      </w:pPr>
-      <w:r>
-        <w:rPr>
-          <w:rStyle w:val="a6"/>
+        <w:pStyle w:val="footnote text"/>
+      </w:pPr>
+      <w:r>
+        <w:rPr>
+          <w:rStyle w:val="footnote reference"/>
         </w:rPr>
         <w:footnoteRef/>
       </w:r>
@@ -3575,28 +3528,18 @@
         <w:t xml:space="preserve"> </w:t>
       </w:r>
       <w:r>
-        <w:t>Ouyang, S., et al. "On the Reliability of LLM-Generated Code." </w:t>
-      </w:r>
-      <w:r>
-        <w:rPr>
-          <w:i/>
-          <w:iCs/>
-        </w:rPr>
-        <w:t>arXiv</w:t>
-      </w:r>
-      <w:r>
-        <w:t>, 2025</w:t>
+        <w:t xml:space="preserve">비결정론 논문, 2024. CodeContests 벤치마크에서 temperature=0 설정 하에서도 75.76%의 출력 불일치가 관찰되었음을 보고한다.</w:t>
       </w:r>
     </w:p>
   </w:footnote>
   <w:footnote w:id="7">
     <w:p>
       <w:pPr>
-        <w:pStyle w:val="a7"/>
-      </w:pPr>
-      <w:r>
-        <w:rPr>
-          <w:rStyle w:val="a6"/>
+        <w:pStyle w:val="footnote text"/>
+      </w:pPr>
+      <w:r>
+        <w:rPr>
+          <w:rStyle w:val="footnote reference"/>
         </w:rPr>
         <w:footnoteRef/>
       </w:r>
@@ -3604,28 +3547,18 @@
         <w:t xml:space="preserve"> </w:t>
       </w:r>
       <w:r>
-        <w:t>Atil, B., et al. "Nondeterminism in Large Language Models: A Study of Temperature and Sampling." </w:t>
-      </w:r>
-      <w:r>
-        <w:rPr>
-          <w:i/>
-          <w:iCs/>
-        </w:rPr>
-        <w:t>arXiv</w:t>
-      </w:r>
-      <w:r>
-        <w:t>, 2024. </w:t>
+        <w:t xml:space="preserve">AWS. 비결정론적 AI 시스템에서의 테스트 전략과 출력 제어 수단에 대한 실용적 가이드.</w:t>
       </w:r>
     </w:p>
   </w:footnote>
   <w:footnote w:id="8">
     <w:p>
       <w:pPr>
-        <w:pStyle w:val="a7"/>
-      </w:pPr>
-      <w:r>
-        <w:rPr>
-          <w:rStyle w:val="a6"/>
+        <w:pStyle w:val="footnote text"/>
+      </w:pPr>
+      <w:r>
+        <w:rPr>
+          <w:rStyle w:val="footnote reference"/>
         </w:rPr>
         <w:footnoteRef/>
       </w:r>
@@ -3633,28 +3566,18 @@
         <w:t xml:space="preserve"> </w:t>
       </w:r>
       <w:r>
-        <w:t>O'Reilly Radar. </w:t>
-      </w:r>
-      <w:r>
-        <w:rPr>
-          <w:i/>
-          <w:iCs/>
-        </w:rPr>
-        <w:t>AI Trends Report 2026</w:t>
-      </w:r>
-      <w:r>
-        <w:t>. 2026</w:t>
+        <w:t xml:space="preserve">Google NIPS 2015 기술 부채 논문. ML 시스템에 전통적 테스트가 불충분하다는 사실을 2015년에 공식화했다.</w:t>
       </w:r>
     </w:p>
   </w:footnote>
   <w:footnote w:id="9">
     <w:p>
       <w:pPr>
-        <w:pStyle w:val="a7"/>
-      </w:pPr>
-      <w:r>
-        <w:rPr>
-          <w:rStyle w:val="a6"/>
+        <w:pStyle w:val="footnote text"/>
+      </w:pPr>
+      <w:r>
+        <w:rPr>
+          <w:rStyle w:val="footnote reference"/>
         </w:rPr>
         <w:footnoteRef/>
       </w:r>
@@ -3662,28 +3585,18 @@
         <w:t xml:space="preserve"> </w:t>
       </w:r>
       <w:r>
-        <w:t>Sculley, D., et al. "Hidden Technical Debt in Machine Learning Systems." </w:t>
-      </w:r>
-      <w:r>
-        <w:rPr>
-          <w:i/>
-          <w:iCs/>
-        </w:rPr>
-        <w:t>Advances in Neural Information Processing Systems (NeurIPS)</w:t>
-      </w:r>
-      <w:r>
-        <w:t>, 2015</w:t>
+        <w:t xml:space="preserve">Xia et al., 2024, EDDOps. EDD의 공식 정의 및 TDD와의 구조 비교를 제공한다.</w:t>
       </w:r>
     </w:p>
   </w:footnote>
   <w:footnote w:id="10">
     <w:p>
       <w:pPr>
-        <w:pStyle w:val="a7"/>
-      </w:pPr>
-      <w:r>
-        <w:rPr>
-          <w:rStyle w:val="a6"/>
+        <w:pStyle w:val="footnote text"/>
+      </w:pPr>
+      <w:r>
+        <w:rPr>
+          <w:rStyle w:val="footnote reference"/>
         </w:rPr>
         <w:footnoteRef/>
       </w:r>
@@ -3691,28 +3604,18 @@
         <w:t xml:space="preserve"> </w:t>
       </w:r>
       <w:r>
-        <w:t>Fowler, M. et al. "Patterns for Building LLM-based Systems &amp; Products." </w:t>
-      </w:r>
-      <w:r>
-        <w:rPr>
-          <w:i/>
-          <w:iCs/>
-        </w:rPr>
-        <w:t>martinfowler.com</w:t>
-      </w:r>
-      <w:r>
-        <w:t>, 2024.</w:t>
+        <w:t xml:space="preserve">Galileo AI. TDD 한계의 실용적 설명. 비결정적 시스템에서 실패 귀인이 불가능해지는 문제를 다룬다.</w:t>
       </w:r>
     </w:p>
   </w:footnote>
   <w:footnote w:id="11">
     <w:p>
       <w:pPr>
-        <w:pStyle w:val="a7"/>
-      </w:pPr>
-      <w:r>
-        <w:rPr>
-          <w:rStyle w:val="a6"/>
+        <w:pStyle w:val="footnote text"/>
+      </w:pPr>
+      <w:r>
+        <w:rPr>
+          <w:rStyle w:val="footnote reference"/>
         </w:rPr>
         <w:footnoteRef/>
       </w:r>
@@ -3720,17 +3623,7 @@
         <w:t xml:space="preserve"> </w:t>
       </w:r>
       <w:r>
-        <w:t> ZenML. </w:t>
-      </w:r>
-      <w:r>
-        <w:rPr>
-          <w:i/>
-          <w:iCs/>
-        </w:rPr>
-        <w:t>The State of AI Engineering 2024: Analysis of 1,200+ Deployments</w:t>
-      </w:r>
-      <w:r>
-        <w:t>. 2024. </w:t>
+        <w:t xml:space="preserve">ML Test Score, Google. 테스트 점수로도 프로덕션 품질 보장이 불가능함을 실증한 연구.</w:t>
       </w:r>
     </w:p>
   </w:footnote>
@@ -3749,7 +3642,7 @@
         <w:t xml:space="preserve"> </w:t>
       </w:r>
       <w:r>
-        <w:t xml:space="preserve">Suresh, 2025. TDD→BDD→EDD 계보를 실무자 관점에서 정리한 자료.</w:t>
+        <w:t xml:space="preserve">Coralogix. 단위 테스트를 통과한 AI 시스템이 운영 환경에서 실패하는 패턴과 실제 손실 사례를 기술한다.</w:t>
       </w:r>
     </w:p>
   </w:footnote>
@@ -3768,7 +3661,7 @@
         <w:t xml:space="preserve"> </w:t>
       </w:r>
       <w:r>
-        <w:t xml:space="preserve">Zhang et al. ML 테스팅 분야 서베이. 테스트 오라클(test oracle) 개념과 ML 시스템에서의 오라클 문제를 포함한다.</w:t>
+        <w:t xml:space="preserve">Ribeiro et al., CheckList, ACL 2020. 단일 정확도 지표 방식의 한계를 체계적으로 논증한 연구. 동일 모델이 조건에 따라 탁월하거나 실패하는 패턴을 실증했다.</w:t>
       </w:r>
     </w:p>
   </w:footnote>
@@ -3787,7 +3680,7 @@
         <w:t xml:space="preserve"> </w:t>
       </w:r>
       <w:r>
-        <w:t xml:space="preserve">arXiv 2508.20737. AI 시스템 개발에서의 세 가지 패러다임 전환을 프레임으로 제시하는 논문.</w:t>
+        <w:t xml:space="preserve">Zheng et al., LLM-as-a-Judge, NeurIPS 2023. LLM을 심판 모델로 활용하는 평가 방식의 실증 연구.</w:t>
       </w:r>
     </w:p>
   </w:footnote>
@@ -3806,7 +3699,7 @@
         <w:t xml:space="preserve"> </w:t>
       </w:r>
       <w:r>
-        <w:t xml:space="preserve">Cooper et al. 비결정론의 개념적 정의와 공정성 지표 변동 사례를 포함한 AI 시스템 비결정성 분석.</w:t>
+        <w:t xml:space="preserve">LogRocket. AI 시스템 QA에서 사고방식 전환을 논의한 자료. 정확한 출력 검증에서 기대 행동 범위 판단으로의 이동을 다룬다.</w:t>
       </w:r>
     </w:p>
   </w:footnote>
@@ -3825,220 +3718,11 @@
         <w:t xml:space="preserve"> </w:t>
       </w:r>
       <w:r>
-        <w:t xml:space="preserve">Thinking Machines Lab. LLM 비결정성의 기술적 원인—부동소수점 연산 순서, 병렬 처리 환경 등—을 상세히 서술한다.</w:t>
+        <w:t xml:space="preserve">집필 기준 문서. ch03 연결 지침 및 시스템 구조 설계로의 전환 동기를 포함한다.</w:t>
       </w:r>
     </w:p>
   </w:footnote>
   <w:footnote w:id="17">
-    <w:p>
-      <w:pPr>
-        <w:pStyle w:val="footnote text"/>
-      </w:pPr>
-      <w:r>
-        <w:rPr>
-          <w:rStyle w:val="footnote reference"/>
-        </w:rPr>
-        <w:footnoteRef/>
-      </w:r>
-      <w:r>
-        <w:t xml:space="preserve"> </w:t>
-      </w:r>
-      <w:r>
-        <w:t xml:space="preserve">비결정론 논문, 2024. CodeContests 벤치마크에서 temperature=0 설정 하에서도 75.76%의 출력 불일치가 관찰되었음을 보고한다.</w:t>
-      </w:r>
-    </w:p>
-  </w:footnote>
-  <w:footnote w:id="18">
-    <w:p>
-      <w:pPr>
-        <w:pStyle w:val="footnote text"/>
-      </w:pPr>
-      <w:r>
-        <w:rPr>
-          <w:rStyle w:val="footnote reference"/>
-        </w:rPr>
-        <w:footnoteRef/>
-      </w:r>
-      <w:r>
-        <w:t xml:space="preserve"> </w:t>
-      </w:r>
-      <w:r>
-        <w:t xml:space="preserve">AWS. 비결정론적 AI 시스템에서의 테스트 전략과 출력 제어 수단에 대한 실용적 가이드.</w:t>
-      </w:r>
-    </w:p>
-  </w:footnote>
-  <w:footnote w:id="19">
-    <w:p>
-      <w:pPr>
-        <w:pStyle w:val="footnote text"/>
-      </w:pPr>
-      <w:r>
-        <w:rPr>
-          <w:rStyle w:val="footnote reference"/>
-        </w:rPr>
-        <w:footnoteRef/>
-      </w:r>
-      <w:r>
-        <w:t xml:space="preserve"> </w:t>
-      </w:r>
-      <w:r>
-        <w:t xml:space="preserve">Google NIPS 2015 기술 부채 논문. ML 시스템에 전통적 테스트가 불충분하다는 사실을 2015년에 공식화했다.</w:t>
-      </w:r>
-    </w:p>
-  </w:footnote>
-  <w:footnote w:id="20">
-    <w:p>
-      <w:pPr>
-        <w:pStyle w:val="footnote text"/>
-      </w:pPr>
-      <w:r>
-        <w:rPr>
-          <w:rStyle w:val="footnote reference"/>
-        </w:rPr>
-        <w:footnoteRef/>
-      </w:r>
-      <w:r>
-        <w:t xml:space="preserve"> </w:t>
-      </w:r>
-      <w:r>
-        <w:t xml:space="preserve">Xia et al., 2024, EDDOps. EDD의 공식 정의 및 TDD와의 구조 비교를 제공한다.</w:t>
-      </w:r>
-    </w:p>
-  </w:footnote>
-  <w:footnote w:id="21">
-    <w:p>
-      <w:pPr>
-        <w:pStyle w:val="footnote text"/>
-      </w:pPr>
-      <w:r>
-        <w:rPr>
-          <w:rStyle w:val="footnote reference"/>
-        </w:rPr>
-        <w:footnoteRef/>
-      </w:r>
-      <w:r>
-        <w:t xml:space="preserve"> </w:t>
-      </w:r>
-      <w:r>
-        <w:t xml:space="preserve">Galileo AI. TDD 한계의 실용적 설명. 비결정적 시스템에서 실패 귀인이 불가능해지는 문제를 다룬다.</w:t>
-      </w:r>
-    </w:p>
-  </w:footnote>
-  <w:footnote w:id="22">
-    <w:p>
-      <w:pPr>
-        <w:pStyle w:val="footnote text"/>
-      </w:pPr>
-      <w:r>
-        <w:rPr>
-          <w:rStyle w:val="footnote reference"/>
-        </w:rPr>
-        <w:footnoteRef/>
-      </w:r>
-      <w:r>
-        <w:t xml:space="preserve"> </w:t>
-      </w:r>
-      <w:r>
-        <w:t xml:space="preserve">ML Test Score, Google. 테스트 점수로도 프로덕션 품질 보장이 불가능함을 실증한 연구.</w:t>
-      </w:r>
-    </w:p>
-  </w:footnote>
-  <w:footnote w:id="23">
-    <w:p>
-      <w:pPr>
-        <w:pStyle w:val="footnote text"/>
-      </w:pPr>
-      <w:r>
-        <w:rPr>
-          <w:rStyle w:val="footnote reference"/>
-        </w:rPr>
-        <w:footnoteRef/>
-      </w:r>
-      <w:r>
-        <w:t xml:space="preserve"> </w:t>
-      </w:r>
-      <w:r>
-        <w:t xml:space="preserve">Coralogix. 단위 테스트를 통과한 AI 시스템이 운영 환경에서 실패하는 패턴과 실제 손실 사례를 기술한다.</w:t>
-      </w:r>
-    </w:p>
-  </w:footnote>
-  <w:footnote w:id="24">
-    <w:p>
-      <w:pPr>
-        <w:pStyle w:val="footnote text"/>
-      </w:pPr>
-      <w:r>
-        <w:rPr>
-          <w:rStyle w:val="footnote reference"/>
-        </w:rPr>
-        <w:footnoteRef/>
-      </w:r>
-      <w:r>
-        <w:t xml:space="preserve"> </w:t>
-      </w:r>
-      <w:r>
-        <w:t xml:space="preserve">Ribeiro et al., CheckList, ACL 2020. 단일 정확도 지표 방식의 한계를 체계적으로 논증한 연구. 동일 모델이 조건에 따라 탁월하거나 실패하는 패턴을 실증했다.</w:t>
-      </w:r>
-    </w:p>
-  </w:footnote>
-  <w:footnote w:id="25">
-    <w:p>
-      <w:pPr>
-        <w:pStyle w:val="footnote text"/>
-      </w:pPr>
-      <w:r>
-        <w:rPr>
-          <w:rStyle w:val="footnote reference"/>
-        </w:rPr>
-        <w:footnoteRef/>
-      </w:r>
-      <w:r>
-        <w:t xml:space="preserve"> </w:t>
-      </w:r>
-      <w:r>
-        <w:t xml:space="preserve">Zheng et al., LLM-as-a-Judge, NeurIPS 2023. LLM을 심판 모델로 활용하는 평가 방식의 실증 연구.</w:t>
-      </w:r>
-    </w:p>
-  </w:footnote>
-  <w:footnote w:id="26">
-    <w:p>
-      <w:pPr>
-        <w:pStyle w:val="footnote text"/>
-      </w:pPr>
-      <w:r>
-        <w:rPr>
-          <w:rStyle w:val="footnote reference"/>
-        </w:rPr>
-        <w:footnoteRef/>
-      </w:r>
-      <w:r>
-        <w:t xml:space="preserve"> </w:t>
-      </w:r>
-      <w:r>
-        <w:t xml:space="preserve">LogRocket. AI 시스템 QA에서 사고방식 전환을 논의한 자료. 정확한 출력 검증에서 기대 행동 범위 판단으로의 이동을 다룬다.</w:t>
-      </w:r>
-    </w:p>
-  </w:footnote>
-  <w:footnote w:id="27">
-    <w:p>
-      <w:pPr>
-        <w:pStyle w:val="footnote text"/>
-      </w:pPr>
-      <w:r>
-        <w:rPr>
-          <w:rStyle w:val="footnote reference"/>
-        </w:rPr>
-        <w:footnoteRef/>
-      </w:r>
-      <w:r>
-        <w:t xml:space="preserve"> </w:t>
-      </w:r>
-      <w:r>
-        <w:t xml:space="preserve">집필 기준 문서. ch03 연결 지침 및 시스템 구조 설계로의 전환 동기를 포함한다.</w:t>
-      </w:r>
-    </w:p>
-  </w:footnote>
-  <w:footnote w:id="28">
     <w:p>
       <w:pPr>
         <w:pStyle w:val="footnote text"/>

--- a/export/ch02_draft_v8.docx
+++ b/export/ch02_draft_v8.docx
@@ -3433,7 +3433,7 @@
         <w:t xml:space="preserve"> </w:t>
       </w:r>
       <w:r>
-        <w:t xml:space="preserve">Suresh, 2025. TDD→BDD→EDD 계보를 실무자 관점에서 정리한 자료.</w:t>
+        <w:t xml:space="preserve">Vivek Suresh. (2025). From Test- and Behavior-Driven to Evaluation-Driven Development. https://medium.com/ylogx/from-test-and-behavior-driven-to-evaluation-driven-development-68865002aea2</w:t>
       </w:r>
     </w:p>
   </w:footnote>
@@ -3452,7 +3452,7 @@
         <w:t xml:space="preserve"> </w:t>
       </w:r>
       <w:r>
-        <w:t xml:space="preserve">Zhang et al. ML 테스팅 분야 서베이. 테스트 오라클(test oracle) 개념과 ML 시스템에서의 오라클 문제를 포함한다.</w:t>
+        <w:t xml:space="preserve">Jie M. Zhang, Mark Harman, Lei Ma, Yang Liu. (2022). Machine Learning Testing: Survey, Landscapes and Horizons. https://arxiv.org/abs/1906.10742</w:t>
       </w:r>
     </w:p>
   </w:footnote>
@@ -3471,7 +3471,7 @@
         <w:t xml:space="preserve"> </w:t>
       </w:r>
       <w:r>
-        <w:t xml:space="preserve">arXiv 2508.20737. AI 시스템 개발에서의 세 가지 패러다임 전환을 프레임으로 제시하는 논문.</w:t>
+        <w:t xml:space="preserve">(arXiv 2508.20737 저자진). (2025). Rethinking Testing for LLM Applications: Characteristics, Challenges, and a Lightweight Interaction Protocol. https://arxiv.org/abs/2508.20737</w:t>
       </w:r>
     </w:p>
   </w:footnote>
@@ -3490,7 +3490,7 @@
         <w:t xml:space="preserve"> </w:t>
       </w:r>
       <w:r>
-        <w:t xml:space="preserve">Cooper et al. 비결정론의 개념적 정의와 공정성 지표 변동 사례를 포함한 AI 시스템 비결정성 분석.</w:t>
+        <w:t xml:space="preserve">A. Feder Cooper, Jonathan Frankle, Christopher De Sa. (2022). Non-Determinism and the Lawlessness of Machine Learning Code. https://arxiv.org/pdf/2206.11834</w:t>
       </w:r>
     </w:p>
   </w:footnote>
@@ -3509,7 +3509,7 @@
         <w:t xml:space="preserve"> </w:t>
       </w:r>
       <w:r>
-        <w:t xml:space="preserve">Thinking Machines Lab. LLM 비결정성의 기술적 원인—부동소수점 연산 순서, 병렬 처리 환경 등—을 상세히 서술한다.</w:t>
+        <w:t xml:space="preserve">Horace He, Thinking Machines Lab. (2025). Defeating Nondeterminism in LLM Inference. https://thinkingmachines.ai/blog/defeating-nondeterminism-in-llm-inference/</w:t>
       </w:r>
     </w:p>
   </w:footnote>
@@ -3528,7 +3528,7 @@
         <w:t xml:space="preserve"> </w:t>
       </w:r>
       <w:r>
-        <w:t xml:space="preserve">비결정론 논문, 2024. CodeContests 벤치마크에서 temperature=0 설정 하에서도 75.76%의 출력 불일치가 관찰되었음을 보고한다.</w:t>
+        <w:t xml:space="preserve">Bolaji Akinwande, Ana Marasović, et al.. (2024). Non-Determinism of 'Deterministic' LLM Settings. https://arxiv.org/abs/2408.04667</w:t>
       </w:r>
     </w:p>
   </w:footnote>
@@ -3547,7 +3547,7 @@
         <w:t xml:space="preserve"> </w:t>
       </w:r>
       <w:r>
-        <w:t xml:space="preserve">AWS. 비결정론적 AI 시스템에서의 테스트 전략과 출력 제어 수단에 대한 실용적 가이드.</w:t>
+        <w:t xml:space="preserve">AWS Developer Relations. (2024). Beyond Traditional Testing: Addressing the Challenges of Non-Deterministic Software. https://dev.to/aws/beyond-traditional-testing-addressing-the-challenges-of-non-deterministic-software-583a</w:t>
       </w:r>
     </w:p>
   </w:footnote>
@@ -3566,7 +3566,7 @@
         <w:t xml:space="preserve"> </w:t>
       </w:r>
       <w:r>
-        <w:t xml:space="preserve">Google NIPS 2015 기술 부채 논문. ML 시스템에 전통적 테스트가 불충분하다는 사실을 2015년에 공식화했다.</w:t>
+        <w:t xml:space="preserve">D. Sculley, Gary Holt, Daniel Golovin, Eugene Davydov, Todd Phillips, Dietmar Ebner, Vinay Chaudhary, Michael Young, Jean-François Crespo, Dan Dennison. (2015). Hidden Technical Debt in Machine Learning Systems. https://proceedings.neurips.cc/paper_files/paper/2015/file/86df7dcfd896fcaf2674f757a2463eba-Paper.pdf</w:t>
       </w:r>
     </w:p>
   </w:footnote>
@@ -3585,7 +3585,7 @@
         <w:t xml:space="preserve"> </w:t>
       </w:r>
       <w:r>
-        <w:t xml:space="preserve">Xia et al., 2024, EDDOps. EDD의 공식 정의 및 TDD와의 구조 비교를 제공한다.</w:t>
+        <w:t xml:space="preserve">Boming Xia, Qinghua Lu, Liming Zhu, Zhenchang Xing, Dehai Zhao, Hao Zhang. (2024). Evaluation-Driven Development and Operations of LLM Agents: A Process Model and Reference Architecture. https://arxiv.org/abs/2411.13768</w:t>
       </w:r>
     </w:p>
   </w:footnote>
@@ -3604,7 +3604,7 @@
         <w:t xml:space="preserve"> </w:t>
       </w:r>
       <w:r>
-        <w:t xml:space="preserve">Galileo AI. TDD 한계의 실용적 설명. 비결정적 시스템에서 실패 귀인이 불가능해지는 문제를 다룬다.</w:t>
+        <w:t xml:space="preserve">Galileo AI Team. (2024). Adapting TDD for Reliable AI Systems. https://galileo.ai/blog/test-driven-development-ai-systems</w:t>
       </w:r>
     </w:p>
   </w:footnote>
@@ -3623,7 +3623,7 @@
         <w:t xml:space="preserve"> </w:t>
       </w:r>
       <w:r>
-        <w:t xml:space="preserve">ML Test Score, Google. 테스트 점수로도 프로덕션 품질 보장이 불가능함을 실증한 연구.</w:t>
+        <w:t xml:space="preserve">Eric Breck, Shanqing Cai, Eric Nielsen, Michael Salib, D. Sculley. (2017). The ML Test Score: A Rubric for ML Production Readiness and Technical Debt Reduction. https://research.google/pubs/the-ml-test-score-a-rubric-for-ml-production-readiness-and-technical-debt-reduction/</w:t>
       </w:r>
     </w:p>
   </w:footnote>
@@ -3642,7 +3642,7 @@
         <w:t xml:space="preserve"> </w:t>
       </w:r>
       <w:r>
-        <w:t xml:space="preserve">Coralogix. 단위 테스트를 통과한 AI 시스템이 운영 환경에서 실패하는 패턴과 실제 손실 사례를 기술한다.</w:t>
+        <w:t xml:space="preserve">Coralogix. (2025). Why Traditional Testing Fails for AI Agents (and What Actually Works). https://coralogix.com/ai-blog/why-traditional-testing-fails-for-ai-agents-and-what-actually-works/</w:t>
       </w:r>
     </w:p>
   </w:footnote>
@@ -3661,7 +3661,7 @@
         <w:t xml:space="preserve"> </w:t>
       </w:r>
       <w:r>
-        <w:t xml:space="preserve">Ribeiro et al., CheckList, ACL 2020. 단일 정확도 지표 방식의 한계를 체계적으로 논증한 연구. 동일 모델이 조건에 따라 탁월하거나 실패하는 패턴을 실증했다.</w:t>
+        <w:t xml:space="preserve">Marco Tulio Ribeiro, Tongshuang Wu, Carlos Guestrin, Sameer Singh. (2020). Beyond Accuracy: Behavioral Testing of NLP Models with CheckList. https://aclanthology.org/2020.acl-main.442/</w:t>
       </w:r>
     </w:p>
   </w:footnote>
@@ -3680,7 +3680,7 @@
         <w:t xml:space="preserve"> </w:t>
       </w:r>
       <w:r>
-        <w:t xml:space="preserve">Zheng et al., LLM-as-a-Judge, NeurIPS 2023. LLM을 심판 모델로 활용하는 평가 방식의 실증 연구.</w:t>
+        <w:t xml:space="preserve">Lianmin Zheng, Wei-Lin Chiang, Ying Sheng, et al.. (2023). Judging LLM-as-a-Judge with MT-Bench and Chatbot Arena. https://arxiv.org/abs/2306.05685</w:t>
       </w:r>
     </w:p>
   </w:footnote>
@@ -3699,7 +3699,7 @@
         <w:t xml:space="preserve"> </w:t>
       </w:r>
       <w:r>
-        <w:t xml:space="preserve">LogRocket. AI 시스템 QA에서 사고방식 전환을 논의한 자료. 정확한 출력 검증에서 기대 행동 범위 판단으로의 이동을 다룬다.</w:t>
+        <w:t xml:space="preserve">LogRocket Blog 편집팀. (2025). LLMs are facing a QA crisis: Here's how we could solve it. https://blog.logrocket.com/llms-are-facing-a-qa-crisis/</w:t>
       </w:r>
     </w:p>
   </w:footnote>
@@ -3718,7 +3718,7 @@
         <w:t xml:space="preserve"> </w:t>
       </w:r>
       <w:r>
-        <w:t xml:space="preserve">집필 기준 문서. ch03 연결 지침 및 시스템 구조 설계로의 전환 동기를 포함한다.</w:t>
+        <w:t xml:space="preserve">AI 시스템 설계 - 1, 2장 세부 기획안 (EDD 및 하네스 관점 반영)</w:t>
       </w:r>
     </w:p>
   </w:footnote>
@@ -3737,7 +3737,7 @@
         <w:t xml:space="preserve"> </w:t>
       </w:r>
       <w:r>
-        <w:t xml:space="preserve">전체 논증 흐름 문서. PART 1의 논증이 PART 2 시스템 구조 설명으로 이어지는 흐름을 기술한다.</w:t>
+        <w:t xml:space="preserve">AI 시스템 설계 - 집필 기획안</w:t>
       </w:r>
     </w:p>
   </w:footnote>
